--- a/fuentes/12210011_CF01_DI.docx
+++ b/fuentes/12210011_CF01_DI.docx
@@ -1,7 +1,359 @@
 
 <file path=word/document.xml><?xml version="1.0" encoding="utf-8"?>
-<w:document xmlns:wpc="http://schemas.microsoft.com/office/word/2010/wordprocessingCanvas" xmlns:cx="http://schemas.microsoft.com/office/drawing/2014/chartex" xmlns:cx1="http://schemas.microsoft.com/office/drawing/2015/9/8/chartex" xmlns:cx2="http://schemas.microsoft.com/office/drawing/2015/10/21/chartex" xmlns:cx3="http://schemas.microsoft.com/office/drawing/2016/5/9/chartex" xmlns:cx4="http://schemas.microsoft.com/office/drawing/2016/5/10/chartex" xmlns:cx5="http://schemas.microsoft.com/office/drawing/2016/5/11/chartex" xmlns:cx6="http://schemas.microsoft.com/office/drawing/2016/5/12/chartex" xmlns:cx7="http://schemas.microsoft.com/office/drawing/2016/5/13/chartex" xmlns:cx8="http://schemas.microsoft.com/office/drawing/2016/5/14/chartex" xmlns:mc="http://schemas.openxmlformats.org/markup-compatibility/2006" xmlns:aink="http://schemas.microsoft.com/office/drawing/2016/ink" xmlns:am3d="http://schemas.microsoft.com/office/drawing/2017/model3d" xmlns:o="urn:schemas-microsoft-com:office:office" xmlns:oel="http://schemas.microsoft.com/office/2019/extlst" xmlns:r="http://schemas.openxmlformats.org/officeDocument/2006/relationships" xmlns:m="http://schemas.openxmlformats.org/officeDocument/2006/math" xmlns:v="urn:schemas-microsoft-com:vml" xmlns:wp14="http://schemas.microsoft.com/office/word/2010/wordprocessingDrawing" xmlns:wp="http://schemas.openxmlformats.org/drawingml/2006/wordprocessingDrawing" xmlns:w10="urn:schemas-microsoft-com:office:word" xmlns:w="http://schemas.openxmlformats.org/wordprocessingml/2006/main" xmlns:w14="http://schemas.microsoft.com/office/word/2010/wordml" xmlns:w15="http://schemas.microsoft.com/office/word/2012/wordml" xmlns:w16cex="http://schemas.microsoft.com/office/word/2018/wordml/cex" xmlns:w16cid="http://schemas.microsoft.com/office/word/2016/wordml/cid" xmlns:w16="http://schemas.microsoft.com/office/word/2018/wordml" xmlns:w16du="http://schemas.microsoft.com/office/word/2023/wordml/word16du" xmlns:w16sdtdh="http://schemas.microsoft.com/office/word/2020/wordml/sdtdatahash" xmlns:w16sdtfl="http://schemas.microsoft.com/office/word/2024/wordml/sdtformatlock" xmlns:w16se="http://schemas.microsoft.com/office/word/2015/wordml/symex" xmlns:wpg="http://schemas.microsoft.com/office/word/2010/wordprocessingGroup" xmlns:wpi="http://schemas.microsoft.com/office/word/2010/wordprocessingInk" xmlns:wne="http://schemas.microsoft.com/office/word/2006/wordml" xmlns:wps="http://schemas.microsoft.com/office/word/2010/wordprocessingShape" mc:Ignorable="w14 w15 w16se w16cid w16 w16cex w16sdtdh w16sdtfl w16du wp14">
+<w:document xmlns:wpc="http://schemas.microsoft.com/office/word/2010/wordprocessingCanvas" xmlns:cx="http://schemas.microsoft.com/office/drawing/2014/chartex" xmlns:cx1="http://schemas.microsoft.com/office/drawing/2015/9/8/chartex" xmlns:cx2="http://schemas.microsoft.com/office/drawing/2015/10/21/chartex" xmlns:cx3="http://schemas.microsoft.com/office/drawing/2016/5/9/chartex" xmlns:cx4="http://schemas.microsoft.com/office/drawing/2016/5/10/chartex" xmlns:cx5="http://schemas.microsoft.com/office/drawing/2016/5/11/chartex" xmlns:cx6="http://schemas.microsoft.com/office/drawing/2016/5/12/chartex" xmlns:cx7="http://schemas.microsoft.com/office/drawing/2016/5/13/chartex" xmlns:cx8="http://schemas.microsoft.com/office/drawing/2016/5/14/chartex" xmlns:mc="http://schemas.openxmlformats.org/markup-compatibility/2006" xmlns:aink="http://schemas.microsoft.com/office/drawing/2016/ink" xmlns:am3d="http://schemas.microsoft.com/office/drawing/2017/model3d" xmlns:o="urn:schemas-microsoft-com:office:office" xmlns:oel="http://schemas.microsoft.com/office/2019/extlst" xmlns:r="http://schemas.openxmlformats.org/officeDocument/2006/relationships" xmlns:m="http://schemas.openxmlformats.org/officeDocument/2006/math" xmlns:v="urn:schemas-microsoft-com:vml" xmlns:wp14="http://schemas.microsoft.com/office/word/2010/wordprocessingDrawing" xmlns:wp="http://schemas.openxmlformats.org/drawingml/2006/wordprocessingDrawing" xmlns:w10="urn:schemas-microsoft-com:office:word" xmlns:w="http://schemas.openxmlformats.org/wordprocessingml/2006/main" xmlns:w14="http://schemas.microsoft.com/office/word/2010/wordml" xmlns:w15="http://schemas.microsoft.com/office/word/2012/wordml" xmlns:w16cex="http://schemas.microsoft.com/office/word/2018/wordml/cex" xmlns:w16cid="http://schemas.microsoft.com/office/word/2016/wordml/cid" xmlns:w16="http://schemas.microsoft.com/office/word/2018/wordml" xmlns:w16du="http://schemas.microsoft.com/office/word/2023/wordml/word16du" xmlns:w16sdtdh="http://schemas.microsoft.com/office/word/2020/wordml/sdtdatahash" xmlns:w16sdtfl="http://schemas.microsoft.com/office/word/2024/wordml/sdtformatlock" xmlns:w16se="http://schemas.microsoft.com/office/word/2015/wordml/symex" xmlns:wpg="http://schemas.microsoft.com/office/word/2010/wordprocessingGroup" xmlns:wpi="http://schemas.microsoft.com/office/word/2010/wordprocessingInk" xmlns:wne="http://schemas.microsoft.com/office/word/2006/wordml" xmlns:wps="http://schemas.microsoft.com/office/word/2010/wordprocessingShape" xmlns:a="http://schemas.openxmlformats.org/drawingml/2006/main" xmlns:pic="http://schemas.openxmlformats.org/drawingml/2006/picture" xmlns:a14="http://schemas.microsoft.com/office/drawing/2010/main" mc:Ignorable="w14 w15 w16se w16cid w16 w16cex w16sdtdh w16sdtfl w16du wp14">
   <w:body>
+    <w:p>
+      <w:pPr>
+        <w:pStyle w:val="Normal0"/>
+        <w:tabs>
+          <w:tab w:val="left" w:leader="none" w:pos="3224"/>
+        </w:tabs>
+        <w:jc w:val="center"/>
+        <w:rPr>
+          <w:b w:val="1"/>
+          <w:bCs w:val="1"/>
+          <w:color w:val="000000" w:themeColor="text1" w:themeTint="FF" w:themeShade="FF"/>
+          <w:sz w:val="20"/>
+          <w:szCs w:val="20"/>
+        </w:rPr>
+      </w:pPr>
+    </w:p>
+    <w:p>
+      <w:pPr>
+        <w:pStyle w:val="Normal0"/>
+        <w:tabs>
+          <w:tab w:val="left" w:leader="none" w:pos="3224"/>
+        </w:tabs>
+        <w:jc w:val="center"/>
+        <w:rPr>
+          <w:b w:val="1"/>
+          <w:bCs w:val="1"/>
+          <w:color w:val="000000" w:themeColor="text1" w:themeTint="FF" w:themeShade="FF"/>
+          <w:sz w:val="20"/>
+          <w:szCs w:val="20"/>
+        </w:rPr>
+      </w:pPr>
+    </w:p>
+    <w:p>
+      <w:pPr>
+        <w:pStyle w:val="Normal0"/>
+        <w:tabs>
+          <w:tab w:val="left" w:leader="none" w:pos="3224"/>
+        </w:tabs>
+        <w:jc w:val="center"/>
+        <w:rPr>
+          <w:b w:val="1"/>
+          <w:bCs w:val="1"/>
+          <w:color w:val="000000" w:themeColor="text1" w:themeTint="FF" w:themeShade="FF"/>
+          <w:sz w:val="20"/>
+          <w:szCs w:val="20"/>
+        </w:rPr>
+      </w:pPr>
+    </w:p>
+    <w:p>
+      <w:pPr>
+        <w:pStyle w:val="Normal0"/>
+        <w:tabs>
+          <w:tab w:val="left" w:leader="none" w:pos="3224"/>
+        </w:tabs>
+        <w:jc w:val="center"/>
+        <w:rPr>
+          <w:b w:val="1"/>
+          <w:bCs w:val="1"/>
+          <w:color w:val="000000" w:themeColor="text1" w:themeTint="FF" w:themeShade="FF"/>
+          <w:sz w:val="20"/>
+          <w:szCs w:val="20"/>
+        </w:rPr>
+      </w:pPr>
+    </w:p>
+    <w:p>
+      <w:pPr>
+        <w:pStyle w:val="Normal0"/>
+        <w:tabs>
+          <w:tab w:val="left" w:leader="none" w:pos="3224"/>
+        </w:tabs>
+        <w:jc w:val="center"/>
+        <w:rPr>
+          <w:b w:val="1"/>
+          <w:bCs w:val="1"/>
+          <w:color w:val="000000" w:themeColor="text1" w:themeTint="FF" w:themeShade="FF"/>
+          <w:sz w:val="20"/>
+          <w:szCs w:val="20"/>
+        </w:rPr>
+      </w:pPr>
+    </w:p>
+    <w:p>
+      <w:pPr>
+        <w:pStyle w:val="Normal0"/>
+        <w:tabs>
+          <w:tab w:val="left" w:leader="none" w:pos="3224"/>
+        </w:tabs>
+        <w:jc w:val="center"/>
+        <w:rPr>
+          <w:b w:val="1"/>
+          <w:bCs w:val="1"/>
+          <w:color w:val="000000" w:themeColor="text1" w:themeTint="FF" w:themeShade="FF"/>
+          <w:sz w:val="20"/>
+          <w:szCs w:val="20"/>
+        </w:rPr>
+      </w:pPr>
+    </w:p>
+    <w:p>
+      <w:pPr>
+        <w:pStyle w:val="Normal0"/>
+        <w:tabs>
+          <w:tab w:val="left" w:leader="none" w:pos="3224"/>
+        </w:tabs>
+        <w:jc w:val="center"/>
+        <w:rPr>
+          <w:b w:val="1"/>
+          <w:bCs w:val="1"/>
+          <w:color w:val="000000" w:themeColor="text1" w:themeTint="FF" w:themeShade="FF"/>
+          <w:sz w:val="20"/>
+          <w:szCs w:val="20"/>
+        </w:rPr>
+      </w:pPr>
+    </w:p>
+    <w:p>
+      <w:pPr>
+        <w:pStyle w:val="Normal0"/>
+        <w:tabs>
+          <w:tab w:val="left" w:leader="none" w:pos="3224"/>
+        </w:tabs>
+        <w:jc w:val="center"/>
+        <w:rPr>
+          <w:b w:val="1"/>
+          <w:bCs w:val="1"/>
+          <w:color w:val="000000" w:themeColor="text1" w:themeTint="FF" w:themeShade="FF"/>
+          <w:sz w:val="20"/>
+          <w:szCs w:val="20"/>
+        </w:rPr>
+      </w:pPr>
+    </w:p>
+    <w:p>
+      <w:pPr>
+        <w:pStyle w:val="Normal0"/>
+        <w:tabs>
+          <w:tab w:val="left" w:leader="none" w:pos="3224"/>
+        </w:tabs>
+        <w:jc w:val="center"/>
+        <w:rPr>
+          <w:b w:val="1"/>
+          <w:bCs w:val="1"/>
+          <w:color w:val="000000" w:themeColor="text1" w:themeTint="FF" w:themeShade="FF"/>
+          <w:sz w:val="20"/>
+          <w:szCs w:val="20"/>
+        </w:rPr>
+      </w:pPr>
+    </w:p>
+    <w:p>
+      <w:pPr>
+        <w:pStyle w:val="Normal0"/>
+        <w:tabs>
+          <w:tab w:val="left" w:leader="none" w:pos="3224"/>
+        </w:tabs>
+        <w:jc w:val="center"/>
+        <w:rPr>
+          <w:b w:val="1"/>
+          <w:bCs w:val="1"/>
+          <w:color w:val="000000" w:themeColor="text1" w:themeTint="FF" w:themeShade="FF"/>
+          <w:sz w:val="20"/>
+          <w:szCs w:val="20"/>
+        </w:rPr>
+      </w:pPr>
+    </w:p>
+    <w:p>
+      <w:pPr>
+        <w:pStyle w:val="Normal0"/>
+        <w:tabs>
+          <w:tab w:val="left" w:leader="none" w:pos="3224"/>
+        </w:tabs>
+        <w:jc w:val="center"/>
+        <w:rPr>
+          <w:b w:val="1"/>
+          <w:bCs w:val="1"/>
+          <w:color w:val="000000" w:themeColor="text1" w:themeTint="FF" w:themeShade="FF"/>
+          <w:sz w:val="20"/>
+          <w:szCs w:val="20"/>
+        </w:rPr>
+      </w:pPr>
+    </w:p>
+    <w:p>
+      <w:pPr>
+        <w:pStyle w:val="Normal0"/>
+        <w:tabs>
+          <w:tab w:val="left" w:leader="none" w:pos="3224"/>
+        </w:tabs>
+        <w:jc w:val="center"/>
+        <w:rPr>
+          <w:b w:val="1"/>
+          <w:bCs w:val="1"/>
+          <w:color w:val="000000" w:themeColor="text1" w:themeTint="FF" w:themeShade="FF"/>
+          <w:sz w:val="20"/>
+          <w:szCs w:val="20"/>
+        </w:rPr>
+      </w:pPr>
+    </w:p>
+    <w:p>
+      <w:pPr>
+        <w:pStyle w:val="Normal0"/>
+        <w:tabs>
+          <w:tab w:val="left" w:leader="none" w:pos="3224"/>
+        </w:tabs>
+        <w:jc w:val="center"/>
+        <w:rPr>
+          <w:b w:val="1"/>
+          <w:bCs w:val="1"/>
+          <w:color w:val="000000" w:themeColor="text1" w:themeTint="FF" w:themeShade="FF"/>
+          <w:sz w:val="20"/>
+          <w:szCs w:val="20"/>
+        </w:rPr>
+      </w:pPr>
+    </w:p>
+    <w:p>
+      <w:pPr>
+        <w:pStyle w:val="Normal0"/>
+        <w:tabs>
+          <w:tab w:val="left" w:leader="none" w:pos="3224"/>
+        </w:tabs>
+        <w:jc w:val="center"/>
+        <w:rPr>
+          <w:b w:val="1"/>
+          <w:bCs w:val="1"/>
+          <w:color w:val="000000" w:themeColor="text1" w:themeTint="FF" w:themeShade="FF"/>
+          <w:sz w:val="20"/>
+          <w:szCs w:val="20"/>
+        </w:rPr>
+      </w:pPr>
+    </w:p>
+    <w:p>
+      <w:pPr>
+        <w:pStyle w:val="Normal0"/>
+        <w:tabs>
+          <w:tab w:val="left" w:leader="none" w:pos="3224"/>
+        </w:tabs>
+        <w:jc w:val="center"/>
+        <w:rPr>
+          <w:b w:val="1"/>
+          <w:bCs w:val="1"/>
+          <w:color w:val="000000" w:themeColor="text1" w:themeTint="FF" w:themeShade="FF"/>
+          <w:sz w:val="20"/>
+          <w:szCs w:val="20"/>
+        </w:rPr>
+      </w:pPr>
+    </w:p>
+    <w:p>
+      <w:pPr>
+        <w:pStyle w:val="Normal0"/>
+        <w:tabs>
+          <w:tab w:val="left" w:leader="none" w:pos="3224"/>
+        </w:tabs>
+        <w:jc w:val="center"/>
+        <w:rPr>
+          <w:b w:val="1"/>
+          <w:bCs w:val="1"/>
+          <w:color w:val="000000" w:themeColor="text1" w:themeTint="FF" w:themeShade="FF"/>
+          <w:sz w:val="20"/>
+          <w:szCs w:val="20"/>
+        </w:rPr>
+      </w:pPr>
+    </w:p>
+    <w:p>
+      <w:pPr>
+        <w:pStyle w:val="Normal0"/>
+        <w:tabs>
+          <w:tab w:val="left" w:leader="none" w:pos="3224"/>
+        </w:tabs>
+        <w:jc w:val="center"/>
+        <w:rPr>
+          <w:b w:val="1"/>
+          <w:bCs w:val="1"/>
+          <w:color w:val="000000" w:themeColor="text1" w:themeTint="FF" w:themeShade="FF"/>
+          <w:sz w:val="20"/>
+          <w:szCs w:val="20"/>
+        </w:rPr>
+      </w:pPr>
+    </w:p>
+    <w:p>
+      <w:pPr>
+        <w:pStyle w:val="Normal0"/>
+        <w:tabs>
+          <w:tab w:val="left" w:leader="none" w:pos="3224"/>
+        </w:tabs>
+        <w:jc w:val="center"/>
+        <w:rPr>
+          <w:b w:val="1"/>
+          <w:bCs w:val="1"/>
+          <w:color w:val="000000" w:themeColor="text1" w:themeTint="FF" w:themeShade="FF"/>
+          <w:sz w:val="20"/>
+          <w:szCs w:val="20"/>
+        </w:rPr>
+      </w:pPr>
+    </w:p>
+    <w:p>
+      <w:pPr>
+        <w:pStyle w:val="Normal0"/>
+        <w:tabs>
+          <w:tab w:val="left" w:leader="none" w:pos="3224"/>
+        </w:tabs>
+        <w:jc w:val="center"/>
+        <w:rPr>
+          <w:b w:val="1"/>
+          <w:bCs w:val="1"/>
+          <w:color w:val="000000" w:themeColor="text1" w:themeTint="FF" w:themeShade="FF"/>
+          <w:sz w:val="20"/>
+          <w:szCs w:val="20"/>
+        </w:rPr>
+      </w:pPr>
+    </w:p>
+    <w:p>
+      <w:pPr>
+        <w:pStyle w:val="Normal0"/>
+        <w:tabs>
+          <w:tab w:val="left" w:leader="none" w:pos="3224"/>
+        </w:tabs>
+        <w:jc w:val="center"/>
+        <w:rPr>
+          <w:b w:val="1"/>
+          <w:bCs w:val="1"/>
+          <w:color w:val="000000" w:themeColor="text1" w:themeTint="FF" w:themeShade="FF"/>
+          <w:sz w:val="20"/>
+          <w:szCs w:val="20"/>
+        </w:rPr>
+      </w:pPr>
+    </w:p>
+    <w:p>
+      <w:pPr>
+        <w:pStyle w:val="Normal0"/>
+        <w:tabs>
+          <w:tab w:val="left" w:leader="none" w:pos="3224"/>
+        </w:tabs>
+        <w:jc w:val="center"/>
+        <w:rPr>
+          <w:b w:val="1"/>
+          <w:bCs w:val="1"/>
+          <w:color w:val="000000" w:themeColor="text1" w:themeTint="FF" w:themeShade="FF"/>
+          <w:sz w:val="20"/>
+          <w:szCs w:val="20"/>
+        </w:rPr>
+      </w:pPr>
+    </w:p>
+    <w:p>
+      <w:pPr>
+        <w:pStyle w:val="Normal0"/>
+        <w:tabs>
+          <w:tab w:val="left" w:leader="none" w:pos="3224"/>
+        </w:tabs>
+        <w:jc w:val="center"/>
+        <w:rPr>
+          <w:b w:val="1"/>
+          <w:bCs w:val="1"/>
+          <w:color w:val="000000" w:themeColor="text1" w:themeTint="FF" w:themeShade="FF"/>
+          <w:sz w:val="20"/>
+          <w:szCs w:val="20"/>
+        </w:rPr>
+      </w:pPr>
+    </w:p>
     <w:p>
       <w:pPr>
         <w:pStyle w:val="Normal0"/>
@@ -46,12 +398,12 @@
         <w:tblW w:w="9962" w:type="dxa"/>
         <w:tblInd w:w="0" w:type="dxa"/>
         <w:tblBorders>
-          <w:top w:val="single" w:sz="4" w:space="0" w:color="000000"/>
-          <w:left w:val="single" w:sz="4" w:space="0" w:color="000000"/>
-          <w:bottom w:val="single" w:sz="4" w:space="0" w:color="000000"/>
-          <w:right w:val="single" w:sz="4" w:space="0" w:color="000000"/>
-          <w:insideH w:val="single" w:sz="4" w:space="0" w:color="000000"/>
-          <w:insideV w:val="single" w:sz="4" w:space="0" w:color="000000"/>
+          <w:top w:val="single" w:color="000000" w:sz="4" w:space="0"/>
+          <w:left w:val="single" w:color="000000" w:sz="4" w:space="0"/>
+          <w:bottom w:val="single" w:color="000000" w:sz="4" w:space="0"/>
+          <w:right w:val="single" w:color="000000" w:sz="4" w:space="0"/>
+          <w:insideH w:val="single" w:color="000000" w:sz="4" w:space="0"/>
+          <w:insideV w:val="single" w:color="000000" w:sz="4" w:space="0"/>
         </w:tblBorders>
         <w:tblLayout w:type="fixed"/>
         <w:tblLook w:val="04A0" w:firstRow="1" w:lastRow="0" w:firstColumn="1" w:lastColumn="0" w:noHBand="0" w:noVBand="1"/>
@@ -135,12 +487,12 @@
         <w:tblW w:w="10104" w:type="dxa"/>
         <w:tblInd w:w="0" w:type="dxa"/>
         <w:tblBorders>
-          <w:top w:val="single" w:sz="4" w:space="0" w:color="000000"/>
-          <w:left w:val="single" w:sz="4" w:space="0" w:color="000000"/>
-          <w:bottom w:val="single" w:sz="4" w:space="0" w:color="000000"/>
-          <w:right w:val="single" w:sz="4" w:space="0" w:color="000000"/>
-          <w:insideH w:val="single" w:sz="4" w:space="0" w:color="000000"/>
-          <w:insideV w:val="single" w:sz="4" w:space="0" w:color="000000"/>
+          <w:top w:val="single" w:color="000000" w:sz="4" w:space="0"/>
+          <w:left w:val="single" w:color="000000" w:sz="4" w:space="0"/>
+          <w:bottom w:val="single" w:color="000000" w:sz="4" w:space="0"/>
+          <w:right w:val="single" w:color="000000" w:sz="4" w:space="0"/>
+          <w:insideH w:val="single" w:color="000000" w:sz="4" w:space="0"/>
+          <w:insideV w:val="single" w:color="000000" w:sz="4" w:space="0"/>
         </w:tblBorders>
         <w:tblLayout w:type="fixed"/>
         <w:tblLook w:val="04A0" w:firstRow="1" w:lastRow="0" w:firstColumn="1" w:lastColumn="0" w:noHBand="0" w:noVBand="1"/>
@@ -300,6 +652,13 @@
                 <w:szCs w:val="20"/>
               </w:rPr>
               <w:br/>
+            </w:r>
+            <w:r>
+              <w:rPr>
+                <w:color w:val="000000" w:themeColor="text1"/>
+                <w:sz w:val="20"/>
+                <w:szCs w:val="20"/>
+              </w:rPr>
               <w:t xml:space="preserve">260101053-02. </w:t>
             </w:r>
             <w:r>
@@ -343,12 +702,12 @@
         <w:tblW w:w="9962" w:type="dxa"/>
         <w:tblInd w:w="0" w:type="dxa"/>
         <w:tblBorders>
-          <w:top w:val="single" w:sz="4" w:space="0" w:color="000000"/>
-          <w:left w:val="single" w:sz="4" w:space="0" w:color="000000"/>
-          <w:bottom w:val="single" w:sz="4" w:space="0" w:color="000000"/>
-          <w:right w:val="single" w:sz="4" w:space="0" w:color="000000"/>
-          <w:insideH w:val="single" w:sz="4" w:space="0" w:color="000000"/>
-          <w:insideV w:val="single" w:sz="4" w:space="0" w:color="000000"/>
+          <w:top w:val="single" w:color="000000" w:sz="4" w:space="0"/>
+          <w:left w:val="single" w:color="000000" w:sz="4" w:space="0"/>
+          <w:bottom w:val="single" w:color="000000" w:sz="4" w:space="0"/>
+          <w:right w:val="single" w:color="000000" w:sz="4" w:space="0"/>
+          <w:insideH w:val="single" w:color="000000" w:sz="4" w:space="0"/>
+          <w:insideV w:val="single" w:color="000000" w:sz="4" w:space="0"/>
         </w:tblBorders>
         <w:tblLayout w:type="fixed"/>
         <w:tblLook w:val="04A0" w:firstRow="1" w:lastRow="0" w:firstColumn="1" w:lastColumn="0" w:noHBand="0" w:noVBand="1"/>
@@ -623,12 +982,12 @@
         <w:tblW w:w="9962" w:type="dxa"/>
         <w:tblInd w:w="0" w:type="dxa"/>
         <w:tblBorders>
-          <w:top w:val="single" w:sz="4" w:space="0" w:color="000000"/>
-          <w:left w:val="single" w:sz="4" w:space="0" w:color="000000"/>
-          <w:bottom w:val="single" w:sz="4" w:space="0" w:color="000000"/>
-          <w:right w:val="single" w:sz="4" w:space="0" w:color="000000"/>
-          <w:insideH w:val="single" w:sz="4" w:space="0" w:color="000000"/>
-          <w:insideV w:val="single" w:sz="4" w:space="0" w:color="000000"/>
+          <w:top w:val="single" w:color="000000" w:sz="4" w:space="0"/>
+          <w:left w:val="single" w:color="000000" w:sz="4" w:space="0"/>
+          <w:bottom w:val="single" w:color="000000" w:sz="4" w:space="0"/>
+          <w:right w:val="single" w:color="000000" w:sz="4" w:space="0"/>
+          <w:insideH w:val="single" w:color="000000" w:sz="4" w:space="0"/>
+          <w:insideV w:val="single" w:color="000000" w:sz="4" w:space="0"/>
         </w:tblBorders>
         <w:tblLayout w:type="fixed"/>
         <w:tblLook w:val="04A0" w:firstRow="1" w:lastRow="0" w:firstColumn="1" w:lastColumn="0" w:noHBand="0" w:noVBand="1"/>
@@ -1160,7 +1519,6 @@
           <w:sz w:val="20"/>
           <w:szCs w:val="20"/>
         </w:rPr>
-        <w:lastRenderedPageBreak/>
         <w:t>Coherencia verbal y no verbal</w:t>
       </w:r>
     </w:p>
@@ -1635,9 +1993,9 @@
             </w:drawing>
           </mc:Choice>
           <mc:Fallback>
-            <w:pict>
-              <v:rect w14:anchorId="1989074A" id="Rectángulo 249" o:spid="_x0000_s1026" style="width:426.15pt;height:57.65pt;visibility:visible;mso-wrap-style:square;mso-left-percent:-10001;mso-top-percent:-10001;mso-position-horizontal:absolute;mso-position-horizontal-relative:char;mso-position-vertical:absolute;mso-position-vertical-relative:line;mso-left-percent:-10001;mso-top-percent:-10001;v-text-anchor:middle" o:gfxdata="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" fillcolor="#39a900" strokecolor="#42719b" strokeweight="1pt">
-                <v:stroke startarrowwidth="narrow" startarrowlength="short" endarrowwidth="narrow" endarrowlength="short" miterlimit="5243f"/>
+            <w:pict w14:anchorId="7E9FA3E2">
+              <v:rect id="Rectángulo 249" style="width:426.15pt;height:57.65pt;visibility:visible;mso-wrap-style:square;mso-left-percent:-10001;mso-top-percent:-10001;mso-position-horizontal:absolute;mso-position-horizontal-relative:char;mso-position-vertical:absolute;mso-position-vertical-relative:line;mso-left-percent:-10001;mso-top-percent:-10001;v-text-anchor:middle" o:spid="_x0000_s1026" fillcolor="#39a900" strokecolor="#42719b" strokeweight="1pt" w14:anchorId="1989074A" o:gfxdata="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">
+                <v:stroke miterlimit="5243f" startarrowwidth="narrow" startarrowlength="short" endarrowwidth="narrow" endarrowlength="short"/>
                 <v:textbox inset="2.53958mm,1.2694mm,2.53958mm,1.2694mm">
                   <w:txbxContent>
                     <w:p>
@@ -1996,7 +2354,6 @@
           <w:sz w:val="20"/>
           <w:szCs w:val="20"/>
         </w:rPr>
-        <w:lastRenderedPageBreak/>
         <w:t>Cuando ese flujo se debilita o se fragmenta, las consecuencias aparecen rápido: instrucciones que deben repetirse, tareas duplicadas entre áreas, rumores que sustituyen a la información oficial y desmotivación frente a objetivos que nadie explicó. Ninguna de esas señales se presenta como un problema de comunicación, aunque todas lo son.</w:t>
       </w:r>
     </w:p>
@@ -2240,6 +2597,13 @@
           <w:szCs w:val="20"/>
         </w:rPr>
         <w:br/>
+      </w:r>
+      <w:r>
+        <w:rPr>
+          <w:color w:val="000000" w:themeColor="text1"/>
+          <w:sz w:val="20"/>
+          <w:szCs w:val="20"/>
+        </w:rPr>
         <w:t>b) Comprensión real de las decisiones tomadas</w:t>
       </w:r>
       <w:r>
@@ -2249,6 +2613,13 @@
           <w:szCs w:val="20"/>
         </w:rPr>
         <w:br/>
+      </w:r>
+      <w:r>
+        <w:rPr>
+          <w:color w:val="000000" w:themeColor="text1"/>
+          <w:sz w:val="20"/>
+          <w:szCs w:val="20"/>
+        </w:rPr>
         <w:t>c) Presencia de escucha activa en las conversaciones</w:t>
       </w:r>
       <w:r>
@@ -2258,6 +2629,13 @@
           <w:szCs w:val="20"/>
         </w:rPr>
         <w:br/>
+      </w:r>
+      <w:r>
+        <w:rPr>
+          <w:color w:val="000000" w:themeColor="text1"/>
+          <w:sz w:val="20"/>
+          <w:szCs w:val="20"/>
+        </w:rPr>
         <w:t>d) Existencia de espacios para expresar inquietudes y desacuerdos</w:t>
       </w:r>
       <w:commentRangeEnd w:id="1"/>
@@ -2410,8 +2788,8 @@
             </w:drawing>
           </mc:Choice>
           <mc:Fallback>
-            <w:pict>
-              <v:roundrect w14:anchorId="5060C44F" id="Rectángulo: esquinas redondeadas 2" o:spid="_x0000_s1027" alt="Título: Texto destacado - Descripción: Mensaje que resalta la importancia de interpretar las metas y tomar decisiones con base en los resultados obtenidos." style="position:absolute;margin-left:6.65pt;margin-top:6.4pt;width:431.45pt;height:67.55pt;z-index:251659264;visibility:visible;mso-wrap-style:square;mso-width-percent:0;mso-height-percent:0;mso-wrap-distance-left:9pt;mso-wrap-distance-top:0;mso-wrap-distance-right:9pt;mso-wrap-distance-bottom:0;mso-position-horizontal:absolute;mso-position-horizontal-relative:margin;mso-position-vertical:absolute;mso-position-vertical-relative:text;mso-width-percent:0;mso-height-percent:0;mso-width-relative:margin;mso-height-relative:margin;v-text-anchor:middle" arcsize="10923f" o:gfxdata="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" fillcolor="#fbe3d6" strokecolor="#a02b93" strokeweight="1pt">
+            <w:pict w14:anchorId="2B7934F4">
+              <v:roundrect id="Rectángulo: esquinas redondeadas 2" style="position:absolute;margin-left:6.65pt;margin-top:6.4pt;width:431.45pt;height:67.55pt;z-index:251659264;visibility:visible;mso-wrap-style:square;mso-width-percent:0;mso-height-percent:0;mso-wrap-distance-left:9pt;mso-wrap-distance-top:0;mso-wrap-distance-right:9pt;mso-wrap-distance-bottom:0;mso-position-horizontal:absolute;mso-position-horizontal-relative:margin;mso-position-vertical:absolute;mso-position-vertical-relative:text;mso-width-percent:0;mso-height-percent:0;mso-width-relative:margin;mso-height-relative:margin;v-text-anchor:middle" alt="Título: Texto destacado - Descripción: Mensaje que resalta la importancia de interpretar las metas y tomar decisiones con base en los resultados obtenidos." o:spid="_x0000_s1027" fillcolor="#fbe3d6" strokecolor="#a02b93" strokeweight="1pt" arcsize="10923f" w14:anchorId="5060C44F" o:gfxdata="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">
                 <v:stroke joinstyle="miter"/>
                 <v:shadow on="t" type="perspective" color="black" opacity="26214f" offset="0,0" matrix="66847f,,,66847f"/>
                 <v:textbox>
@@ -2851,7 +3229,6 @@
           <w:sz w:val="20"/>
           <w:szCs w:val="20"/>
         </w:rPr>
-        <w:lastRenderedPageBreak/>
         <w:t>se entiende por comunicación asertiva.</w:t>
       </w:r>
       <w:r>
@@ -3100,10 +3477,10 @@
             </w:drawing>
           </mc:Choice>
           <mc:Fallback>
-            <w:pict>
-              <v:roundrect w14:anchorId="7262BB95" id="Rectangulo esquinas redondeadas 2" o:spid="_x0000_s1028" alt="Título: Nota destacada sobre los supuestos no escritos - Descripción: Nota destacada sobre los supuestos no escritos que regulan lo que puede decirse dentro de una organización." style="width:453.55pt;height:48.2pt;visibility:visible;mso-wrap-style:square;mso-left-percent:-10001;mso-top-percent:-10001;mso-position-horizontal:absolute;mso-position-horizontal-relative:char;mso-position-vertical:absolute;mso-position-vertical-relative:line;mso-left-percent:-10001;mso-top-percent:-10001;v-text-anchor:middle" arcsize="10923f" o:gfxdata="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" fillcolor="#ffbe86" strokecolor="#f69240">
-                <v:fill color2="#ffebdb" rotate="t" angle="180" colors="0 #ffbe86;22938f #ffd0aa;1 #ffebdb" focus="100%" type="gradient"/>
-                <v:shadow on="t" color="black" opacity="24903f" origin=",.5" offset="0,.55556mm"/>
+            <w:pict w14:anchorId="01B7BB1B">
+              <v:roundrect id="Rectangulo esquinas redondeadas 2" style="width:453.55pt;height:48.2pt;visibility:visible;mso-wrap-style:square;mso-left-percent:-10001;mso-top-percent:-10001;mso-position-horizontal:absolute;mso-position-horizontal-relative:char;mso-position-vertical:absolute;mso-position-vertical-relative:line;mso-left-percent:-10001;mso-top-percent:-10001;v-text-anchor:middle" alt="Título: Nota destacada sobre los supuestos no escritos - Descripción: Nota destacada sobre los supuestos no escritos que regulan lo que puede decirse dentro de una organización." o:spid="_x0000_s1028" fillcolor="#ffbe86" strokecolor="#f69240" arcsize="10923f" w14:anchorId="7262BB95" o:gfxdata="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">
+                <v:fill type="gradient" color2="#ffebdb" colors="0 #ffbe86;22938f #ffd0aa;1 #ffebdb" angle="180" focus="100%" rotate="t"/>
+                <v:shadow on="t" color="black" opacity="24903f" offset="0,.55556mm" origin=",.5"/>
                 <v:textbox inset="5mm,2.5mm,5mm,2.5mm">
                   <w:txbxContent>
                     <w:p>
@@ -3261,7 +3638,6 @@
         <w:rPr>
           <w:noProof/>
         </w:rPr>
-        <w:lastRenderedPageBreak/>
         <w:drawing>
           <wp:inline distT="0" distB="0" distL="0" distR="0" wp14:anchorId="3EDFAE46" wp14:editId="5E7D3996">
             <wp:extent cx="5749047" cy="3193915"/>
@@ -3597,7 +3973,6 @@
           <w:sz w:val="20"/>
           <w:szCs w:val="20"/>
         </w:rPr>
-        <w:lastRenderedPageBreak/>
         <w:t>Canal</w:t>
       </w:r>
       <w:r>
@@ -4007,7 +4382,6 @@
           <w:sz w:val="20"/>
           <w:szCs w:val="20"/>
         </w:rPr>
-        <w:lastRenderedPageBreak/>
         <w:t xml:space="preserve">que el contenido llegue completo y sin ruido. </w:t>
       </w:r>
       <w:r>
@@ -4473,7 +4847,6 @@
           <w:color w:val="000000" w:themeColor="text1"/>
           <w:sz w:val="20"/>
         </w:rPr>
-        <w:lastRenderedPageBreak/>
         <w:t>A esa credibilidad se suma un principio formulado por Watzlawick, Beavin y Jackson (1985): resulta imposible no comunicar, porque todo comportamiento en presencia de otra persona transmite un mensaje. Quien coordina un equipo comunica con sus palabras, y también con el tono que emplea, con el tiempo que dedica a una consulta y con los asuntos que decide no mencionar.</w:t>
       </w:r>
     </w:p>
@@ -4874,7 +5247,6 @@
           <w:sz w:val="20"/>
           <w:szCs w:val="20"/>
         </w:rPr>
-        <w:lastRenderedPageBreak/>
         <w:t>Acortar esa distancia exige conocer de antemano el contexto y las expectativas de quien recibirá el mensaje, y comprobar después que lo comprendido coincide con lo que se quiso decir. Cuanto mayor es el terreno común entre ambas partes, es decir, el vocabulario, la información previa y la experiencia compartida, menor resulta el margen para el malentendido.</w:t>
       </w:r>
     </w:p>
@@ -5146,7 +5518,6 @@
           <w:sz w:val="20"/>
           <w:szCs w:val="20"/>
         </w:rPr>
-        <w:lastRenderedPageBreak/>
         <w:t>información y qué ocurre después de emitirla. Los canales no son conductos neutros; cada uno impone condiciones de velocidad, fidelidad, formalidad y alcance que modifican el mensaje que transporta.</w:t>
       </w:r>
     </w:p>
@@ -6007,10 +6378,10 @@
             </w:drawing>
           </mc:Choice>
           <mc:Fallback>
-            <w:pict>
-              <v:roundrect w14:anchorId="1C97FFD5" id="Rectangulo esquinas redondeadas 3" o:spid="_x0000_s1029" alt="Título: Nota destacada sobre la elección del canal - Descripción: Nota destacada sobre el efecto de elegir mal el canal por el que circula un mensaje." style="width:453.55pt;height:48.2pt;visibility:visible;mso-wrap-style:square;mso-left-percent:-10001;mso-top-percent:-10001;mso-position-horizontal:absolute;mso-position-horizontal-relative:char;mso-position-vertical:absolute;mso-position-vertical-relative:line;mso-left-percent:-10001;mso-top-percent:-10001;v-text-anchor:middle" arcsize="10923f" o:gfxdata="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" fillcolor="#fbcaa2 [1625]" strokecolor="#f68c36 [3049]">
-                <v:fill color2="#fdefe3 [505]" rotate="t" angle="180" colors="0 #ffbe86;22938f #ffd0aa;1 #ffebdb" focus="100%" type="gradient"/>
-                <v:shadow on="t" color="black" opacity="24903f" origin=",.5" offset="0,.55556mm"/>
+            <w:pict w14:anchorId="3A3A4E11">
+              <v:roundrect id="Rectangulo esquinas redondeadas 3" style="width:453.55pt;height:48.2pt;visibility:visible;mso-wrap-style:square;mso-left-percent:-10001;mso-top-percent:-10001;mso-position-horizontal:absolute;mso-position-horizontal-relative:char;mso-position-vertical:absolute;mso-position-vertical-relative:line;mso-left-percent:-10001;mso-top-percent:-10001;v-text-anchor:middle" alt="Título: Nota destacada sobre la elección del canal - Descripción: Nota destacada sobre el efecto de elegir mal el canal por el que circula un mensaje." o:spid="_x0000_s1029" fillcolor="#fbcaa2 [1625]" strokecolor="#f68c36 [3049]" arcsize="10923f" w14:anchorId="1C97FFD5" o:gfxdata="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">
+                <v:fill type="gradient" color2="#fdefe3 [505]" colors="0 #ffbe86;22938f #ffd0aa;1 #ffebdb" angle="180" focus="100%" rotate="t"/>
+                <v:shadow on="t" color="black" opacity="24903f" offset="0,.55556mm" origin=",.5"/>
                 <v:textbox inset="5mm,2.5mm,5mm,2.5mm">
                   <w:txbxContent>
                     <w:p>
@@ -6064,7 +6435,6 @@
           <w:sz w:val="20"/>
           <w:szCs w:val="20"/>
         </w:rPr>
-        <w:lastRenderedPageBreak/>
         <w:t>Ninguna organización se comunica por un solo medio. En la actividad diaria conviven espacios de encuentro, documentos con valor probatorio, plataformas digitales y conversaciones que nacen fuera de todo protocolo. Los cinco grupos siguientes cubren esa actividad y cada uno aporta algo que los demás no ofrecen:</w:t>
       </w:r>
     </w:p>
@@ -6634,7 +7004,6 @@
           <w:sz w:val="20"/>
           <w:szCs w:val="20"/>
         </w:rPr>
-        <w:lastRenderedPageBreak/>
         <w:t>Tabla 2.</w:t>
       </w:r>
       <w:commentRangeEnd w:id="10"/>
@@ -7524,10 +7893,10 @@
             </w:drawing>
           </mc:Choice>
           <mc:Fallback>
-            <w:pict>
-              <v:roundrect w14:anchorId="4D4BF7FC" id="_x0000_s1030" alt="Título: Nota destacada sobre la elección del canal - Descripción: Nota destacada sobre el efecto de elegir mal el canal por el que circula un mensaje." style="width:453.55pt;height:48.2pt;visibility:visible;mso-wrap-style:square;mso-left-percent:-10001;mso-top-percent:-10001;mso-position-horizontal:absolute;mso-position-horizontal-relative:char;mso-position-vertical:absolute;mso-position-vertical-relative:line;mso-left-percent:-10001;mso-top-percent:-10001;v-text-anchor:middle" arcsize="10923f" o:gfxdata="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" fillcolor="#ffbe86" strokecolor="#f69240">
-                <v:fill color2="#ffebdb" rotate="t" angle="180" colors="0 #ffbe86;22938f #ffd0aa;1 #ffebdb" focus="100%" type="gradient"/>
-                <v:shadow on="t" color="black" opacity="24903f" origin=",.5" offset="0,.55556mm"/>
+            <w:pict w14:anchorId="5D126A5C">
+              <v:roundrect id="_x0000_s1030" style="width:453.55pt;height:48.2pt;visibility:visible;mso-wrap-style:square;mso-left-percent:-10001;mso-top-percent:-10001;mso-position-horizontal:absolute;mso-position-horizontal-relative:char;mso-position-vertical:absolute;mso-position-vertical-relative:line;mso-left-percent:-10001;mso-top-percent:-10001;v-text-anchor:middle" alt="Título: Nota destacada sobre la elección del canal - Descripción: Nota destacada sobre el efecto de elegir mal el canal por el que circula un mensaje." fillcolor="#ffbe86" strokecolor="#f69240" arcsize="10923f" w14:anchorId="4D4BF7FC" o:gfxdata="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">
+                <v:fill type="gradient" color2="#ffebdb" colors="0 #ffbe86;22938f #ffd0aa;1 #ffebdb" angle="180" focus="100%" rotate="t"/>
+                <v:shadow on="t" color="black" opacity="24903f" offset="0,.55556mm" origin=",.5"/>
                 <v:textbox inset="5mm,2.5mm,5mm,2.5mm">
                   <w:txbxContent>
                     <w:p>
@@ -7910,7 +8279,6 @@
         <w:rPr>
           <w:sz w:val="20"/>
         </w:rPr>
-        <w:lastRenderedPageBreak/>
         <w:t>intervenciones pertinentes. La clasificación más extendida las agrupa en físicas, ambientales, psicológicas y culturales, a las que se añaden las semánticas, es decir, las diferencias en el significado que cada persona atribuye a las palabras, una fuente frecuente de malentendidos en equipos multidisciplinarios y multigeneracionales.</w:t>
       </w:r>
     </w:p>
@@ -8564,7 +8932,6 @@
           <w:sz w:val="20"/>
           <w:szCs w:val="20"/>
         </w:rPr>
-        <w:lastRenderedPageBreak/>
         <w:t>un mobiliario que impide el contacto entre quienes trabajan juntos. Así ocurre cuando una videollamada se corta tres veces durante la exposición de una meta y el equipo termina la jornada con versiones distintas de lo acordado.</w:t>
       </w:r>
     </w:p>
@@ -8974,7 +9341,6 @@
           <w:sz w:val="20"/>
           <w:szCs w:val="20"/>
         </w:rPr>
-        <w:lastRenderedPageBreak/>
         <w:t>Nombrar la manifestación constituye el primer paso del diagnóstico. Chiavenato (2017) advierte que las organizaciones tienden a explicar por rasgos individuales lo que responde a condiciones estructurales, y esa atribución equivocada impide corregir la causa.</w:t>
       </w:r>
     </w:p>
@@ -9361,7 +9727,6 @@
           <w:sz w:val="20"/>
           <w:szCs w:val="20"/>
         </w:rPr>
-        <w:lastRenderedPageBreak/>
         <w:t xml:space="preserve">Es necesario que se </w:t>
       </w:r>
       <w:r>
@@ -9810,10 +10175,10 @@
             </w:drawing>
           </mc:Choice>
           <mc:Fallback>
-            <w:pict>
-              <v:roundrect w14:anchorId="09E94CC3" id="Rectangulo esquinas redondeadas 4" o:spid="_x0000_s1031" alt="Título: Nota destacada sobre el silencio en las reuniones - Descripción: Nota destacada sobre el silencio en las reuniones como señal de una barrera comunicativa." style="width:453.55pt;height:48.2pt;visibility:visible;mso-wrap-style:square;mso-left-percent:-10001;mso-top-percent:-10001;mso-position-horizontal:absolute;mso-position-horizontal-relative:char;mso-position-vertical:absolute;mso-position-vertical-relative:line;mso-left-percent:-10001;mso-top-percent:-10001;v-text-anchor:middle" arcsize="10923f" o:gfxdata="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" fillcolor="#fbcaa2 [1625]" strokecolor="#f68c36 [3049]">
-                <v:fill color2="#fdefe3 [505]" rotate="t" angle="180" colors="0 #ffbe86;22938f #ffd0aa;1 #ffebdb" focus="100%" type="gradient"/>
-                <v:shadow on="t" color="black" opacity="24903f" origin=",.5" offset="0,.55556mm"/>
+            <w:pict w14:anchorId="341D000B">
+              <v:roundrect id="Rectangulo esquinas redondeadas 4" style="width:453.55pt;height:48.2pt;visibility:visible;mso-wrap-style:square;mso-left-percent:-10001;mso-top-percent:-10001;mso-position-horizontal:absolute;mso-position-horizontal-relative:char;mso-position-vertical:absolute;mso-position-vertical-relative:line;mso-left-percent:-10001;mso-top-percent:-10001;v-text-anchor:middle" alt="Título: Nota destacada sobre el silencio en las reuniones - Descripción: Nota destacada sobre el silencio en las reuniones como señal de una barrera comunicativa." o:spid="_x0000_s1031" fillcolor="#fbcaa2 [1625]" strokecolor="#f68c36 [3049]" arcsize="10923f" w14:anchorId="09E94CC3" o:gfxdata="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">
+                <v:fill type="gradient" color2="#fdefe3 [505]" colors="0 #ffbe86;22938f #ffd0aa;1 #ffebdb" angle="180" focus="100%" rotate="t"/>
+                <v:shadow on="t" color="black" opacity="24903f" offset="0,.55556mm" origin=",.5"/>
                 <v:textbox inset="5mm,2.5mm,5mm,2.5mm">
                   <w:txbxContent>
                     <w:p>
@@ -10089,7 +10454,7 @@
           <w:szCs w:val="20"/>
         </w:rPr>
       </w:pPr>
-      <w:bookmarkStart w:id="16" w:name="bm_4_estilos_de_comunicación"/>
+      <w:bookmarkStart w:name="bm_4_estilos_de_comunicación" w:id="16"/>
       <w:r>
         <w:rPr>
           <w:b/>
@@ -10203,7 +10568,6 @@
           <w:sz w:val="20"/>
           <w:szCs w:val="20"/>
         </w:rPr>
-        <w:lastRenderedPageBreak/>
         <w:t>La manera de conversar de un equipo no se revela en las jornadas tranquilas, sino en los momentos en que algo se tensa. Ciertas situaciones se repiten en cualquier organización y funcionan como prueba: cada una pone en juego un aspecto distinto de la comunicación y deja señales que pueden registrarse. La comparación que se presenta a continuación reúne cinco de las más frecuentes en la vida laboral:</w:t>
       </w:r>
     </w:p>
@@ -10318,7 +10682,7 @@
                 <w:color w:val="auto"/>
                 <w:sz w:val="20"/>
                 <w:szCs w:val="20"/>
-                <w:bdr w:val="none" w:sz="0" w:space="0" w:color="auto" w:frame="1"/>
+                <w:bdr w:val="none" w:color="auto" w:sz="0" w:space="0" w:frame="1"/>
                 <w:lang w:eastAsia="es-CO"/>
               </w:rPr>
               <w:t>Situación frecuente</w:t>
@@ -10348,7 +10712,7 @@
                 <w:color w:val="auto"/>
                 <w:sz w:val="20"/>
                 <w:szCs w:val="20"/>
-                <w:bdr w:val="none" w:sz="0" w:space="0" w:color="auto" w:frame="1"/>
+                <w:bdr w:val="none" w:color="auto" w:sz="0" w:space="0" w:frame="1"/>
                 <w:lang w:eastAsia="es-CO"/>
               </w:rPr>
               <w:t>Aspecto que pone a prueba</w:t>
@@ -10378,7 +10742,7 @@
                 <w:color w:val="auto"/>
                 <w:sz w:val="20"/>
                 <w:szCs w:val="20"/>
-                <w:bdr w:val="none" w:sz="0" w:space="0" w:color="auto" w:frame="1"/>
+                <w:bdr w:val="none" w:color="auto" w:sz="0" w:space="0" w:frame="1"/>
                 <w:lang w:eastAsia="es-CO"/>
               </w:rPr>
               <w:t>Señal que conviene registrar</w:t>
@@ -10415,7 +10779,7 @@
                 <w:bCs w:val="0"/>
                 <w:sz w:val="20"/>
                 <w:szCs w:val="20"/>
-                <w:bdr w:val="none" w:sz="0" w:space="0" w:color="auto" w:frame="1"/>
+                <w:bdr w:val="none" w:color="auto" w:sz="0" w:space="0" w:frame="1"/>
                 <w:lang w:eastAsia="es-CO"/>
               </w:rPr>
               <w:t>Una instrucción urgente al cierre de la jornada</w:t>
@@ -10443,7 +10807,7 @@
                 <w:rFonts w:eastAsia="Times New Roman"/>
                 <w:sz w:val="20"/>
                 <w:szCs w:val="20"/>
-                <w:bdr w:val="none" w:sz="0" w:space="0" w:color="auto" w:frame="1"/>
+                <w:bdr w:val="none" w:color="auto" w:sz="0" w:space="0" w:frame="1"/>
                 <w:lang w:eastAsia="es-CO"/>
               </w:rPr>
               <w:t>La claridad bajo presión</w:t>
@@ -10471,7 +10835,7 @@
                 <w:rFonts w:eastAsia="Times New Roman"/>
                 <w:sz w:val="20"/>
                 <w:szCs w:val="20"/>
-                <w:bdr w:val="none" w:sz="0" w:space="0" w:color="auto" w:frame="1"/>
+                <w:bdr w:val="none" w:color="auto" w:sz="0" w:space="0" w:frame="1"/>
                 <w:lang w:eastAsia="es-CO"/>
               </w:rPr>
               <w:t>Si alguien pide precisiones o si todos asienten sin preguntar</w:t>
@@ -10505,7 +10869,7 @@
                 <w:bCs w:val="0"/>
                 <w:sz w:val="20"/>
                 <w:szCs w:val="20"/>
-                <w:bdr w:val="none" w:sz="0" w:space="0" w:color="auto" w:frame="1"/>
+                <w:bdr w:val="none" w:color="auto" w:sz="0" w:space="0" w:frame="1"/>
                 <w:lang w:eastAsia="es-CO"/>
               </w:rPr>
               <w:t>Una observación sobre un trabajo mal ejecutado.</w:t>
@@ -10533,7 +10897,7 @@
                 <w:rFonts w:eastAsia="Times New Roman"/>
                 <w:sz w:val="20"/>
                 <w:szCs w:val="20"/>
-                <w:bdr w:val="none" w:sz="0" w:space="0" w:color="auto" w:frame="1"/>
+                <w:bdr w:val="none" w:color="auto" w:sz="0" w:space="0" w:frame="1"/>
                 <w:lang w:eastAsia="es-CO"/>
               </w:rPr>
               <w:t>El respeto en la corrección</w:t>
@@ -10561,7 +10925,7 @@
                 <w:rFonts w:eastAsia="Times New Roman"/>
                 <w:sz w:val="20"/>
                 <w:szCs w:val="20"/>
-                <w:bdr w:val="none" w:sz="0" w:space="0" w:color="auto" w:frame="1"/>
+                <w:bdr w:val="none" w:color="auto" w:sz="0" w:space="0" w:frame="1"/>
                 <w:lang w:eastAsia="es-CO"/>
               </w:rPr>
               <w:t>El lugar donde se formula y el tono que se emplea</w:t>
@@ -10598,7 +10962,7 @@
                 <w:bCs w:val="0"/>
                 <w:sz w:val="20"/>
                 <w:szCs w:val="20"/>
-                <w:bdr w:val="none" w:sz="0" w:space="0" w:color="auto" w:frame="1"/>
+                <w:bdr w:val="none" w:color="auto" w:sz="0" w:space="0" w:frame="1"/>
                 <w:lang w:eastAsia="es-CO"/>
               </w:rPr>
               <w:t>Un desacuerdo técnico entre dos áreas.</w:t>
@@ -10626,7 +10990,7 @@
                 <w:rFonts w:eastAsia="Times New Roman"/>
                 <w:sz w:val="20"/>
                 <w:szCs w:val="20"/>
-                <w:bdr w:val="none" w:sz="0" w:space="0" w:color="auto" w:frame="1"/>
+                <w:bdr w:val="none" w:color="auto" w:sz="0" w:space="0" w:frame="1"/>
                 <w:lang w:eastAsia="es-CO"/>
               </w:rPr>
               <w:t>La firmeza para sostener la posición propia</w:t>
@@ -10654,7 +11018,7 @@
                 <w:rFonts w:eastAsia="Times New Roman"/>
                 <w:sz w:val="20"/>
                 <w:szCs w:val="20"/>
-                <w:bdr w:val="none" w:sz="0" w:space="0" w:color="auto" w:frame="1"/>
+                <w:bdr w:val="none" w:color="auto" w:sz="0" w:space="0" w:frame="1"/>
                 <w:lang w:eastAsia="es-CO"/>
               </w:rPr>
               <w:t>Quién argumenta, quién cede y en qué momento lo hace</w:t>
@@ -10688,7 +11052,7 @@
                 <w:bCs w:val="0"/>
                 <w:sz w:val="20"/>
                 <w:szCs w:val="20"/>
-                <w:bdr w:val="none" w:sz="0" w:space="0" w:color="auto" w:frame="1"/>
+                <w:bdr w:val="none" w:color="auto" w:sz="0" w:space="0" w:frame="1"/>
                 <w:lang w:eastAsia="es-CO"/>
               </w:rPr>
               <w:t>El anuncio de un cambio que afecta al equipo</w:t>
@@ -10716,7 +11080,7 @@
                 <w:rFonts w:eastAsia="Times New Roman"/>
                 <w:sz w:val="20"/>
                 <w:szCs w:val="20"/>
-                <w:bdr w:val="none" w:sz="0" w:space="0" w:color="auto" w:frame="1"/>
+                <w:bdr w:val="none" w:color="auto" w:sz="0" w:space="0" w:frame="1"/>
                 <w:lang w:eastAsia="es-CO"/>
               </w:rPr>
               <w:t>La transparencia de la información.</w:t>
@@ -10744,7 +11108,7 @@
                 <w:rFonts w:eastAsia="Times New Roman"/>
                 <w:sz w:val="20"/>
                 <w:szCs w:val="20"/>
-                <w:bdr w:val="none" w:sz="0" w:space="0" w:color="auto" w:frame="1"/>
+                <w:bdr w:val="none" w:color="auto" w:sz="0" w:space="0" w:frame="1"/>
                 <w:lang w:eastAsia="es-CO"/>
               </w:rPr>
               <w:t>Las preguntas que surgen después, dentro o fuera de la reunión</w:t>
@@ -10781,7 +11145,7 @@
                 <w:bCs w:val="0"/>
                 <w:sz w:val="20"/>
                 <w:szCs w:val="20"/>
-                <w:bdr w:val="none" w:sz="0" w:space="0" w:color="auto" w:frame="1"/>
+                <w:bdr w:val="none" w:color="auto" w:sz="0" w:space="0" w:frame="1"/>
                 <w:lang w:eastAsia="es-CO"/>
               </w:rPr>
               <w:t>El reconocimiento de un resultado alcanzado</w:t>
@@ -10809,7 +11173,7 @@
                 <w:rFonts w:eastAsia="Times New Roman"/>
                 <w:sz w:val="20"/>
                 <w:szCs w:val="20"/>
-                <w:bdr w:val="none" w:sz="0" w:space="0" w:color="auto" w:frame="1"/>
+                <w:bdr w:val="none" w:color="auto" w:sz="0" w:space="0" w:frame="1"/>
                 <w:lang w:eastAsia="es-CO"/>
               </w:rPr>
               <w:t>La distribución del crédito</w:t>
@@ -10837,7 +11201,7 @@
                 <w:rFonts w:eastAsia="Times New Roman"/>
                 <w:sz w:val="20"/>
                 <w:szCs w:val="20"/>
-                <w:bdr w:val="none" w:sz="0" w:space="0" w:color="auto" w:frame="1"/>
+                <w:bdr w:val="none" w:color="auto" w:sz="0" w:space="0" w:frame="1"/>
                 <w:lang w:eastAsia="es-CO"/>
               </w:rPr>
               <w:t>A quién se nombra ya quién se omite</w:t>
@@ -11056,7 +11420,7 @@
           <w:szCs w:val="20"/>
         </w:rPr>
       </w:pPr>
-      <w:bookmarkStart w:id="19" w:name="bm_4_1_estilo_pasivo"/>
+      <w:bookmarkStart w:name="bm_4_1_estilo_pasivo" w:id="19"/>
       <w:r>
         <w:rPr>
           <w:b/>
@@ -11093,7 +11457,6 @@
           <w:sz w:val="20"/>
           <w:szCs w:val="20"/>
         </w:rPr>
-        <w:lastRenderedPageBreak/>
         <w:t>El estilo de comunicación es la forma habitual en que una persona expresa lo que piensa, defiende lo que necesita y responde a lo que otros plantean. No se trata de un rasgo de carácter fijo ni de una cualidad heredada, sino de un patrón aprendido con el tiempo, que se refuerza cada vez que produce el resultado esperado.</w:t>
       </w:r>
     </w:p>
@@ -11465,10 +11828,10 @@
             </w:drawing>
           </mc:Choice>
           <mc:Fallback>
-            <w:pict>
-              <v:roundrect w14:anchorId="6CFD4D93" id="Rectangulo esquinas redondeadas 5" o:spid="_x0000_s1032" alt="Título: Nota destacada sobre el sentido de la asertividad - Descripción: Nota destacada sobre el sentido de la asertividad frente a la pasividad y a la agresividad." style="width:453.55pt;height:48.2pt;visibility:visible;mso-wrap-style:square;mso-left-percent:-10001;mso-top-percent:-10001;mso-position-horizontal:absolute;mso-position-horizontal-relative:char;mso-position-vertical:absolute;mso-position-vertical-relative:line;mso-left-percent:-10001;mso-top-percent:-10001;v-text-anchor:middle" arcsize="10923f" o:gfxdata="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" fillcolor="#fbcaa2 [1625]" strokecolor="#f68c36 [3049]">
-                <v:fill color2="#fdefe3 [505]" rotate="t" angle="180" colors="0 #ffbe86;22938f #ffd0aa;1 #ffebdb" focus="100%" type="gradient"/>
-                <v:shadow on="t" color="black" opacity="24903f" origin=",.5" offset="0,.55556mm"/>
+            <w:pict w14:anchorId="7DB82816">
+              <v:roundrect id="Rectangulo esquinas redondeadas 5" style="width:453.55pt;height:48.2pt;visibility:visible;mso-wrap-style:square;mso-left-percent:-10001;mso-top-percent:-10001;mso-position-horizontal:absolute;mso-position-horizontal-relative:char;mso-position-vertical:absolute;mso-position-vertical-relative:line;mso-left-percent:-10001;mso-top-percent:-10001;v-text-anchor:middle" alt="Título: Nota destacada sobre el sentido de la asertividad - Descripción: Nota destacada sobre el sentido de la asertividad frente a la pasividad y a la agresividad." o:spid="_x0000_s1032" fillcolor="#fbcaa2 [1625]" strokecolor="#f68c36 [3049]" arcsize="10923f" w14:anchorId="6CFD4D93" o:gfxdata="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">
+                <v:fill type="gradient" color2="#fdefe3 [505]" colors="0 #ffbe86;22938f #ffd0aa;1 #ffebdb" angle="180" focus="100%" rotate="t"/>
+                <v:shadow on="t" color="black" opacity="24903f" offset="0,.55556mm" origin=",.5"/>
                 <v:textbox inset="5mm,2.5mm,5mm,2.5mm">
                   <w:txbxContent>
                     <w:p>
@@ -11549,7 +11912,6 @@
           <w:sz w:val="20"/>
           <w:szCs w:val="20"/>
         </w:rPr>
-        <w:lastRenderedPageBreak/>
         <w:t>conocimiento se proyecta directamente hacia el uso de técnicas de asertividad y al diseño de estrategias de comunicación más efectivas para la organización.</w:t>
       </w:r>
     </w:p>
@@ -11798,7 +12160,7 @@
           <w:szCs w:val="20"/>
         </w:rPr>
       </w:pPr>
-      <w:bookmarkStart w:id="22" w:name="bm_5_1_elementos_de_la_comunicaci_8b803a"/>
+      <w:bookmarkStart w:name="bm_5_1_elementos_de_la_comunicaci_8b803a" w:id="22"/>
       <w:r>
         <w:rPr>
           <w:b/>
@@ -11924,7 +12286,6 @@
           <w:sz w:val="20"/>
           <w:szCs w:val="20"/>
         </w:rPr>
-        <w:lastRenderedPageBreak/>
         <w:drawing>
           <wp:inline distT="0" distB="0" distL="0" distR="0" wp14:anchorId="781EE6E2" wp14:editId="5F4A6259">
             <wp:extent cx="3381044" cy="6096000"/>
@@ -12091,7 +12452,6 @@
           <w:sz w:val="20"/>
           <w:szCs w:val="20"/>
         </w:rPr>
-        <w:lastRenderedPageBreak/>
         <w:t>Estas señales adquieren todo su sentido cuando se contrastan con lo que se dice. La pregunta deja de ser qué expresa el cuerpo y pasa a ser qué ocurre cuando lo que expresa contradice a la palabra. De esa correspondencia, o de su ausencia, depende buena parte de la confianza que un equipo concede a los mensajes que recibe y a quien los emite.</w:t>
       </w:r>
     </w:p>
@@ -12124,7 +12484,7 @@
           <w:szCs w:val="20"/>
         </w:rPr>
       </w:pPr>
-      <w:bookmarkStart w:id="24" w:name="bm_5_2_coherencia_entre_comunicac_9bb3b5"/>
+      <w:bookmarkStart w:name="bm_5_2_coherencia_entre_comunicac_9bb3b5" w:id="24"/>
       <w:r>
         <w:rPr>
           <w:b/>
@@ -12469,10 +12829,10 @@
             </w:drawing>
           </mc:Choice>
           <mc:Fallback>
-            <w:pict>
-              <v:roundrect w14:anchorId="5C7D1C14" id="_x0000_s1033" alt="Título: Nota destacada sobre el sentido de la asertividad - Descripción: Nota destacada sobre el sentido de la asertividad frente a la pasividad y a la agresividad." style="width:453.55pt;height:48.2pt;visibility:visible;mso-wrap-style:square;mso-left-percent:-10001;mso-top-percent:-10001;mso-position-horizontal:absolute;mso-position-horizontal-relative:char;mso-position-vertical:absolute;mso-position-vertical-relative:line;mso-left-percent:-10001;mso-top-percent:-10001;v-text-anchor:middle" arcsize="10923f" o:gfxdata="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" fillcolor="#fbcaa2 [1625]" strokecolor="#f68c36 [3049]">
-                <v:fill color2="#fdefe3 [505]" rotate="t" angle="180" colors="0 #ffbe86;22938f #ffd0aa;1 #ffebdb" focus="100%" type="gradient"/>
-                <v:shadow on="t" color="black" opacity="24903f" origin=",.5" offset="0,.55556mm"/>
+            <w:pict w14:anchorId="4AE7FC99">
+              <v:roundrect id="_x0000_s1033" style="width:453.55pt;height:48.2pt;visibility:visible;mso-wrap-style:square;mso-left-percent:-10001;mso-top-percent:-10001;mso-position-horizontal:absolute;mso-position-horizontal-relative:char;mso-position-vertical:absolute;mso-position-vertical-relative:line;mso-left-percent:-10001;mso-top-percent:-10001;v-text-anchor:middle" alt="Título: Nota destacada sobre el sentido de la asertividad - Descripción: Nota destacada sobre el sentido de la asertividad frente a la pasividad y a la agresividad." fillcolor="#fbcaa2 [1625]" strokecolor="#f68c36 [3049]" arcsize="10923f" w14:anchorId="5C7D1C14" o:gfxdata="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">
+                <v:fill type="gradient" color2="#fdefe3 [505]" colors="0 #ffbe86;22938f #ffd0aa;1 #ffebdb" angle="180" focus="100%" rotate="t"/>
+                <v:shadow on="t" color="black" opacity="24903f" offset="0,.55556mm" origin=",.5"/>
                 <v:textbox inset="5mm,2.5mm,5mm,2.5mm">
                   <w:txbxContent>
                     <w:p>
@@ -12526,7 +12886,6 @@
           <w:sz w:val="20"/>
           <w:szCs w:val="20"/>
         </w:rPr>
-        <w:lastRenderedPageBreak/>
         <w:t>Reconocer esa correspondencia en una conversación puntual resulta relativamente sencillo; sostener una afirmación sobre el equipo completo exige algo más. Hace falta un registro ordenado de lo que ocurre en las reuniones, con situaciones, fechas y señales concretas. Solo de ese modo una impresión personal se convierte en un dato que puede contrastarse, discutirse y usarse como base de una decisión.</w:t>
       </w:r>
     </w:p>
@@ -12550,7 +12909,7 @@
           <w:szCs w:val="20"/>
         </w:rPr>
       </w:pPr>
-      <w:bookmarkStart w:id="26" w:name="bm_5_3_observación_no_verbal_en_e_e61c4c"/>
+      <w:bookmarkStart w:name="bm_5_3_observación_no_verbal_en_e_e61c4c" w:id="26"/>
       <w:r>
         <w:rPr>
           <w:b/>
@@ -12934,11 +13293,10 @@
           <w:szCs w:val="20"/>
           <w:lang w:val="en-US" w:eastAsia="en-US"/>
         </w:rPr>
-        <w:lastRenderedPageBreak/>
         <mc:AlternateContent>
           <mc:Choice Requires="wps">
             <w:drawing>
-              <wp:inline distT="0" distB="0" distL="0" distR="0" wp14:anchorId="1989074A" wp14:editId="38E96CA9">
+              <wp:inline distT="0" distB="0" distL="0" distR="0" wp14:anchorId="225E3469" wp14:editId="38E96CA9">
                 <wp:extent cx="5412105" cy="732155"/>
                 <wp:effectExtent l="0" t="0" r="17145" b="10795"/>
                 <wp:docPr id="949" name="Rectángulo 249"/>
@@ -12998,9 +13356,9 @@
             </w:drawing>
           </mc:Choice>
           <mc:Fallback>
-            <w:pict>
-              <v:rect w14:anchorId="1989074A" id="_x0000_s1034" style="width:426.15pt;height:57.65pt;visibility:visible;mso-wrap-style:square;mso-left-percent:-10001;mso-top-percent:-10001;mso-position-horizontal:absolute;mso-position-horizontal-relative:char;mso-position-vertical:absolute;mso-position-vertical-relative:line;mso-left-percent:-10001;mso-top-percent:-10001;v-text-anchor:middle" o:gfxdata="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" fillcolor="#39a900" strokecolor="#42719b" strokeweight="1pt">
-                <v:stroke startarrowwidth="narrow" startarrowlength="short" endarrowwidth="narrow" endarrowlength="short" miterlimit="5243f"/>
+            <w:pict w14:anchorId="3E7BF4CF">
+              <v:rect id="_x0000_s1034" style="width:426.15pt;height:57.65pt;visibility:visible;mso-wrap-style:square;mso-left-percent:-10001;mso-top-percent:-10001;mso-position-horizontal:absolute;mso-position-horizontal-relative:char;mso-position-vertical:absolute;mso-position-vertical-relative:line;mso-left-percent:-10001;mso-top-percent:-10001;v-text-anchor:middle" fillcolor="#39a900" strokecolor="#42719b" strokeweight="1pt" w14:anchorId="1989074A" o:gfxdata="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">
+                <v:stroke miterlimit="5243f" startarrowwidth="narrow" startarrowlength="short" endarrowwidth="narrow" endarrowlength="short"/>
                 <v:textbox inset="2.53958mm,1.2694mm,2.53958mm,1.2694mm">
                   <w:txbxContent>
                     <w:p>
@@ -13081,7 +13439,7 @@
         </w:rPr>
         <w:t xml:space="preserve">4. </w:t>
       </w:r>
-      <w:bookmarkStart w:id="27" w:name="bm_6_técnicas_de_asertividad_y_pr_d1ea1d"/>
+      <w:bookmarkStart w:name="bm_6_técnicas_de_asertividad_y_pr_d1ea1d" w:id="27"/>
       <w:r>
         <w:rPr>
           <w:b/>
@@ -13461,10 +13819,10 @@
             </w:drawing>
           </mc:Choice>
           <mc:Fallback>
-            <w:pict>
-              <v:roundrect w14:anchorId="77E00D4F" id="_x0000_s1035" alt="Título: Nota destacada sobre el sentido de la asertividad - Descripción: Nota destacada sobre el sentido de la asertividad frente a la pasividad y a la agresividad." style="width:453.55pt;height:48.2pt;visibility:visible;mso-wrap-style:square;mso-left-percent:-10001;mso-top-percent:-10001;mso-position-horizontal:absolute;mso-position-horizontal-relative:char;mso-position-vertical:absolute;mso-position-vertical-relative:line;mso-left-percent:-10001;mso-top-percent:-10001;v-text-anchor:middle" arcsize="10923f" o:gfxdata="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" fillcolor="#fbcaa2 [1625]" strokecolor="#f68c36 [3049]">
-                <v:fill color2="#fdefe3 [505]" rotate="t" angle="180" colors="0 #ffbe86;22938f #ffd0aa;1 #ffebdb" focus="100%" type="gradient"/>
-                <v:shadow on="t" color="black" opacity="24903f" origin=",.5" offset="0,.55556mm"/>
+            <w:pict w14:anchorId="627AF8C3">
+              <v:roundrect id="_x0000_s1035" style="width:453.55pt;height:48.2pt;visibility:visible;mso-wrap-style:square;mso-left-percent:-10001;mso-top-percent:-10001;mso-position-horizontal:absolute;mso-position-horizontal-relative:char;mso-position-vertical:absolute;mso-position-vertical-relative:line;mso-left-percent:-10001;mso-top-percent:-10001;v-text-anchor:middle" alt="Título: Nota destacada sobre el sentido de la asertividad - Descripción: Nota destacada sobre el sentido de la asertividad frente a la pasividad y a la agresividad." fillcolor="#fbcaa2 [1625]" strokecolor="#f68c36 [3049]" arcsize="10923f" w14:anchorId="77E00D4F" o:gfxdata="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">
+                <v:fill type="gradient" color2="#fdefe3 [505]" colors="0 #ffbe86;22938f #ffd0aa;1 #ffebdb" angle="180" focus="100%" rotate="t"/>
+                <v:shadow on="t" color="black" opacity="24903f" offset="0,.55556mm" origin=",.5"/>
                 <v:textbox inset="5mm,2.5mm,5mm,2.5mm">
                   <w:txbxContent>
                     <w:p>
@@ -13515,7 +13873,6 @@
           <w:sz w:val="20"/>
           <w:szCs w:val="20"/>
         </w:rPr>
-        <w:lastRenderedPageBreak/>
         <w:t>Reconocer al destinatario no consiste en redactar un texto distinto para cada persona. Consiste en ajustar unos pocos elementos del mensaje, que son los que determinan si la información llega completa y a tiempo. Estos cinco cambian según el grupo al que se dirige la comunicación:</w:t>
       </w:r>
     </w:p>
@@ -13999,7 +14356,6 @@
           <w:sz w:val="20"/>
           <w:szCs w:val="20"/>
         </w:rPr>
-        <w:lastRenderedPageBreak/>
         <w:t>Confundir el cargo con la necesidad de información</w:t>
       </w:r>
       <w:r>
@@ -14441,7 +14797,6 @@
           <w:sz w:val="20"/>
           <w:szCs w:val="20"/>
         </w:rPr>
-        <w:lastRenderedPageBreak/>
         <w:t xml:space="preserve">bastar para una primera caracterización. En la práctica: un reporte de nómina permite saber cuántas personas trabajan por turnos antes de diseñar cualquier mensaje. </w:t>
       </w:r>
     </w:p>
@@ -14648,7 +15003,7 @@
           <w:szCs w:val="20"/>
         </w:rPr>
       </w:pPr>
-      <w:bookmarkStart w:id="29" w:name="bm_6_1_fundamento_de_la_asertivid_e9ea3d"/>
+      <w:bookmarkStart w:name="bm_6_1_fundamento_de_la_asertivid_e9ea3d" w:id="29"/>
     </w:p>
     <w:p>
       <w:pPr>
@@ -14860,7 +15215,6 @@
           <w:sz w:val="20"/>
           <w:szCs w:val="20"/>
         </w:rPr>
-        <w:lastRenderedPageBreak/>
         <w:t xml:space="preserve">empresa de logística de Barranquilla, quien recibe una tarea nueva informa cuál entrega deberá aplazarse y propone una fecha alterna en la misma reunión. </w:t>
       </w:r>
     </w:p>
@@ -15129,10 +15483,10 @@
             </w:drawing>
           </mc:Choice>
           <mc:Fallback>
-            <w:pict>
-              <v:roundrect w14:anchorId="3231C597" id="Rectangulo esquinas redondeadas 6" o:spid="_x0000_s1036" alt="Título: Nota destacada sobre los mensajes uniformes - Descripción: Nota destacada sobre el límite de los mensajes uniformes cuando no se distinguen los públicos internos." style="width:453.55pt;height:48.2pt;visibility:visible;mso-wrap-style:square;mso-left-percent:-10001;mso-top-percent:-10001;mso-position-horizontal:absolute;mso-position-horizontal-relative:char;mso-position-vertical:absolute;mso-position-vertical-relative:line;mso-left-percent:-10001;mso-top-percent:-10001;v-text-anchor:middle" arcsize="10923f" o:gfxdata="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" fillcolor="#fbcaa2 [1625]" strokecolor="#f68c36 [3049]">
-                <v:fill color2="#fdefe3 [505]" rotate="t" angle="180" colors="0 #ffbe86;22938f #ffd0aa;1 #ffebdb" focus="100%" type="gradient"/>
-                <v:shadow on="t" color="black" opacity="24903f" origin=",.5" offset="0,.55556mm"/>
+            <w:pict w14:anchorId="4DECB6D3">
+              <v:roundrect id="Rectangulo esquinas redondeadas 6" style="width:453.55pt;height:48.2pt;visibility:visible;mso-wrap-style:square;mso-left-percent:-10001;mso-top-percent:-10001;mso-position-horizontal:absolute;mso-position-horizontal-relative:char;mso-position-vertical:absolute;mso-position-vertical-relative:line;mso-left-percent:-10001;mso-top-percent:-10001;v-text-anchor:middle" alt="Título: Nota destacada sobre los mensajes uniformes - Descripción: Nota destacada sobre el límite de los mensajes uniformes cuando no se distinguen los públicos internos." o:spid="_x0000_s1036" fillcolor="#fbcaa2 [1625]" strokecolor="#f68c36 [3049]" arcsize="10923f" w14:anchorId="3231C597" o:gfxdata="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">
+                <v:fill type="gradient" color2="#fdefe3 [505]" colors="0 #ffbe86;22938f #ffd0aa;1 #ffebdb" angle="180" focus="100%" rotate="t"/>
+                <v:shadow on="t" color="black" opacity="24903f" offset="0,.55556mm" origin=",.5"/>
                 <v:textbox inset="5mm,2.5mm,5mm,2.5mm">
                   <w:txbxContent>
                     <w:p>
@@ -15211,7 +15565,7 @@
           <w:szCs w:val="20"/>
         </w:rPr>
       </w:pPr>
-      <w:bookmarkStart w:id="30" w:name="bm_6_2_técnicas_de_asertividad_ap_aa384e"/>
+      <w:bookmarkStart w:name="bm_6_2_técnicas_de_asertividad_ap_aa384e" w:id="30"/>
       <w:r>
         <w:rPr>
           <w:b/>
@@ -15377,7 +15731,6 @@
           <w:sz w:val="20"/>
           <w:szCs w:val="20"/>
         </w:rPr>
-        <w:lastRenderedPageBreak/>
         <w:t xml:space="preserve">adelantar una entrega comprometida con otra área, la respuesta se mantiene igual, sin justificaciones nuevas que abran discusión. </w:t>
       </w:r>
     </w:p>
@@ -15783,7 +16136,6 @@
           <w:sz w:val="20"/>
           <w:szCs w:val="20"/>
         </w:rPr>
-        <w:lastRenderedPageBreak/>
         <w:t xml:space="preserve">explicación produce una segunda queja, mientras que una respuesta con la razón y la alternativa suele cerrarla. </w:t>
       </w:r>
     </w:p>
@@ -16474,7 +16826,6 @@
           <w:sz w:val="20"/>
           <w:szCs w:val="20"/>
         </w:rPr>
-        <w:lastRenderedPageBreak/>
         <w:t>Estos cuatro referentes no operan por separado: la jerarquía define quién autoriza, las instancias determinan dónde se conversa, el plan institucional fija hacia dónde se apunta y los protocolos delimitan hasta dónde se puede llegar. Leídos en conjunto, dibujan el terreno real sobre el cual la estrategia debe ser viable.</w:t>
       </w:r>
     </w:p>
@@ -16793,10 +17144,10 @@
             </w:drawing>
           </mc:Choice>
           <mc:Fallback>
-            <w:pict>
-              <v:roundrect w14:anchorId="3091A180" id="_x0000_s1037" alt="Título: Nota destacada sobre los mensajes uniformes - Descripción: Nota destacada sobre el límite de los mensajes uniformes cuando no se distinguen los públicos internos." style="width:453.55pt;height:48.2pt;visibility:visible;mso-wrap-style:square;mso-left-percent:-10001;mso-top-percent:-10001;mso-position-horizontal:absolute;mso-position-horizontal-relative:char;mso-position-vertical:absolute;mso-position-vertical-relative:line;mso-left-percent:-10001;mso-top-percent:-10001;v-text-anchor:middle" arcsize="10923f" o:gfxdata="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" fillcolor="#ffbe86" strokecolor="#f69240">
-                <v:fill color2="#ffebdb" rotate="t" angle="180" colors="0 #ffbe86;22938f #ffd0aa;1 #ffebdb" focus="100%" type="gradient"/>
-                <v:shadow on="t" color="black" opacity="24903f" origin=",.5" offset="0,.55556mm"/>
+            <w:pict w14:anchorId="3EE13115">
+              <v:roundrect id="_x0000_s1037" style="width:453.55pt;height:48.2pt;visibility:visible;mso-wrap-style:square;mso-left-percent:-10001;mso-top-percent:-10001;mso-position-horizontal:absolute;mso-position-horizontal-relative:char;mso-position-vertical:absolute;mso-position-vertical-relative:line;mso-left-percent:-10001;mso-top-percent:-10001;v-text-anchor:middle" alt="Título: Nota destacada sobre los mensajes uniformes - Descripción: Nota destacada sobre el límite de los mensajes uniformes cuando no se distinguen los públicos internos." fillcolor="#ffbe86" strokecolor="#f69240" arcsize="10923f" w14:anchorId="3091A180" o:gfxdata="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">
+                <v:fill type="gradient" color2="#ffebdb" colors="0 #ffbe86;22938f #ffd0aa;1 #ffebdb" angle="180" focus="100%" rotate="t"/>
+                <v:shadow on="t" color="black" opacity="24903f" offset="0,.55556mm" origin=",.5"/>
                 <v:textbox inset="5mm,2.5mm,5mm,2.5mm">
                   <w:txbxContent>
                     <w:p>
@@ -17212,7 +17563,6 @@
           <w:sz w:val="20"/>
           <w:szCs w:val="20"/>
         </w:rPr>
-        <w:lastRenderedPageBreak/>
         <w:t xml:space="preserve">Formulado así: </w:t>
       </w:r>
       <w:r>
@@ -17979,10 +18329,10 @@
             </w:drawing>
           </mc:Choice>
           <mc:Fallback>
-            <w:pict>
-              <v:roundrect w14:anchorId="5C836AA8" id="Rectangulo esquinas redondeadas 7" o:spid="_x0000_s1038" alt="Título: Nota destacada sobre los objetivos verificables - Descripción: Nota destacada sobre la necesidad de fijar fecha e indicador para que un objetivo resulte verificable." style="width:453.55pt;height:48.2pt;visibility:visible;mso-wrap-style:square;mso-left-percent:-10001;mso-top-percent:-10001;mso-position-horizontal:absolute;mso-position-horizontal-relative:char;mso-position-vertical:absolute;mso-position-vertical-relative:line;mso-left-percent:-10001;mso-top-percent:-10001;v-text-anchor:middle" arcsize="10923f" o:gfxdata="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" fillcolor="#fbcaa2 [1625]" strokecolor="#f68c36 [3049]">
-                <v:fill color2="#fdefe3 [505]" rotate="t" angle="180" colors="0 #ffbe86;22938f #ffd0aa;1 #ffebdb" focus="100%" type="gradient"/>
-                <v:shadow on="t" color="black" opacity="24903f" origin=",.5" offset="0,.55556mm"/>
+            <w:pict w14:anchorId="3D5D6A8E">
+              <v:roundrect id="Rectangulo esquinas redondeadas 7" style="width:453.55pt;height:48.2pt;visibility:visible;mso-wrap-style:square;mso-left-percent:-10001;mso-top-percent:-10001;mso-position-horizontal:absolute;mso-position-horizontal-relative:char;mso-position-vertical:absolute;mso-position-vertical-relative:line;mso-left-percent:-10001;mso-top-percent:-10001;v-text-anchor:middle" alt="Título: Nota destacada sobre los objetivos verificables - Descripción: Nota destacada sobre la necesidad de fijar fecha e indicador para que un objetivo resulte verificable." o:spid="_x0000_s1038" fillcolor="#fbcaa2 [1625]" strokecolor="#f68c36 [3049]" arcsize="10923f" w14:anchorId="5C836AA8" o:gfxdata="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">
+                <v:fill type="gradient" color2="#fdefe3 [505]" colors="0 #ffbe86;22938f #ffd0aa;1 #ffebdb" angle="180" focus="100%" rotate="t"/>
+                <v:shadow on="t" color="black" opacity="24903f" offset="0,.55556mm" origin=",.5"/>
                 <v:textbox inset="5mm,2.5mm,5mm,2.5mm">
                   <w:txbxContent>
                     <w:p>
@@ -18053,7 +18403,7 @@
           <w:szCs w:val="20"/>
         </w:rPr>
       </w:pPr>
-      <w:bookmarkStart w:id="35" w:name="bm_6_3_protocolos_de_atención_por_4fe8dd"/>
+      <w:bookmarkStart w:name="bm_6_3_protocolos_de_atención_por_4fe8dd" w:id="35"/>
       <w:r>
         <w:rPr>
           <w:b/>
@@ -18100,7 +18450,6 @@
           <w:sz w:val="20"/>
           <w:szCs w:val="20"/>
         </w:rPr>
-        <w:lastRenderedPageBreak/>
         <w:t>Los objetivos indican adónde se quiere llegar, pero no dicen cómo. La programación de actividades responde a esa pregunta al descomponer cada objetivo en acciones concretas, con responsable, canal, recursos y fecha, de manera que la estrategia pueda ejecutarse y su avance pueda seguirse.</w:t>
       </w:r>
     </w:p>
@@ -18507,7 +18856,6 @@
           <w:sz w:val="20"/>
           <w:szCs w:val="20"/>
         </w:rPr>
-        <w:lastRenderedPageBreak/>
         <w:t>Recursos requeridos</w:t>
       </w:r>
       <w:r>
@@ -18659,7 +19007,7 @@
           <w:szCs w:val="20"/>
         </w:rPr>
       </w:pPr>
-      <w:bookmarkStart w:id="38" w:name="_Hlk228152979"/>
+      <w:bookmarkStart w:name="_Hlk228152979" w:id="38"/>
     </w:p>
     <w:p>
       <w:pPr>
@@ -18833,7 +19181,6 @@
           <w:sz w:val="20"/>
           <w:szCs w:val="20"/>
         </w:rPr>
-        <w:lastRenderedPageBreak/>
         <w:t>ACTIVIDADES DIDÁCTICAS</w:t>
       </w:r>
     </w:p>
@@ -18852,12 +19199,12 @@
         <w:tblW w:w="0" w:type="auto"/>
         <w:tblInd w:w="421" w:type="dxa"/>
         <w:tblBorders>
-          <w:top w:val="single" w:sz="4" w:space="0" w:color="000000"/>
-          <w:left w:val="single" w:sz="4" w:space="0" w:color="000000"/>
-          <w:bottom w:val="single" w:sz="4" w:space="0" w:color="000000"/>
-          <w:right w:val="single" w:sz="4" w:space="0" w:color="000000"/>
-          <w:insideH w:val="single" w:sz="4" w:space="0" w:color="000000"/>
-          <w:insideV w:val="single" w:sz="4" w:space="0" w:color="000000"/>
+          <w:top w:val="single" w:color="000000" w:sz="4" w:space="0"/>
+          <w:left w:val="single" w:color="000000" w:sz="4" w:space="0"/>
+          <w:bottom w:val="single" w:color="000000" w:sz="4" w:space="0"/>
+          <w:right w:val="single" w:color="000000" w:sz="4" w:space="0"/>
+          <w:insideH w:val="single" w:color="000000" w:sz="4" w:space="0"/>
+          <w:insideV w:val="single" w:color="000000" w:sz="4" w:space="0"/>
         </w:tblBorders>
         <w:tblLook w:val="0400" w:firstRow="0" w:lastRow="0" w:firstColumn="0" w:lastColumn="0" w:noHBand="0" w:noVBand="1"/>
       </w:tblPr>
@@ -19523,7 +19870,6 @@
           <w:sz w:val="20"/>
           <w:szCs w:val="20"/>
         </w:rPr>
-        <w:lastRenderedPageBreak/>
         <w:t xml:space="preserve">Indicador de comunicación: </w:t>
       </w:r>
       <w:r>
@@ -19996,12 +20342,12 @@
         <w:tblW w:w="9967" w:type="dxa"/>
         <w:tblInd w:w="0" w:type="dxa"/>
         <w:tblBorders>
-          <w:top w:val="single" w:sz="4" w:space="0" w:color="000000"/>
-          <w:left w:val="single" w:sz="4" w:space="0" w:color="000000"/>
-          <w:bottom w:val="single" w:sz="4" w:space="0" w:color="000000"/>
-          <w:right w:val="single" w:sz="4" w:space="0" w:color="000000"/>
-          <w:insideH w:val="single" w:sz="4" w:space="0" w:color="000000"/>
-          <w:insideV w:val="single" w:sz="4" w:space="0" w:color="000000"/>
+          <w:top w:val="single" w:color="000000" w:sz="4" w:space="0"/>
+          <w:left w:val="single" w:color="000000" w:sz="4" w:space="0"/>
+          <w:bottom w:val="single" w:color="000000" w:sz="4" w:space="0"/>
+          <w:right w:val="single" w:color="000000" w:sz="4" w:space="0"/>
+          <w:insideH w:val="single" w:color="000000" w:sz="4" w:space="0"/>
+          <w:insideV w:val="single" w:color="000000" w:sz="4" w:space="0"/>
         </w:tblBorders>
         <w:tblLayout w:type="fixed"/>
         <w:tblLook w:val="04A0" w:firstRow="1" w:lastRow="0" w:firstColumn="1" w:lastColumn="0" w:noHBand="0" w:noVBand="1"/>
@@ -20564,12 +20910,12 @@
         <w:tblW w:w="9915" w:type="dxa"/>
         <w:tblInd w:w="0" w:type="dxa"/>
         <w:tblBorders>
-          <w:top w:val="single" w:sz="4" w:space="0" w:color="000000"/>
-          <w:left w:val="single" w:sz="4" w:space="0" w:color="000000"/>
-          <w:bottom w:val="single" w:sz="4" w:space="0" w:color="000000"/>
-          <w:right w:val="single" w:sz="4" w:space="0" w:color="000000"/>
-          <w:insideH w:val="single" w:sz="4" w:space="0" w:color="000000"/>
-          <w:insideV w:val="single" w:sz="4" w:space="0" w:color="000000"/>
+          <w:top w:val="single" w:color="000000" w:sz="4" w:space="0"/>
+          <w:left w:val="single" w:color="000000" w:sz="4" w:space="0"/>
+          <w:bottom w:val="single" w:color="000000" w:sz="4" w:space="0"/>
+          <w:right w:val="single" w:color="000000" w:sz="4" w:space="0"/>
+          <w:insideH w:val="single" w:color="000000" w:sz="4" w:space="0"/>
+          <w:insideV w:val="single" w:color="000000" w:sz="4" w:space="0"/>
         </w:tblBorders>
         <w:tblLayout w:type="fixed"/>
         <w:tblLook w:val="04A0" w:firstRow="1" w:lastRow="0" w:firstColumn="1" w:lastColumn="0" w:noHBand="0" w:noVBand="1"/>
@@ -20910,7 +21256,7 @@
     <w:sectPr>
       <w:headerReference w:type="default" r:id="rId30"/>
       <w:footerReference w:type="default" r:id="rId31"/>
-      <w:pgSz w:w="12240" w:h="15840"/>
+      <w:pgSz w:w="12240" w:h="15840" w:orient="portrait"/>
       <w:pgMar w:top="1701" w:right="1134" w:bottom="1134" w:left="1134" w:header="720" w:footer="0" w:gutter="0"/>
       <w:pgNumType w:start="1"/>
       <w:cols w:space="720"/>
@@ -20920,8 +21266,8 @@
 </file>
 
 <file path=word/comments.xml><?xml version="1.0" encoding="utf-8"?>
-<w:comments xmlns:wpc="http://schemas.microsoft.com/office/word/2010/wordprocessingCanvas" xmlns:cx="http://schemas.microsoft.com/office/drawing/2014/chartex" xmlns:cx1="http://schemas.microsoft.com/office/drawing/2015/9/8/chartex" xmlns:cx2="http://schemas.microsoft.com/office/drawing/2015/10/21/chartex" xmlns:cx3="http://schemas.microsoft.com/office/drawing/2016/5/9/chartex" xmlns:cx4="http://schemas.microsoft.com/office/drawing/2016/5/10/chartex" xmlns:cx5="http://schemas.microsoft.com/office/drawing/2016/5/11/chartex" xmlns:cx6="http://schemas.microsoft.com/office/drawing/2016/5/12/chartex" xmlns:cx7="http://schemas.microsoft.com/office/drawing/2016/5/13/chartex" xmlns:cx8="http://schemas.microsoft.com/office/drawing/2016/5/14/chartex" xmlns:mc="http://schemas.openxmlformats.org/markup-compatibility/2006" xmlns:aink="http://schemas.microsoft.com/office/drawing/2016/ink" xmlns:am3d="http://schemas.microsoft.com/office/drawing/2017/model3d" xmlns:o="urn:schemas-microsoft-com:office:office" xmlns:oel="http://schemas.microsoft.com/office/2019/extlst" xmlns:r="http://schemas.openxmlformats.org/officeDocument/2006/relationships" xmlns:m="http://schemas.openxmlformats.org/officeDocument/2006/math" xmlns:v="urn:schemas-microsoft-com:vml" xmlns:wp14="http://schemas.microsoft.com/office/word/2010/wordprocessingDrawing" xmlns:wp="http://schemas.openxmlformats.org/drawingml/2006/wordprocessingDrawing" xmlns:w10="urn:schemas-microsoft-com:office:word" xmlns:w="http://schemas.openxmlformats.org/wordprocessingml/2006/main" xmlns:w14="http://schemas.microsoft.com/office/word/2010/wordml" xmlns:w15="http://schemas.microsoft.com/office/word/2012/wordml" xmlns:w16cex="http://schemas.microsoft.com/office/word/2018/wordml/cex" xmlns:w16cid="http://schemas.microsoft.com/office/word/2016/wordml/cid" xmlns:w16="http://schemas.microsoft.com/office/word/2018/wordml" xmlns:w16du="http://schemas.microsoft.com/office/word/2023/wordml/word16du" xmlns:w16sdtdh="http://schemas.microsoft.com/office/word/2020/wordml/sdtdatahash" xmlns:w16sdtfl="http://schemas.microsoft.com/office/word/2024/wordml/sdtformatlock" xmlns:w16se="http://schemas.microsoft.com/office/word/2015/wordml/symex" xmlns:wpg="http://schemas.microsoft.com/office/word/2010/wordprocessingGroup" xmlns:wpi="http://schemas.microsoft.com/office/word/2010/wordprocessingInk" xmlns:wne="http://schemas.microsoft.com/office/word/2006/wordml" xmlns:wps="http://schemas.microsoft.com/office/word/2010/wordprocessingShape" mc:Ignorable="w14 w15 w16se w16cid w16 w16cex w16sdtdh w16sdtfl w16du wp14">
-  <w:comment w:id="0" w:author="Gloria Alzate" w:date="2026-09-02T06:56:00Z" w:initials="GA">
+<w:comments xmlns:wpc="http://schemas.microsoft.com/office/word/2010/wordprocessingCanvas" xmlns:cx="http://schemas.microsoft.com/office/drawing/2014/chartex" xmlns:cx1="http://schemas.microsoft.com/office/drawing/2015/9/8/chartex" xmlns:cx2="http://schemas.microsoft.com/office/drawing/2015/10/21/chartex" xmlns:cx3="http://schemas.microsoft.com/office/drawing/2016/5/9/chartex" xmlns:cx4="http://schemas.microsoft.com/office/drawing/2016/5/10/chartex" xmlns:cx5="http://schemas.microsoft.com/office/drawing/2016/5/11/chartex" xmlns:cx6="http://schemas.microsoft.com/office/drawing/2016/5/12/chartex" xmlns:cx7="http://schemas.microsoft.com/office/drawing/2016/5/13/chartex" xmlns:cx8="http://schemas.microsoft.com/office/drawing/2016/5/14/chartex" xmlns:mc="http://schemas.openxmlformats.org/markup-compatibility/2006" xmlns:aink="http://schemas.microsoft.com/office/drawing/2016/ink" xmlns:am3d="http://schemas.microsoft.com/office/drawing/2017/model3d" xmlns:o="urn:schemas-microsoft-com:office:office" xmlns:oel="http://schemas.microsoft.com/office/2019/extlst" xmlns:r="http://schemas.openxmlformats.org/officeDocument/2006/relationships" xmlns:m="http://schemas.openxmlformats.org/officeDocument/2006/math" xmlns:v="urn:schemas-microsoft-com:vml" xmlns:wp14="http://schemas.microsoft.com/office/word/2010/wordprocessingDrawing" xmlns:wp="http://schemas.openxmlformats.org/drawingml/2006/wordprocessingDrawing" xmlns:w10="urn:schemas-microsoft-com:office:word" xmlns:w="http://schemas.openxmlformats.org/wordprocessingml/2006/main" xmlns:w14="http://schemas.microsoft.com/office/word/2010/wordml" xmlns:w15="http://schemas.microsoft.com/office/word/2012/wordml" xmlns:w16cex="http://schemas.microsoft.com/office/word/2018/wordml/cex" xmlns:w16cid="http://schemas.microsoft.com/office/word/2016/wordml/cid" xmlns:w16="http://schemas.microsoft.com/office/word/2018/wordml" xmlns:w16du="http://schemas.microsoft.com/office/word/2023/wordml/word16du" xmlns:w16sdtdh="http://schemas.microsoft.com/office/word/2020/wordml/sdtdatahash" xmlns:w16sdtfl="http://schemas.microsoft.com/office/word/2024/wordml/sdtformatlock" xmlns:w16se="http://schemas.microsoft.com/office/word/2015/wordml/symex" xmlns:wpg="http://schemas.microsoft.com/office/word/2010/wordprocessingGroup" xmlns:wpi="http://schemas.microsoft.com/office/word/2010/wordprocessingInk" xmlns:wne="http://schemas.microsoft.com/office/word/2006/wordml" xmlns:wps="http://schemas.microsoft.com/office/word/2010/wordprocessingShape" xmlns:a="http://schemas.openxmlformats.org/drawingml/2006/main" xmlns:pic="http://schemas.openxmlformats.org/drawingml/2006/picture" xmlns:a14="http://schemas.microsoft.com/office/drawing/2010/main" mc:Ignorable="w14 w15 w16se w16cid w16 w16cex w16sdtdh w16sdtfl w16du wp14">
+  <w:comment w:initials="GA" w:author="Gloria Alzate" w:date="2026-09-02T06:56:00Z" w:id="0">
     <w:p>
       <w:pPr>
         <w:pStyle w:val="Textocomentario"/>
@@ -21042,7 +21388,7 @@
       </w:r>
     </w:p>
   </w:comment>
-  <w:comment w:id="1" w:author="Gloria Alzate" w:date="2026-09-02T07:08:00Z" w:initials="GA">
+  <w:comment w:initials="GA" w:author="Gloria Alzate" w:date="2026-09-02T07:08:00Z" w:id="1">
     <w:p>
       <w:pPr>
         <w:pStyle w:val="Textocomentario"/>
@@ -21058,6 +21404,8 @@
       </w:r>
       <w:r>
         <w:br/>
+      </w:r>
+      <w:r>
         <w:t>Listado ordenado según lineamientos ECORED.</w:t>
       </w:r>
     </w:p>
@@ -21070,7 +21418,7 @@
       </w:r>
     </w:p>
   </w:comment>
-  <w:comment w:id="2" w:author="Gloria Alzate" w:date="2026-09-02T08:30:00Z" w:initials="GA">
+  <w:comment w:initials="GA" w:author="Gloria Alzate" w:date="2026-09-02T08:30:00Z" w:id="2">
     <w:p>
       <w:pPr>
         <w:pStyle w:val="Textocomentario"/>
@@ -21156,7 +21504,7 @@
       </w:r>
     </w:p>
   </w:comment>
-  <w:comment w:id="3" w:author="Gloria Alzate" w:date="2026-09-02T08:50:00Z" w:initials="GA">
+  <w:comment w:initials="GA" w:author="Gloria Alzate" w:date="2026-09-02T08:50:00Z" w:id="3">
     <w:p>
       <w:pPr>
         <w:pStyle w:val="Textocomentario"/>
@@ -21172,11 +21520,13 @@
       </w:r>
       <w:r>
         <w:br/>
+      </w:r>
+      <w:r>
         <w:t>Acordeón con viñeta a la izquierda según lineamientos ECORED.</w:t>
       </w:r>
     </w:p>
   </w:comment>
-  <w:comment w:id="4" w:author="Gloria Alzate" w:date="2026-09-02T08:21:00Z" w:initials="GA">
+  <w:comment w:initials="GA" w:author="Gloria Alzate" w:date="2026-09-02T08:21:00Z" w:id="4">
     <w:p>
       <w:pPr>
         <w:pStyle w:val="Textocomentario"/>
@@ -21270,7 +21620,7 @@
       </w:r>
     </w:p>
   </w:comment>
-  <w:comment w:id="5" w:author="Gloria Alzate" w:date="2026-09-02T10:09:00Z" w:initials="GA">
+  <w:comment w:initials="GA" w:author="Gloria Alzate" w:date="2026-09-02T10:09:00Z" w:id="5">
     <w:p>
       <w:pPr>
         <w:pStyle w:val="Textocomentario"/>
@@ -21286,7 +21636,7 @@
       </w:r>
     </w:p>
   </w:comment>
-  <w:comment w:id="6" w:author="Gloria Alzate" w:date="2026-09-02T10:11:00Z" w:initials="GA">
+  <w:comment w:initials="GA" w:author="Gloria Alzate" w:date="2026-09-02T10:11:00Z" w:id="6">
     <w:p>
       <w:pPr>
         <w:pStyle w:val="Textocomentario"/>
@@ -21302,7 +21652,7 @@
       </w:r>
     </w:p>
   </w:comment>
-  <w:comment w:id="7" w:author="Gloria Alzate" w:date="2026-09-02T10:20:00Z" w:initials="GA">
+  <w:comment w:initials="GA" w:author="Gloria Alzate" w:date="2026-09-02T10:20:00Z" w:id="7">
     <w:p>
       <w:pPr>
         <w:pStyle w:val="Textocomentario"/>
@@ -21451,7 +21801,7 @@
       </w:r>
     </w:p>
   </w:comment>
-  <w:comment w:id="8" w:author="Gloria Alzate" w:date="2026-09-02T12:22:00Z" w:initials="GA">
+  <w:comment w:initials="GA" w:author="Gloria Alzate" w:date="2026-09-02T12:22:00Z" w:id="8">
     <w:p>
       <w:pPr>
         <w:pStyle w:val="Textocomentario"/>
@@ -21467,7 +21817,7 @@
       </w:r>
     </w:p>
   </w:comment>
-  <w:comment w:id="9" w:author="Gloria Alzate" w:date="2026-09-02T12:22:00Z" w:initials="GA">
+  <w:comment w:initials="GA" w:author="Gloria Alzate" w:date="2026-09-02T12:22:00Z" w:id="9">
     <w:p>
       <w:pPr>
         <w:pStyle w:val="Textocomentario"/>
@@ -21491,7 +21841,7 @@
       </w:r>
     </w:p>
   </w:comment>
-  <w:comment w:id="10" w:author="Gloria Alzate" w:date="2026-09-02T12:30:00Z" w:initials="GA">
+  <w:comment w:initials="GA" w:author="Gloria Alzate" w:date="2026-09-02T12:30:00Z" w:id="10">
     <w:p>
       <w:pPr>
         <w:pStyle w:val="Textocomentario"/>
@@ -21507,7 +21857,7 @@
       </w:r>
     </w:p>
   </w:comment>
-  <w:comment w:id="11" w:author="Gloria Alzate" w:date="2026-09-02T12:52:00Z" w:initials="GA">
+  <w:comment w:initials="GA" w:author="Gloria Alzate" w:date="2026-09-02T12:52:00Z" w:id="11">
     <w:p>
       <w:pPr>
         <w:pStyle w:val="Textocomentario"/>
@@ -21651,7 +22001,7 @@
       </w:r>
     </w:p>
   </w:comment>
-  <w:comment w:id="12" w:author="Gloria Alzate" w:date="2026-09-02T12:45:00Z" w:initials="GA">
+  <w:comment w:initials="GA" w:author="Gloria Alzate" w:date="2026-09-02T12:45:00Z" w:id="12">
     <w:p>
       <w:pPr>
         <w:pStyle w:val="Textocomentario"/>
@@ -21667,7 +22017,7 @@
       </w:r>
     </w:p>
   </w:comment>
-  <w:comment w:id="13" w:author="Gloria Alzate" w:date="2026-09-02T14:05:00Z" w:initials="GA">
+  <w:comment w:initials="GA" w:author="Gloria Alzate" w:date="2026-09-02T14:05:00Z" w:id="13">
     <w:p>
       <w:pPr>
         <w:pStyle w:val="Textocomentario"/>
@@ -21683,7 +22033,7 @@
       </w:r>
     </w:p>
   </w:comment>
-  <w:comment w:id="14" w:author="Gloria Alzate" w:date="2026-09-02T14:09:00Z" w:initials="GA">
+  <w:comment w:initials="GA" w:author="Gloria Alzate" w:date="2026-09-02T14:09:00Z" w:id="14">
     <w:p>
       <w:pPr>
         <w:pStyle w:val="Textocomentario"/>
@@ -21773,7 +22123,7 @@
       </w:r>
     </w:p>
   </w:comment>
-  <w:comment w:id="15" w:author="Gloria Alzate" w:date="2026-09-02T14:23:00Z" w:initials="GA">
+  <w:comment w:initials="GA" w:author="Gloria Alzate" w:date="2026-09-02T14:23:00Z" w:id="15">
     <w:p>
       <w:pPr>
         <w:pStyle w:val="Textocomentario"/>
@@ -21877,7 +22227,7 @@
       </w:r>
     </w:p>
   </w:comment>
-  <w:comment w:id="17" w:author="Gloria Alzate" w:date="2026-09-02T15:10:00Z" w:initials="GA">
+  <w:comment w:initials="GA" w:author="Gloria Alzate" w:date="2026-09-02T15:10:00Z" w:id="17">
     <w:p>
       <w:pPr>
         <w:pStyle w:val="Textocomentario"/>
@@ -21893,7 +22243,7 @@
       </w:r>
     </w:p>
   </w:comment>
-  <w:comment w:id="18" w:author="Gloria Alzate" w:date="2026-09-02T14:40:00Z" w:initials="GA">
+  <w:comment w:initials="GA" w:author="Gloria Alzate" w:date="2026-09-02T14:40:00Z" w:id="18">
     <w:p>
       <w:pPr>
         <w:pStyle w:val="Textocomentario"/>
@@ -21995,7 +22345,7 @@
       </w:r>
     </w:p>
   </w:comment>
-  <w:comment w:id="20" w:author="Gloria Alzate" w:date="2026-09-02T15:16:00Z" w:initials="GA">
+  <w:comment w:initials="GA" w:author="Gloria Alzate" w:date="2026-09-02T15:16:00Z" w:id="20">
     <w:p>
       <w:pPr>
         <w:pStyle w:val="Textocomentario"/>
@@ -22070,7 +22420,7 @@
       </w:r>
     </w:p>
   </w:comment>
-  <w:comment w:id="21" w:author="Gloria Alzate" w:date="2026-09-02T15:22:00Z" w:initials="GA">
+  <w:comment w:initials="GA" w:author="Gloria Alzate" w:date="2026-09-02T15:22:00Z" w:id="21">
     <w:p>
       <w:pPr>
         <w:pStyle w:val="Textocomentario"/>
@@ -22179,7 +22529,7 @@
       </w:pPr>
     </w:p>
   </w:comment>
-  <w:comment w:id="23" w:author="Gloria Alzate" w:date="2026-09-02T15:57:00Z" w:initials="GA">
+  <w:comment w:initials="GA" w:author="Gloria Alzate" w:date="2026-09-02T15:57:00Z" w:id="23">
     <w:p>
       <w:pPr>
         <w:pStyle w:val="Textocomentario"/>
@@ -22385,7 +22735,7 @@
       </w:r>
     </w:p>
   </w:comment>
-  <w:comment w:id="25" w:author="Gloria Alzate" w:date="2026-09-02T16:08:00Z" w:initials="GA">
+  <w:comment w:initials="GA" w:author="Gloria Alzate" w:date="2026-09-02T16:08:00Z" w:id="25">
     <w:p>
       <w:pPr>
         <w:pStyle w:val="Textocomentario"/>
@@ -22472,7 +22822,7 @@
       </w:r>
     </w:p>
   </w:comment>
-  <w:comment w:id="28" w:author="Gloria Alzate" w:date="2026-09-02T16:23:00Z" w:initials="GA">
+  <w:comment w:initials="GA" w:author="Gloria Alzate" w:date="2026-09-02T16:23:00Z" w:id="28">
     <w:p>
       <w:pPr>
         <w:pStyle w:val="Textocomentario"/>
@@ -22496,7 +22846,7 @@
       </w:r>
     </w:p>
   </w:comment>
-  <w:comment w:id="31" w:author="Gloria Alzate" w:date="2026-09-02T17:48:00Z" w:initials="GA">
+  <w:comment w:initials="GA" w:author="Gloria Alzate" w:date="2026-09-02T17:48:00Z" w:id="31">
     <w:p>
       <w:pPr>
         <w:pStyle w:val="Textocomentario"/>
@@ -22576,7 +22926,7 @@
       </w:r>
     </w:p>
   </w:comment>
-  <w:comment w:id="32" w:author="Gloria Alzate" w:date="2026-09-02T17:59:00Z" w:initials="GA">
+  <w:comment w:initials="GA" w:author="Gloria Alzate" w:date="2026-09-02T17:59:00Z" w:id="32">
     <w:p>
       <w:pPr>
         <w:pStyle w:val="Textocomentario"/>
@@ -22706,7 +23056,7 @@
       </w:r>
     </w:p>
   </w:comment>
-  <w:comment w:id="33" w:author="Gloria Alzate" w:date="2026-09-02T18:06:00Z" w:initials="GA">
+  <w:comment w:initials="GA" w:author="Gloria Alzate" w:date="2026-09-02T18:06:00Z" w:id="33">
     <w:p>
       <w:pPr>
         <w:pStyle w:val="Textocomentario"/>
@@ -22722,7 +23072,7 @@
       </w:r>
     </w:p>
   </w:comment>
-  <w:comment w:id="34" w:author="Gloria Alzate" w:date="2026-09-02T17:44:00Z" w:initials="GA">
+  <w:comment w:initials="GA" w:author="Gloria Alzate" w:date="2026-09-02T17:44:00Z" w:id="34">
     <w:p>
       <w:pPr>
         <w:pStyle w:val="Textocomentario"/>
@@ -22738,7 +23088,7 @@
       </w:r>
     </w:p>
   </w:comment>
-  <w:comment w:id="36" w:author="Gloria Alzate" w:date="2026-09-02T18:35:00Z" w:initials="GA">
+  <w:comment w:initials="GA" w:author="Gloria Alzate" w:date="2026-09-02T18:35:00Z" w:id="36">
     <w:p>
       <w:pPr>
         <w:pStyle w:val="Textocomentario"/>
@@ -22799,6 +23149,8 @@
       </w:r>
       <w:r>
         <w:br/>
+      </w:r>
+      <w:r>
         <w:t xml:space="preserve"> La acción queda enunciada en términos observables, de modo que nadie tenga que interpretarla.</w:t>
       </w:r>
     </w:p>
@@ -22823,6 +23175,8 @@
       </w:r>
       <w:r>
         <w:br/>
+      </w:r>
+      <w:r>
         <w:t>La tarea tiene un cargo asignado y no queda repartida entre todos, que equivale a nadie.</w:t>
       </w:r>
     </w:p>
@@ -22855,7 +23209,7 @@
       </w:r>
     </w:p>
   </w:comment>
-  <w:comment w:id="37" w:author="Gloria Alzate" w:date="2026-09-02T17:24:00Z" w:initials="GA">
+  <w:comment w:initials="GA" w:author="Gloria Alzate" w:date="2026-09-02T17:24:00Z" w:id="37">
     <w:p>
       <w:pPr>
         <w:pStyle w:val="Textocomentario"/>
@@ -22927,7 +23281,7 @@
       </w:r>
     </w:p>
   </w:comment>
-  <w:comment w:id="39" w:author="Gloria Alzate" w:date="2026-09-02T17:44:00Z" w:initials="GA">
+  <w:comment w:initials="GA" w:author="Gloria Alzate" w:date="2026-09-02T17:44:00Z" w:id="39">
     <w:p>
       <w:pPr>
         <w:pStyle w:val="Textocomentario"/>
@@ -23110,7 +23464,7 @@
       <w:ind w:left="-2" w:hanging="2"/>
       <w:jc w:val="right"/>
       <w:rPr>
-        <w:rFonts w:ascii="Times New Roman" w:eastAsia="Times New Roman" w:hAnsi="Times New Roman" w:cs="Times New Roman"/>
+        <w:rFonts w:ascii="Times New Roman" w:hAnsi="Times New Roman" w:eastAsia="Times New Roman" w:cs="Times New Roman"/>
         <w:sz w:val="24"/>
         <w:szCs w:val="24"/>
       </w:rPr>
@@ -23121,7 +23475,7 @@
       <w:pStyle w:val="Normal0"/>
       <w:spacing w:line="240" w:lineRule="auto"/>
       <w:rPr>
-        <w:rFonts w:ascii="Times New Roman" w:eastAsia="Times New Roman" w:hAnsi="Times New Roman" w:cs="Times New Roman"/>
+        <w:rFonts w:ascii="Times New Roman" w:hAnsi="Times New Roman" w:eastAsia="Times New Roman" w:cs="Times New Roman"/>
         <w:sz w:val="24"/>
         <w:szCs w:val="24"/>
       </w:rPr>
@@ -23186,7 +23540,7 @@
 </file>
 
 <file path=word/header1.xml><?xml version="1.0" encoding="utf-8"?>
-<w:hdr xmlns:wpc="http://schemas.microsoft.com/office/word/2010/wordprocessingCanvas" xmlns:cx="http://schemas.microsoft.com/office/drawing/2014/chartex" xmlns:cx1="http://schemas.microsoft.com/office/drawing/2015/9/8/chartex" xmlns:cx2="http://schemas.microsoft.com/office/drawing/2015/10/21/chartex" xmlns:cx3="http://schemas.microsoft.com/office/drawing/2016/5/9/chartex" xmlns:cx4="http://schemas.microsoft.com/office/drawing/2016/5/10/chartex" xmlns:cx5="http://schemas.microsoft.com/office/drawing/2016/5/11/chartex" xmlns:cx6="http://schemas.microsoft.com/office/drawing/2016/5/12/chartex" xmlns:cx7="http://schemas.microsoft.com/office/drawing/2016/5/13/chartex" xmlns:cx8="http://schemas.microsoft.com/office/drawing/2016/5/14/chartex" xmlns:mc="http://schemas.openxmlformats.org/markup-compatibility/2006" xmlns:aink="http://schemas.microsoft.com/office/drawing/2016/ink" xmlns:am3d="http://schemas.microsoft.com/office/drawing/2017/model3d" xmlns:o="urn:schemas-microsoft-com:office:office" xmlns:oel="http://schemas.microsoft.com/office/2019/extlst" xmlns:r="http://schemas.openxmlformats.org/officeDocument/2006/relationships" xmlns:m="http://schemas.openxmlformats.org/officeDocument/2006/math" xmlns:v="urn:schemas-microsoft-com:vml" xmlns:wp14="http://schemas.microsoft.com/office/word/2010/wordprocessingDrawing" xmlns:wp="http://schemas.openxmlformats.org/drawingml/2006/wordprocessingDrawing" xmlns:w10="urn:schemas-microsoft-com:office:word" xmlns:w="http://schemas.openxmlformats.org/wordprocessingml/2006/main" xmlns:w14="http://schemas.microsoft.com/office/word/2010/wordml" xmlns:w15="http://schemas.microsoft.com/office/word/2012/wordml" xmlns:w16cex="http://schemas.microsoft.com/office/word/2018/wordml/cex" xmlns:w16cid="http://schemas.microsoft.com/office/word/2016/wordml/cid" xmlns:w16="http://schemas.microsoft.com/office/word/2018/wordml" xmlns:w16du="http://schemas.microsoft.com/office/word/2023/wordml/word16du" xmlns:w16sdtdh="http://schemas.microsoft.com/office/word/2020/wordml/sdtdatahash" xmlns:w16sdtfl="http://schemas.microsoft.com/office/word/2024/wordml/sdtformatlock" xmlns:w16se="http://schemas.microsoft.com/office/word/2015/wordml/symex" xmlns:wpg="http://schemas.microsoft.com/office/word/2010/wordprocessingGroup" xmlns:wpi="http://schemas.microsoft.com/office/word/2010/wordprocessingInk" xmlns:wne="http://schemas.microsoft.com/office/word/2006/wordml" xmlns:wps="http://schemas.microsoft.com/office/word/2010/wordprocessingShape" mc:Ignorable="w14 w15 w16se w16cid w16 w16cex w16sdtdh w16sdtfl w16du wp14">
+<w:hdr xmlns:wpc="http://schemas.microsoft.com/office/word/2010/wordprocessingCanvas" xmlns:cx="http://schemas.microsoft.com/office/drawing/2014/chartex" xmlns:cx1="http://schemas.microsoft.com/office/drawing/2015/9/8/chartex" xmlns:cx2="http://schemas.microsoft.com/office/drawing/2015/10/21/chartex" xmlns:cx3="http://schemas.microsoft.com/office/drawing/2016/5/9/chartex" xmlns:cx4="http://schemas.microsoft.com/office/drawing/2016/5/10/chartex" xmlns:cx5="http://schemas.microsoft.com/office/drawing/2016/5/11/chartex" xmlns:cx6="http://schemas.microsoft.com/office/drawing/2016/5/12/chartex" xmlns:cx7="http://schemas.microsoft.com/office/drawing/2016/5/13/chartex" xmlns:cx8="http://schemas.microsoft.com/office/drawing/2016/5/14/chartex" xmlns:mc="http://schemas.openxmlformats.org/markup-compatibility/2006" xmlns:aink="http://schemas.microsoft.com/office/drawing/2016/ink" xmlns:am3d="http://schemas.microsoft.com/office/drawing/2017/model3d" xmlns:o="urn:schemas-microsoft-com:office:office" xmlns:oel="http://schemas.microsoft.com/office/2019/extlst" xmlns:r="http://schemas.openxmlformats.org/officeDocument/2006/relationships" xmlns:m="http://schemas.openxmlformats.org/officeDocument/2006/math" xmlns:v="urn:schemas-microsoft-com:vml" xmlns:wp14="http://schemas.microsoft.com/office/word/2010/wordprocessingDrawing" xmlns:wp="http://schemas.openxmlformats.org/drawingml/2006/wordprocessingDrawing" xmlns:w10="urn:schemas-microsoft-com:office:word" xmlns:w="http://schemas.openxmlformats.org/wordprocessingml/2006/main" xmlns:w14="http://schemas.microsoft.com/office/word/2010/wordml" xmlns:w15="http://schemas.microsoft.com/office/word/2012/wordml" xmlns:w16cex="http://schemas.microsoft.com/office/word/2018/wordml/cex" xmlns:w16cid="http://schemas.microsoft.com/office/word/2016/wordml/cid" xmlns:w16="http://schemas.microsoft.com/office/word/2018/wordml" xmlns:w16du="http://schemas.microsoft.com/office/word/2023/wordml/word16du" xmlns:w16sdtdh="http://schemas.microsoft.com/office/word/2020/wordml/sdtdatahash" xmlns:w16sdtfl="http://schemas.microsoft.com/office/word/2024/wordml/sdtformatlock" xmlns:w16se="http://schemas.microsoft.com/office/word/2015/wordml/symex" xmlns:wpg="http://schemas.microsoft.com/office/word/2010/wordprocessingGroup" xmlns:wpi="http://schemas.microsoft.com/office/word/2010/wordprocessingInk" xmlns:wne="http://schemas.microsoft.com/office/word/2006/wordml" xmlns:wps="http://schemas.microsoft.com/office/word/2010/wordprocessingShape" xmlns:a="http://schemas.openxmlformats.org/drawingml/2006/main" xmlns:adec="http://schemas.microsoft.com/office/drawing/2017/decorative" xmlns:pic="http://schemas.openxmlformats.org/drawingml/2006/picture" xmlns:a14="http://schemas.microsoft.com/office/drawing/2010/main" mc:Ignorable="w14 w15 w16se w16cid w16 w16cex w16sdtdh w16sdtfl w16du wp14">
   <w:p>
     <w:pPr>
       <w:pStyle w:val="Normal0"/>
@@ -23305,7 +23659,7 @@
         <w:ind w:left="706" w:hanging="360"/>
       </w:pPr>
       <w:rPr>
-        <w:rFonts w:ascii="Symbol" w:hAnsi="Symbol" w:hint="default"/>
+        <w:rFonts w:hint="default" w:ascii="Symbol" w:hAnsi="Symbol"/>
       </w:rPr>
     </w:lvl>
     <w:lvl w:ilvl="1" w:tplc="240A0003" w:tentative="1">
@@ -23317,7 +23671,7 @@
         <w:ind w:left="1426" w:hanging="360"/>
       </w:pPr>
       <w:rPr>
-        <w:rFonts w:ascii="Courier New" w:hAnsi="Courier New" w:cs="Courier New" w:hint="default"/>
+        <w:rFonts w:hint="default" w:ascii="Courier New" w:hAnsi="Courier New" w:cs="Courier New"/>
       </w:rPr>
     </w:lvl>
     <w:lvl w:ilvl="2" w:tplc="240A0005" w:tentative="1">
@@ -23329,7 +23683,7 @@
         <w:ind w:left="2146" w:hanging="360"/>
       </w:pPr>
       <w:rPr>
-        <w:rFonts w:ascii="Wingdings" w:hAnsi="Wingdings" w:hint="default"/>
+        <w:rFonts w:hint="default" w:ascii="Wingdings" w:hAnsi="Wingdings"/>
       </w:rPr>
     </w:lvl>
     <w:lvl w:ilvl="3" w:tplc="240A0001" w:tentative="1">
@@ -23341,7 +23695,7 @@
         <w:ind w:left="2866" w:hanging="360"/>
       </w:pPr>
       <w:rPr>
-        <w:rFonts w:ascii="Symbol" w:hAnsi="Symbol" w:hint="default"/>
+        <w:rFonts w:hint="default" w:ascii="Symbol" w:hAnsi="Symbol"/>
       </w:rPr>
     </w:lvl>
     <w:lvl w:ilvl="4" w:tplc="240A0003" w:tentative="1">
@@ -23353,7 +23707,7 @@
         <w:ind w:left="3586" w:hanging="360"/>
       </w:pPr>
       <w:rPr>
-        <w:rFonts w:ascii="Courier New" w:hAnsi="Courier New" w:cs="Courier New" w:hint="default"/>
+        <w:rFonts w:hint="default" w:ascii="Courier New" w:hAnsi="Courier New" w:cs="Courier New"/>
       </w:rPr>
     </w:lvl>
     <w:lvl w:ilvl="5" w:tplc="240A0005" w:tentative="1">
@@ -23365,7 +23719,7 @@
         <w:ind w:left="4306" w:hanging="360"/>
       </w:pPr>
       <w:rPr>
-        <w:rFonts w:ascii="Wingdings" w:hAnsi="Wingdings" w:hint="default"/>
+        <w:rFonts w:hint="default" w:ascii="Wingdings" w:hAnsi="Wingdings"/>
       </w:rPr>
     </w:lvl>
     <w:lvl w:ilvl="6" w:tplc="240A0001" w:tentative="1">
@@ -23377,7 +23731,7 @@
         <w:ind w:left="5026" w:hanging="360"/>
       </w:pPr>
       <w:rPr>
-        <w:rFonts w:ascii="Symbol" w:hAnsi="Symbol" w:hint="default"/>
+        <w:rFonts w:hint="default" w:ascii="Symbol" w:hAnsi="Symbol"/>
       </w:rPr>
     </w:lvl>
     <w:lvl w:ilvl="7" w:tplc="240A0003" w:tentative="1">
@@ -23389,7 +23743,7 @@
         <w:ind w:left="5746" w:hanging="360"/>
       </w:pPr>
       <w:rPr>
-        <w:rFonts w:ascii="Courier New" w:hAnsi="Courier New" w:cs="Courier New" w:hint="default"/>
+        <w:rFonts w:hint="default" w:ascii="Courier New" w:hAnsi="Courier New" w:cs="Courier New"/>
       </w:rPr>
     </w:lvl>
     <w:lvl w:ilvl="8" w:tplc="240A0005" w:tentative="1">
@@ -23401,7 +23755,7 @@
         <w:ind w:left="6466" w:hanging="360"/>
       </w:pPr>
       <w:rPr>
-        <w:rFonts w:ascii="Wingdings" w:hAnsi="Wingdings" w:hint="default"/>
+        <w:rFonts w:hint="default" w:ascii="Wingdings" w:hAnsi="Wingdings"/>
       </w:rPr>
     </w:lvl>
   </w:abstractNum>
@@ -23682,7 +24036,7 @@
         <w:ind w:left="1168" w:hanging="360"/>
       </w:pPr>
       <w:rPr>
-        <w:rFonts w:ascii="Symbol" w:hAnsi="Symbol" w:hint="default"/>
+        <w:rFonts w:hint="default" w:ascii="Symbol" w:hAnsi="Symbol"/>
       </w:rPr>
     </w:lvl>
     <w:lvl w:ilvl="1" w:tplc="240A0003" w:tentative="1">
@@ -23694,7 +24048,7 @@
         <w:ind w:left="1888" w:hanging="360"/>
       </w:pPr>
       <w:rPr>
-        <w:rFonts w:ascii="Courier New" w:hAnsi="Courier New" w:cs="Courier New" w:hint="default"/>
+        <w:rFonts w:hint="default" w:ascii="Courier New" w:hAnsi="Courier New" w:cs="Courier New"/>
       </w:rPr>
     </w:lvl>
     <w:lvl w:ilvl="2" w:tplc="240A0005" w:tentative="1">
@@ -23706,7 +24060,7 @@
         <w:ind w:left="2608" w:hanging="360"/>
       </w:pPr>
       <w:rPr>
-        <w:rFonts w:ascii="Wingdings" w:hAnsi="Wingdings" w:hint="default"/>
+        <w:rFonts w:hint="default" w:ascii="Wingdings" w:hAnsi="Wingdings"/>
       </w:rPr>
     </w:lvl>
     <w:lvl w:ilvl="3" w:tplc="240A0001" w:tentative="1">
@@ -23718,7 +24072,7 @@
         <w:ind w:left="3328" w:hanging="360"/>
       </w:pPr>
       <w:rPr>
-        <w:rFonts w:ascii="Symbol" w:hAnsi="Symbol" w:hint="default"/>
+        <w:rFonts w:hint="default" w:ascii="Symbol" w:hAnsi="Symbol"/>
       </w:rPr>
     </w:lvl>
     <w:lvl w:ilvl="4" w:tplc="240A0003" w:tentative="1">
@@ -23730,7 +24084,7 @@
         <w:ind w:left="4048" w:hanging="360"/>
       </w:pPr>
       <w:rPr>
-        <w:rFonts w:ascii="Courier New" w:hAnsi="Courier New" w:cs="Courier New" w:hint="default"/>
+        <w:rFonts w:hint="default" w:ascii="Courier New" w:hAnsi="Courier New" w:cs="Courier New"/>
       </w:rPr>
     </w:lvl>
     <w:lvl w:ilvl="5" w:tplc="240A0005" w:tentative="1">
@@ -23742,7 +24096,7 @@
         <w:ind w:left="4768" w:hanging="360"/>
       </w:pPr>
       <w:rPr>
-        <w:rFonts w:ascii="Wingdings" w:hAnsi="Wingdings" w:hint="default"/>
+        <w:rFonts w:hint="default" w:ascii="Wingdings" w:hAnsi="Wingdings"/>
       </w:rPr>
     </w:lvl>
     <w:lvl w:ilvl="6" w:tplc="240A0001" w:tentative="1">
@@ -23754,7 +24108,7 @@
         <w:ind w:left="5488" w:hanging="360"/>
       </w:pPr>
       <w:rPr>
-        <w:rFonts w:ascii="Symbol" w:hAnsi="Symbol" w:hint="default"/>
+        <w:rFonts w:hint="default" w:ascii="Symbol" w:hAnsi="Symbol"/>
       </w:rPr>
     </w:lvl>
     <w:lvl w:ilvl="7" w:tplc="240A0003" w:tentative="1">
@@ -23766,7 +24120,7 @@
         <w:ind w:left="6208" w:hanging="360"/>
       </w:pPr>
       <w:rPr>
-        <w:rFonts w:ascii="Courier New" w:hAnsi="Courier New" w:cs="Courier New" w:hint="default"/>
+        <w:rFonts w:hint="default" w:ascii="Courier New" w:hAnsi="Courier New" w:cs="Courier New"/>
       </w:rPr>
     </w:lvl>
     <w:lvl w:ilvl="8" w:tplc="240A0005" w:tentative="1">
@@ -23778,7 +24132,7 @@
         <w:ind w:left="6928" w:hanging="360"/>
       </w:pPr>
       <w:rPr>
-        <w:rFonts w:ascii="Wingdings" w:hAnsi="Wingdings" w:hint="default"/>
+        <w:rFonts w:hint="default" w:ascii="Wingdings" w:hAnsi="Wingdings"/>
       </w:rPr>
     </w:lvl>
   </w:abstractNum>
@@ -23795,7 +24149,7 @@
         <w:ind w:left="1168" w:hanging="360"/>
       </w:pPr>
       <w:rPr>
-        <w:rFonts w:ascii="Symbol" w:hAnsi="Symbol" w:hint="default"/>
+        <w:rFonts w:hint="default" w:ascii="Symbol" w:hAnsi="Symbol"/>
       </w:rPr>
     </w:lvl>
     <w:lvl w:ilvl="1" w:tplc="FFFFFFFF" w:tentative="1">
@@ -23807,7 +24161,7 @@
         <w:ind w:left="1888" w:hanging="360"/>
       </w:pPr>
       <w:rPr>
-        <w:rFonts w:ascii="Courier New" w:hAnsi="Courier New" w:cs="Courier New" w:hint="default"/>
+        <w:rFonts w:hint="default" w:ascii="Courier New" w:hAnsi="Courier New" w:cs="Courier New"/>
       </w:rPr>
     </w:lvl>
     <w:lvl w:ilvl="2" w:tplc="FFFFFFFF" w:tentative="1">
@@ -23819,7 +24173,7 @@
         <w:ind w:left="2608" w:hanging="360"/>
       </w:pPr>
       <w:rPr>
-        <w:rFonts w:ascii="Wingdings" w:hAnsi="Wingdings" w:hint="default"/>
+        <w:rFonts w:hint="default" w:ascii="Wingdings" w:hAnsi="Wingdings"/>
       </w:rPr>
     </w:lvl>
     <w:lvl w:ilvl="3" w:tplc="FFFFFFFF" w:tentative="1">
@@ -23831,7 +24185,7 @@
         <w:ind w:left="3328" w:hanging="360"/>
       </w:pPr>
       <w:rPr>
-        <w:rFonts w:ascii="Symbol" w:hAnsi="Symbol" w:hint="default"/>
+        <w:rFonts w:hint="default" w:ascii="Symbol" w:hAnsi="Symbol"/>
       </w:rPr>
     </w:lvl>
     <w:lvl w:ilvl="4" w:tplc="FFFFFFFF" w:tentative="1">
@@ -23843,7 +24197,7 @@
         <w:ind w:left="4048" w:hanging="360"/>
       </w:pPr>
       <w:rPr>
-        <w:rFonts w:ascii="Courier New" w:hAnsi="Courier New" w:cs="Courier New" w:hint="default"/>
+        <w:rFonts w:hint="default" w:ascii="Courier New" w:hAnsi="Courier New" w:cs="Courier New"/>
       </w:rPr>
     </w:lvl>
     <w:lvl w:ilvl="5" w:tplc="FFFFFFFF" w:tentative="1">
@@ -23855,7 +24209,7 @@
         <w:ind w:left="4768" w:hanging="360"/>
       </w:pPr>
       <w:rPr>
-        <w:rFonts w:ascii="Wingdings" w:hAnsi="Wingdings" w:hint="default"/>
+        <w:rFonts w:hint="default" w:ascii="Wingdings" w:hAnsi="Wingdings"/>
       </w:rPr>
     </w:lvl>
     <w:lvl w:ilvl="6" w:tplc="FFFFFFFF" w:tentative="1">
@@ -23867,7 +24221,7 @@
         <w:ind w:left="5488" w:hanging="360"/>
       </w:pPr>
       <w:rPr>
-        <w:rFonts w:ascii="Symbol" w:hAnsi="Symbol" w:hint="default"/>
+        <w:rFonts w:hint="default" w:ascii="Symbol" w:hAnsi="Symbol"/>
       </w:rPr>
     </w:lvl>
     <w:lvl w:ilvl="7" w:tplc="FFFFFFFF" w:tentative="1">
@@ -23879,7 +24233,7 @@
         <w:ind w:left="6208" w:hanging="360"/>
       </w:pPr>
       <w:rPr>
-        <w:rFonts w:ascii="Courier New" w:hAnsi="Courier New" w:cs="Courier New" w:hint="default"/>
+        <w:rFonts w:hint="default" w:ascii="Courier New" w:hAnsi="Courier New" w:cs="Courier New"/>
       </w:rPr>
     </w:lvl>
     <w:lvl w:ilvl="8" w:tplc="FFFFFFFF" w:tentative="1">
@@ -23891,7 +24245,7 @@
         <w:ind w:left="6928" w:hanging="360"/>
       </w:pPr>
       <w:rPr>
-        <w:rFonts w:ascii="Wingdings" w:hAnsi="Wingdings" w:hint="default"/>
+        <w:rFonts w:hint="default" w:ascii="Wingdings" w:hAnsi="Wingdings"/>
       </w:rPr>
     </w:lvl>
   </w:abstractNum>
@@ -24080,7 +24434,7 @@
         <w:ind w:left="720" w:hanging="360"/>
       </w:pPr>
       <w:rPr>
-        <w:rFonts w:ascii="Symbol" w:hAnsi="Symbol" w:hint="default"/>
+        <w:rFonts w:hint="default" w:ascii="Symbol" w:hAnsi="Symbol"/>
       </w:rPr>
     </w:lvl>
     <w:lvl w:ilvl="1" w:tplc="240A0003" w:tentative="1">
@@ -24092,7 +24446,7 @@
         <w:ind w:left="1440" w:hanging="360"/>
       </w:pPr>
       <w:rPr>
-        <w:rFonts w:ascii="Courier New" w:hAnsi="Courier New" w:cs="Courier New" w:hint="default"/>
+        <w:rFonts w:hint="default" w:ascii="Courier New" w:hAnsi="Courier New" w:cs="Courier New"/>
       </w:rPr>
     </w:lvl>
     <w:lvl w:ilvl="2" w:tplc="240A0005" w:tentative="1">
@@ -24104,7 +24458,7 @@
         <w:ind w:left="2160" w:hanging="360"/>
       </w:pPr>
       <w:rPr>
-        <w:rFonts w:ascii="Wingdings" w:hAnsi="Wingdings" w:hint="default"/>
+        <w:rFonts w:hint="default" w:ascii="Wingdings" w:hAnsi="Wingdings"/>
       </w:rPr>
     </w:lvl>
     <w:lvl w:ilvl="3" w:tplc="240A0001" w:tentative="1">
@@ -24116,7 +24470,7 @@
         <w:ind w:left="2880" w:hanging="360"/>
       </w:pPr>
       <w:rPr>
-        <w:rFonts w:ascii="Symbol" w:hAnsi="Symbol" w:hint="default"/>
+        <w:rFonts w:hint="default" w:ascii="Symbol" w:hAnsi="Symbol"/>
       </w:rPr>
     </w:lvl>
     <w:lvl w:ilvl="4" w:tplc="240A0003" w:tentative="1">
@@ -24128,7 +24482,7 @@
         <w:ind w:left="3600" w:hanging="360"/>
       </w:pPr>
       <w:rPr>
-        <w:rFonts w:ascii="Courier New" w:hAnsi="Courier New" w:cs="Courier New" w:hint="default"/>
+        <w:rFonts w:hint="default" w:ascii="Courier New" w:hAnsi="Courier New" w:cs="Courier New"/>
       </w:rPr>
     </w:lvl>
     <w:lvl w:ilvl="5" w:tplc="240A0005" w:tentative="1">
@@ -24140,7 +24494,7 @@
         <w:ind w:left="4320" w:hanging="360"/>
       </w:pPr>
       <w:rPr>
-        <w:rFonts w:ascii="Wingdings" w:hAnsi="Wingdings" w:hint="default"/>
+        <w:rFonts w:hint="default" w:ascii="Wingdings" w:hAnsi="Wingdings"/>
       </w:rPr>
     </w:lvl>
     <w:lvl w:ilvl="6" w:tplc="240A0001" w:tentative="1">
@@ -24152,7 +24506,7 @@
         <w:ind w:left="5040" w:hanging="360"/>
       </w:pPr>
       <w:rPr>
-        <w:rFonts w:ascii="Symbol" w:hAnsi="Symbol" w:hint="default"/>
+        <w:rFonts w:hint="default" w:ascii="Symbol" w:hAnsi="Symbol"/>
       </w:rPr>
     </w:lvl>
     <w:lvl w:ilvl="7" w:tplc="240A0003" w:tentative="1">
@@ -24164,7 +24518,7 @@
         <w:ind w:left="5760" w:hanging="360"/>
       </w:pPr>
       <w:rPr>
-        <w:rFonts w:ascii="Courier New" w:hAnsi="Courier New" w:cs="Courier New" w:hint="default"/>
+        <w:rFonts w:hint="default" w:ascii="Courier New" w:hAnsi="Courier New" w:cs="Courier New"/>
       </w:rPr>
     </w:lvl>
     <w:lvl w:ilvl="8" w:tplc="240A0005" w:tentative="1">
@@ -24176,7 +24530,7 @@
         <w:ind w:left="6480" w:hanging="360"/>
       </w:pPr>
       <w:rPr>
-        <w:rFonts w:ascii="Wingdings" w:hAnsi="Wingdings" w:hint="default"/>
+        <w:rFonts w:hint="default" w:ascii="Wingdings" w:hAnsi="Wingdings"/>
       </w:rPr>
     </w:lvl>
   </w:abstractNum>
@@ -24365,7 +24719,7 @@
         <w:ind w:left="1168" w:hanging="360"/>
       </w:pPr>
       <w:rPr>
-        <w:rFonts w:ascii="Symbol" w:hAnsi="Symbol" w:hint="default"/>
+        <w:rFonts w:hint="default" w:ascii="Symbol" w:hAnsi="Symbol"/>
       </w:rPr>
     </w:lvl>
     <w:lvl w:ilvl="1" w:tplc="240A0003" w:tentative="1">
@@ -24377,7 +24731,7 @@
         <w:ind w:left="1888" w:hanging="360"/>
       </w:pPr>
       <w:rPr>
-        <w:rFonts w:ascii="Courier New" w:hAnsi="Courier New" w:cs="Courier New" w:hint="default"/>
+        <w:rFonts w:hint="default" w:ascii="Courier New" w:hAnsi="Courier New" w:cs="Courier New"/>
       </w:rPr>
     </w:lvl>
     <w:lvl w:ilvl="2" w:tplc="240A0005" w:tentative="1">
@@ -24389,7 +24743,7 @@
         <w:ind w:left="2608" w:hanging="360"/>
       </w:pPr>
       <w:rPr>
-        <w:rFonts w:ascii="Wingdings" w:hAnsi="Wingdings" w:hint="default"/>
+        <w:rFonts w:hint="default" w:ascii="Wingdings" w:hAnsi="Wingdings"/>
       </w:rPr>
     </w:lvl>
     <w:lvl w:ilvl="3" w:tplc="240A0001" w:tentative="1">
@@ -24401,7 +24755,7 @@
         <w:ind w:left="3328" w:hanging="360"/>
       </w:pPr>
       <w:rPr>
-        <w:rFonts w:ascii="Symbol" w:hAnsi="Symbol" w:hint="default"/>
+        <w:rFonts w:hint="default" w:ascii="Symbol" w:hAnsi="Symbol"/>
       </w:rPr>
     </w:lvl>
     <w:lvl w:ilvl="4" w:tplc="240A0003" w:tentative="1">
@@ -24413,7 +24767,7 @@
         <w:ind w:left="4048" w:hanging="360"/>
       </w:pPr>
       <w:rPr>
-        <w:rFonts w:ascii="Courier New" w:hAnsi="Courier New" w:cs="Courier New" w:hint="default"/>
+        <w:rFonts w:hint="default" w:ascii="Courier New" w:hAnsi="Courier New" w:cs="Courier New"/>
       </w:rPr>
     </w:lvl>
     <w:lvl w:ilvl="5" w:tplc="240A0005" w:tentative="1">
@@ -24425,7 +24779,7 @@
         <w:ind w:left="4768" w:hanging="360"/>
       </w:pPr>
       <w:rPr>
-        <w:rFonts w:ascii="Wingdings" w:hAnsi="Wingdings" w:hint="default"/>
+        <w:rFonts w:hint="default" w:ascii="Wingdings" w:hAnsi="Wingdings"/>
       </w:rPr>
     </w:lvl>
     <w:lvl w:ilvl="6" w:tplc="240A0001" w:tentative="1">
@@ -24437,7 +24791,7 @@
         <w:ind w:left="5488" w:hanging="360"/>
       </w:pPr>
       <w:rPr>
-        <w:rFonts w:ascii="Symbol" w:hAnsi="Symbol" w:hint="default"/>
+        <w:rFonts w:hint="default" w:ascii="Symbol" w:hAnsi="Symbol"/>
       </w:rPr>
     </w:lvl>
     <w:lvl w:ilvl="7" w:tplc="240A0003" w:tentative="1">
@@ -24449,7 +24803,7 @@
         <w:ind w:left="6208" w:hanging="360"/>
       </w:pPr>
       <w:rPr>
-        <w:rFonts w:ascii="Courier New" w:hAnsi="Courier New" w:cs="Courier New" w:hint="default"/>
+        <w:rFonts w:hint="default" w:ascii="Courier New" w:hAnsi="Courier New" w:cs="Courier New"/>
       </w:rPr>
     </w:lvl>
     <w:lvl w:ilvl="8" w:tplc="240A0005" w:tentative="1">
@@ -24461,7 +24815,7 @@
         <w:ind w:left="6928" w:hanging="360"/>
       </w:pPr>
       <w:rPr>
-        <w:rFonts w:ascii="Wingdings" w:hAnsi="Wingdings" w:hint="default"/>
+        <w:rFonts w:hint="default" w:ascii="Wingdings" w:hAnsi="Wingdings"/>
       </w:rPr>
     </w:lvl>
   </w:abstractNum>
@@ -24478,7 +24832,7 @@
         <w:ind w:left="720" w:hanging="360"/>
       </w:pPr>
       <w:rPr>
-        <w:rFonts w:ascii="Symbol" w:hAnsi="Symbol" w:hint="default"/>
+        <w:rFonts w:hint="default" w:ascii="Symbol" w:hAnsi="Symbol"/>
       </w:rPr>
     </w:lvl>
     <w:lvl w:ilvl="1" w:tplc="240A0003" w:tentative="1">
@@ -24490,7 +24844,7 @@
         <w:ind w:left="1440" w:hanging="360"/>
       </w:pPr>
       <w:rPr>
-        <w:rFonts w:ascii="Courier New" w:hAnsi="Courier New" w:cs="Courier New" w:hint="default"/>
+        <w:rFonts w:hint="default" w:ascii="Courier New" w:hAnsi="Courier New" w:cs="Courier New"/>
       </w:rPr>
     </w:lvl>
     <w:lvl w:ilvl="2" w:tplc="240A0005" w:tentative="1">
@@ -24502,7 +24856,7 @@
         <w:ind w:left="2160" w:hanging="360"/>
       </w:pPr>
       <w:rPr>
-        <w:rFonts w:ascii="Wingdings" w:hAnsi="Wingdings" w:hint="default"/>
+        <w:rFonts w:hint="default" w:ascii="Wingdings" w:hAnsi="Wingdings"/>
       </w:rPr>
     </w:lvl>
     <w:lvl w:ilvl="3" w:tplc="240A0001" w:tentative="1">
@@ -24514,7 +24868,7 @@
         <w:ind w:left="2880" w:hanging="360"/>
       </w:pPr>
       <w:rPr>
-        <w:rFonts w:ascii="Symbol" w:hAnsi="Symbol" w:hint="default"/>
+        <w:rFonts w:hint="default" w:ascii="Symbol" w:hAnsi="Symbol"/>
       </w:rPr>
     </w:lvl>
     <w:lvl w:ilvl="4" w:tplc="240A0003" w:tentative="1">
@@ -24526,7 +24880,7 @@
         <w:ind w:left="3600" w:hanging="360"/>
       </w:pPr>
       <w:rPr>
-        <w:rFonts w:ascii="Courier New" w:hAnsi="Courier New" w:cs="Courier New" w:hint="default"/>
+        <w:rFonts w:hint="default" w:ascii="Courier New" w:hAnsi="Courier New" w:cs="Courier New"/>
       </w:rPr>
     </w:lvl>
     <w:lvl w:ilvl="5" w:tplc="240A0005" w:tentative="1">
@@ -24538,7 +24892,7 @@
         <w:ind w:left="4320" w:hanging="360"/>
       </w:pPr>
       <w:rPr>
-        <w:rFonts w:ascii="Wingdings" w:hAnsi="Wingdings" w:hint="default"/>
+        <w:rFonts w:hint="default" w:ascii="Wingdings" w:hAnsi="Wingdings"/>
       </w:rPr>
     </w:lvl>
     <w:lvl w:ilvl="6" w:tplc="240A0001" w:tentative="1">
@@ -24550,7 +24904,7 @@
         <w:ind w:left="5040" w:hanging="360"/>
       </w:pPr>
       <w:rPr>
-        <w:rFonts w:ascii="Symbol" w:hAnsi="Symbol" w:hint="default"/>
+        <w:rFonts w:hint="default" w:ascii="Symbol" w:hAnsi="Symbol"/>
       </w:rPr>
     </w:lvl>
     <w:lvl w:ilvl="7" w:tplc="240A0003" w:tentative="1">
@@ -24562,7 +24916,7 @@
         <w:ind w:left="5760" w:hanging="360"/>
       </w:pPr>
       <w:rPr>
-        <w:rFonts w:ascii="Courier New" w:hAnsi="Courier New" w:cs="Courier New" w:hint="default"/>
+        <w:rFonts w:hint="default" w:ascii="Courier New" w:hAnsi="Courier New" w:cs="Courier New"/>
       </w:rPr>
     </w:lvl>
     <w:lvl w:ilvl="8" w:tplc="240A0005" w:tentative="1">
@@ -24574,7 +24928,7 @@
         <w:ind w:left="6480" w:hanging="360"/>
       </w:pPr>
       <w:rPr>
-        <w:rFonts w:ascii="Wingdings" w:hAnsi="Wingdings" w:hint="default"/>
+        <w:rFonts w:hint="default" w:ascii="Wingdings" w:hAnsi="Wingdings"/>
       </w:rPr>
     </w:lvl>
   </w:abstractNum>
@@ -24876,7 +25230,7 @@
         <w:ind w:left="728" w:hanging="360"/>
       </w:pPr>
       <w:rPr>
-        <w:rFonts w:ascii="Symbol" w:hAnsi="Symbol" w:hint="default"/>
+        <w:rFonts w:hint="default" w:ascii="Symbol" w:hAnsi="Symbol"/>
       </w:rPr>
     </w:lvl>
     <w:lvl w:ilvl="1" w:tplc="240A0003" w:tentative="1">
@@ -24888,7 +25242,7 @@
         <w:ind w:left="1448" w:hanging="360"/>
       </w:pPr>
       <w:rPr>
-        <w:rFonts w:ascii="Courier New" w:hAnsi="Courier New" w:cs="Courier New" w:hint="default"/>
+        <w:rFonts w:hint="default" w:ascii="Courier New" w:hAnsi="Courier New" w:cs="Courier New"/>
       </w:rPr>
     </w:lvl>
     <w:lvl w:ilvl="2" w:tplc="240A0005" w:tentative="1">
@@ -24900,7 +25254,7 @@
         <w:ind w:left="2168" w:hanging="360"/>
       </w:pPr>
       <w:rPr>
-        <w:rFonts w:ascii="Wingdings" w:hAnsi="Wingdings" w:hint="default"/>
+        <w:rFonts w:hint="default" w:ascii="Wingdings" w:hAnsi="Wingdings"/>
       </w:rPr>
     </w:lvl>
     <w:lvl w:ilvl="3" w:tplc="240A0001" w:tentative="1">
@@ -24912,7 +25266,7 @@
         <w:ind w:left="2888" w:hanging="360"/>
       </w:pPr>
       <w:rPr>
-        <w:rFonts w:ascii="Symbol" w:hAnsi="Symbol" w:hint="default"/>
+        <w:rFonts w:hint="default" w:ascii="Symbol" w:hAnsi="Symbol"/>
       </w:rPr>
     </w:lvl>
     <w:lvl w:ilvl="4" w:tplc="240A0003" w:tentative="1">
@@ -24924,7 +25278,7 @@
         <w:ind w:left="3608" w:hanging="360"/>
       </w:pPr>
       <w:rPr>
-        <w:rFonts w:ascii="Courier New" w:hAnsi="Courier New" w:cs="Courier New" w:hint="default"/>
+        <w:rFonts w:hint="default" w:ascii="Courier New" w:hAnsi="Courier New" w:cs="Courier New"/>
       </w:rPr>
     </w:lvl>
     <w:lvl w:ilvl="5" w:tplc="240A0005" w:tentative="1">
@@ -24936,7 +25290,7 @@
         <w:ind w:left="4328" w:hanging="360"/>
       </w:pPr>
       <w:rPr>
-        <w:rFonts w:ascii="Wingdings" w:hAnsi="Wingdings" w:hint="default"/>
+        <w:rFonts w:hint="default" w:ascii="Wingdings" w:hAnsi="Wingdings"/>
       </w:rPr>
     </w:lvl>
     <w:lvl w:ilvl="6" w:tplc="240A0001" w:tentative="1">
@@ -24948,7 +25302,7 @@
         <w:ind w:left="5048" w:hanging="360"/>
       </w:pPr>
       <w:rPr>
-        <w:rFonts w:ascii="Symbol" w:hAnsi="Symbol" w:hint="default"/>
+        <w:rFonts w:hint="default" w:ascii="Symbol" w:hAnsi="Symbol"/>
       </w:rPr>
     </w:lvl>
     <w:lvl w:ilvl="7" w:tplc="240A0003" w:tentative="1">
@@ -24960,7 +25314,7 @@
         <w:ind w:left="5768" w:hanging="360"/>
       </w:pPr>
       <w:rPr>
-        <w:rFonts w:ascii="Courier New" w:hAnsi="Courier New" w:cs="Courier New" w:hint="default"/>
+        <w:rFonts w:hint="default" w:ascii="Courier New" w:hAnsi="Courier New" w:cs="Courier New"/>
       </w:rPr>
     </w:lvl>
     <w:lvl w:ilvl="8" w:tplc="240A0005" w:tentative="1">
@@ -24972,7 +25326,7 @@
         <w:ind w:left="6488" w:hanging="360"/>
       </w:pPr>
       <w:rPr>
-        <w:rFonts w:ascii="Wingdings" w:hAnsi="Wingdings" w:hint="default"/>
+        <w:rFonts w:hint="default" w:ascii="Wingdings" w:hAnsi="Wingdings"/>
       </w:rPr>
     </w:lvl>
   </w:abstractNum>
@@ -25075,7 +25429,7 @@
         <w:ind w:left="720" w:hanging="360"/>
       </w:pPr>
       <w:rPr>
-        <w:rFonts w:ascii="Symbol" w:hAnsi="Symbol" w:hint="default"/>
+        <w:rFonts w:hint="default" w:ascii="Symbol" w:hAnsi="Symbol"/>
       </w:rPr>
     </w:lvl>
     <w:lvl w:ilvl="1" w:tplc="FFFFFFFF" w:tentative="1">
@@ -25087,7 +25441,7 @@
         <w:ind w:left="1440" w:hanging="360"/>
       </w:pPr>
       <w:rPr>
-        <w:rFonts w:ascii="Courier New" w:hAnsi="Courier New" w:cs="Courier New" w:hint="default"/>
+        <w:rFonts w:hint="default" w:ascii="Courier New" w:hAnsi="Courier New" w:cs="Courier New"/>
       </w:rPr>
     </w:lvl>
     <w:lvl w:ilvl="2" w:tplc="FFFFFFFF" w:tentative="1">
@@ -25099,7 +25453,7 @@
         <w:ind w:left="2160" w:hanging="360"/>
       </w:pPr>
       <w:rPr>
-        <w:rFonts w:ascii="Wingdings" w:hAnsi="Wingdings" w:hint="default"/>
+        <w:rFonts w:hint="default" w:ascii="Wingdings" w:hAnsi="Wingdings"/>
       </w:rPr>
     </w:lvl>
     <w:lvl w:ilvl="3" w:tplc="FFFFFFFF" w:tentative="1">
@@ -25111,7 +25465,7 @@
         <w:ind w:left="2880" w:hanging="360"/>
       </w:pPr>
       <w:rPr>
-        <w:rFonts w:ascii="Symbol" w:hAnsi="Symbol" w:hint="default"/>
+        <w:rFonts w:hint="default" w:ascii="Symbol" w:hAnsi="Symbol"/>
       </w:rPr>
     </w:lvl>
     <w:lvl w:ilvl="4" w:tplc="FFFFFFFF" w:tentative="1">
@@ -25123,7 +25477,7 @@
         <w:ind w:left="3600" w:hanging="360"/>
       </w:pPr>
       <w:rPr>
-        <w:rFonts w:ascii="Courier New" w:hAnsi="Courier New" w:cs="Courier New" w:hint="default"/>
+        <w:rFonts w:hint="default" w:ascii="Courier New" w:hAnsi="Courier New" w:cs="Courier New"/>
       </w:rPr>
     </w:lvl>
     <w:lvl w:ilvl="5" w:tplc="FFFFFFFF" w:tentative="1">
@@ -25135,7 +25489,7 @@
         <w:ind w:left="4320" w:hanging="360"/>
       </w:pPr>
       <w:rPr>
-        <w:rFonts w:ascii="Wingdings" w:hAnsi="Wingdings" w:hint="default"/>
+        <w:rFonts w:hint="default" w:ascii="Wingdings" w:hAnsi="Wingdings"/>
       </w:rPr>
     </w:lvl>
     <w:lvl w:ilvl="6" w:tplc="FFFFFFFF" w:tentative="1">
@@ -25147,7 +25501,7 @@
         <w:ind w:left="5040" w:hanging="360"/>
       </w:pPr>
       <w:rPr>
-        <w:rFonts w:ascii="Symbol" w:hAnsi="Symbol" w:hint="default"/>
+        <w:rFonts w:hint="default" w:ascii="Symbol" w:hAnsi="Symbol"/>
       </w:rPr>
     </w:lvl>
     <w:lvl w:ilvl="7" w:tplc="FFFFFFFF" w:tentative="1">
@@ -25159,7 +25513,7 @@
         <w:ind w:left="5760" w:hanging="360"/>
       </w:pPr>
       <w:rPr>
-        <w:rFonts w:ascii="Courier New" w:hAnsi="Courier New" w:cs="Courier New" w:hint="default"/>
+        <w:rFonts w:hint="default" w:ascii="Courier New" w:hAnsi="Courier New" w:cs="Courier New"/>
       </w:rPr>
     </w:lvl>
     <w:lvl w:ilvl="8" w:tplc="FFFFFFFF" w:tentative="1">
@@ -25171,7 +25525,7 @@
         <w:ind w:left="6480" w:hanging="360"/>
       </w:pPr>
       <w:rPr>
-        <w:rFonts w:ascii="Wingdings" w:hAnsi="Wingdings" w:hint="default"/>
+        <w:rFonts w:hint="default" w:ascii="Wingdings" w:hAnsi="Wingdings"/>
       </w:rPr>
     </w:lvl>
   </w:abstractNum>
@@ -25274,7 +25628,7 @@
         <w:ind w:left="1168" w:hanging="360"/>
       </w:pPr>
       <w:rPr>
-        <w:rFonts w:ascii="Symbol" w:hAnsi="Symbol" w:hint="default"/>
+        <w:rFonts w:hint="default" w:ascii="Symbol" w:hAnsi="Symbol"/>
       </w:rPr>
     </w:lvl>
     <w:lvl w:ilvl="1" w:tplc="FFFFFFFF" w:tentative="1">
@@ -25286,7 +25640,7 @@
         <w:ind w:left="1888" w:hanging="360"/>
       </w:pPr>
       <w:rPr>
-        <w:rFonts w:ascii="Courier New" w:hAnsi="Courier New" w:cs="Courier New" w:hint="default"/>
+        <w:rFonts w:hint="default" w:ascii="Courier New" w:hAnsi="Courier New" w:cs="Courier New"/>
       </w:rPr>
     </w:lvl>
     <w:lvl w:ilvl="2" w:tplc="FFFFFFFF" w:tentative="1">
@@ -25298,7 +25652,7 @@
         <w:ind w:left="2608" w:hanging="360"/>
       </w:pPr>
       <w:rPr>
-        <w:rFonts w:ascii="Wingdings" w:hAnsi="Wingdings" w:hint="default"/>
+        <w:rFonts w:hint="default" w:ascii="Wingdings" w:hAnsi="Wingdings"/>
       </w:rPr>
     </w:lvl>
     <w:lvl w:ilvl="3" w:tplc="FFFFFFFF" w:tentative="1">
@@ -25310,7 +25664,7 @@
         <w:ind w:left="3328" w:hanging="360"/>
       </w:pPr>
       <w:rPr>
-        <w:rFonts w:ascii="Symbol" w:hAnsi="Symbol" w:hint="default"/>
+        <w:rFonts w:hint="default" w:ascii="Symbol" w:hAnsi="Symbol"/>
       </w:rPr>
     </w:lvl>
     <w:lvl w:ilvl="4" w:tplc="FFFFFFFF" w:tentative="1">
@@ -25322,7 +25676,7 @@
         <w:ind w:left="4048" w:hanging="360"/>
       </w:pPr>
       <w:rPr>
-        <w:rFonts w:ascii="Courier New" w:hAnsi="Courier New" w:cs="Courier New" w:hint="default"/>
+        <w:rFonts w:hint="default" w:ascii="Courier New" w:hAnsi="Courier New" w:cs="Courier New"/>
       </w:rPr>
     </w:lvl>
     <w:lvl w:ilvl="5" w:tplc="FFFFFFFF" w:tentative="1">
@@ -25334,7 +25688,7 @@
         <w:ind w:left="4768" w:hanging="360"/>
       </w:pPr>
       <w:rPr>
-        <w:rFonts w:ascii="Wingdings" w:hAnsi="Wingdings" w:hint="default"/>
+        <w:rFonts w:hint="default" w:ascii="Wingdings" w:hAnsi="Wingdings"/>
       </w:rPr>
     </w:lvl>
     <w:lvl w:ilvl="6" w:tplc="FFFFFFFF" w:tentative="1">
@@ -25346,7 +25700,7 @@
         <w:ind w:left="5488" w:hanging="360"/>
       </w:pPr>
       <w:rPr>
-        <w:rFonts w:ascii="Symbol" w:hAnsi="Symbol" w:hint="default"/>
+        <w:rFonts w:hint="default" w:ascii="Symbol" w:hAnsi="Symbol"/>
       </w:rPr>
     </w:lvl>
     <w:lvl w:ilvl="7" w:tplc="FFFFFFFF" w:tentative="1">
@@ -25358,7 +25712,7 @@
         <w:ind w:left="6208" w:hanging="360"/>
       </w:pPr>
       <w:rPr>
-        <w:rFonts w:ascii="Courier New" w:hAnsi="Courier New" w:cs="Courier New" w:hint="default"/>
+        <w:rFonts w:hint="default" w:ascii="Courier New" w:hAnsi="Courier New" w:cs="Courier New"/>
       </w:rPr>
     </w:lvl>
     <w:lvl w:ilvl="8" w:tplc="FFFFFFFF" w:tentative="1">
@@ -25370,7 +25724,7 @@
         <w:ind w:left="6928" w:hanging="360"/>
       </w:pPr>
       <w:rPr>
-        <w:rFonts w:ascii="Wingdings" w:hAnsi="Wingdings" w:hint="default"/>
+        <w:rFonts w:hint="default" w:ascii="Wingdings" w:hAnsi="Wingdings"/>
       </w:rPr>
     </w:lvl>
   </w:abstractNum>
@@ -25476,7 +25830,7 @@
         <w:ind w:left="720" w:hanging="360"/>
       </w:pPr>
       <w:rPr>
-        <w:rFonts w:ascii="Symbol" w:hAnsi="Symbol" w:hint="default"/>
+        <w:rFonts w:hint="default" w:ascii="Symbol" w:hAnsi="Symbol"/>
         <w:sz w:val="20"/>
       </w:rPr>
     </w:lvl>
@@ -25492,7 +25846,7 @@
         <w:ind w:left="1440" w:hanging="360"/>
       </w:pPr>
       <w:rPr>
-        <w:rFonts w:ascii="Courier New" w:hAnsi="Courier New" w:hint="default"/>
+        <w:rFonts w:hint="default" w:ascii="Courier New" w:hAnsi="Courier New"/>
         <w:sz w:val="20"/>
       </w:rPr>
     </w:lvl>
@@ -25508,7 +25862,7 @@
         <w:ind w:left="2160" w:hanging="360"/>
       </w:pPr>
       <w:rPr>
-        <w:rFonts w:ascii="Wingdings" w:hAnsi="Wingdings" w:hint="default"/>
+        <w:rFonts w:hint="default" w:ascii="Wingdings" w:hAnsi="Wingdings"/>
         <w:sz w:val="20"/>
       </w:rPr>
     </w:lvl>
@@ -25524,7 +25878,7 @@
         <w:ind w:left="2880" w:hanging="360"/>
       </w:pPr>
       <w:rPr>
-        <w:rFonts w:ascii="Wingdings" w:hAnsi="Wingdings" w:hint="default"/>
+        <w:rFonts w:hint="default" w:ascii="Wingdings" w:hAnsi="Wingdings"/>
         <w:sz w:val="20"/>
       </w:rPr>
     </w:lvl>
@@ -25540,7 +25894,7 @@
         <w:ind w:left="3600" w:hanging="360"/>
       </w:pPr>
       <w:rPr>
-        <w:rFonts w:ascii="Wingdings" w:hAnsi="Wingdings" w:hint="default"/>
+        <w:rFonts w:hint="default" w:ascii="Wingdings" w:hAnsi="Wingdings"/>
         <w:sz w:val="20"/>
       </w:rPr>
     </w:lvl>
@@ -25556,7 +25910,7 @@
         <w:ind w:left="4320" w:hanging="360"/>
       </w:pPr>
       <w:rPr>
-        <w:rFonts w:ascii="Wingdings" w:hAnsi="Wingdings" w:hint="default"/>
+        <w:rFonts w:hint="default" w:ascii="Wingdings" w:hAnsi="Wingdings"/>
         <w:sz w:val="20"/>
       </w:rPr>
     </w:lvl>
@@ -25572,7 +25926,7 @@
         <w:ind w:left="5040" w:hanging="360"/>
       </w:pPr>
       <w:rPr>
-        <w:rFonts w:ascii="Wingdings" w:hAnsi="Wingdings" w:hint="default"/>
+        <w:rFonts w:hint="default" w:ascii="Wingdings" w:hAnsi="Wingdings"/>
         <w:sz w:val="20"/>
       </w:rPr>
     </w:lvl>
@@ -25588,7 +25942,7 @@
         <w:ind w:left="5760" w:hanging="360"/>
       </w:pPr>
       <w:rPr>
-        <w:rFonts w:ascii="Wingdings" w:hAnsi="Wingdings" w:hint="default"/>
+        <w:rFonts w:hint="default" w:ascii="Wingdings" w:hAnsi="Wingdings"/>
         <w:sz w:val="20"/>
       </w:rPr>
     </w:lvl>
@@ -25604,7 +25958,7 @@
         <w:ind w:left="6480" w:hanging="360"/>
       </w:pPr>
       <w:rPr>
-        <w:rFonts w:ascii="Wingdings" w:hAnsi="Wingdings" w:hint="default"/>
+        <w:rFonts w:hint="default" w:ascii="Wingdings" w:hAnsi="Wingdings"/>
         <w:sz w:val="20"/>
       </w:rPr>
     </w:lvl>
@@ -25708,7 +26062,7 @@
         <w:ind w:left="720" w:hanging="360"/>
       </w:pPr>
       <w:rPr>
-        <w:rFonts w:ascii="Symbol" w:hAnsi="Symbol" w:hint="default"/>
+        <w:rFonts w:hint="default" w:ascii="Symbol" w:hAnsi="Symbol"/>
       </w:rPr>
     </w:lvl>
     <w:lvl w:ilvl="1" w:tplc="240A0003" w:tentative="1">
@@ -25720,7 +26074,7 @@
         <w:ind w:left="1440" w:hanging="360"/>
       </w:pPr>
       <w:rPr>
-        <w:rFonts w:ascii="Courier New" w:hAnsi="Courier New" w:cs="Courier New" w:hint="default"/>
+        <w:rFonts w:hint="default" w:ascii="Courier New" w:hAnsi="Courier New" w:cs="Courier New"/>
       </w:rPr>
     </w:lvl>
     <w:lvl w:ilvl="2" w:tplc="240A0005" w:tentative="1">
@@ -25732,7 +26086,7 @@
         <w:ind w:left="2160" w:hanging="360"/>
       </w:pPr>
       <w:rPr>
-        <w:rFonts w:ascii="Wingdings" w:hAnsi="Wingdings" w:hint="default"/>
+        <w:rFonts w:hint="default" w:ascii="Wingdings" w:hAnsi="Wingdings"/>
       </w:rPr>
     </w:lvl>
     <w:lvl w:ilvl="3" w:tplc="240A0001" w:tentative="1">
@@ -25744,7 +26098,7 @@
         <w:ind w:left="2880" w:hanging="360"/>
       </w:pPr>
       <w:rPr>
-        <w:rFonts w:ascii="Symbol" w:hAnsi="Symbol" w:hint="default"/>
+        <w:rFonts w:hint="default" w:ascii="Symbol" w:hAnsi="Symbol"/>
       </w:rPr>
     </w:lvl>
     <w:lvl w:ilvl="4" w:tplc="240A0003" w:tentative="1">
@@ -25756,7 +26110,7 @@
         <w:ind w:left="3600" w:hanging="360"/>
       </w:pPr>
       <w:rPr>
-        <w:rFonts w:ascii="Courier New" w:hAnsi="Courier New" w:cs="Courier New" w:hint="default"/>
+        <w:rFonts w:hint="default" w:ascii="Courier New" w:hAnsi="Courier New" w:cs="Courier New"/>
       </w:rPr>
     </w:lvl>
     <w:lvl w:ilvl="5" w:tplc="240A0005" w:tentative="1">
@@ -25768,7 +26122,7 @@
         <w:ind w:left="4320" w:hanging="360"/>
       </w:pPr>
       <w:rPr>
-        <w:rFonts w:ascii="Wingdings" w:hAnsi="Wingdings" w:hint="default"/>
+        <w:rFonts w:hint="default" w:ascii="Wingdings" w:hAnsi="Wingdings"/>
       </w:rPr>
     </w:lvl>
     <w:lvl w:ilvl="6" w:tplc="240A0001" w:tentative="1">
@@ -25780,7 +26134,7 @@
         <w:ind w:left="5040" w:hanging="360"/>
       </w:pPr>
       <w:rPr>
-        <w:rFonts w:ascii="Symbol" w:hAnsi="Symbol" w:hint="default"/>
+        <w:rFonts w:hint="default" w:ascii="Symbol" w:hAnsi="Symbol"/>
       </w:rPr>
     </w:lvl>
     <w:lvl w:ilvl="7" w:tplc="240A0003" w:tentative="1">
@@ -25792,7 +26146,7 @@
         <w:ind w:left="5760" w:hanging="360"/>
       </w:pPr>
       <w:rPr>
-        <w:rFonts w:ascii="Courier New" w:hAnsi="Courier New" w:cs="Courier New" w:hint="default"/>
+        <w:rFonts w:hint="default" w:ascii="Courier New" w:hAnsi="Courier New" w:cs="Courier New"/>
       </w:rPr>
     </w:lvl>
     <w:lvl w:ilvl="8" w:tplc="240A0005" w:tentative="1">
@@ -25804,7 +26158,7 @@
         <w:ind w:left="6480" w:hanging="360"/>
       </w:pPr>
       <w:rPr>
-        <w:rFonts w:ascii="Wingdings" w:hAnsi="Wingdings" w:hint="default"/>
+        <w:rFonts w:hint="default" w:ascii="Wingdings" w:hAnsi="Wingdings"/>
       </w:rPr>
     </w:lvl>
   </w:abstractNum>
@@ -25821,7 +26175,7 @@
         <w:ind w:left="1168" w:hanging="360"/>
       </w:pPr>
       <w:rPr>
-        <w:rFonts w:ascii="Symbol" w:hAnsi="Symbol" w:hint="default"/>
+        <w:rFonts w:hint="default" w:ascii="Symbol" w:hAnsi="Symbol"/>
       </w:rPr>
     </w:lvl>
     <w:lvl w:ilvl="1" w:tplc="FFFFFFFF" w:tentative="1">
@@ -25833,7 +26187,7 @@
         <w:ind w:left="1888" w:hanging="360"/>
       </w:pPr>
       <w:rPr>
-        <w:rFonts w:ascii="Courier New" w:hAnsi="Courier New" w:cs="Courier New" w:hint="default"/>
+        <w:rFonts w:hint="default" w:ascii="Courier New" w:hAnsi="Courier New" w:cs="Courier New"/>
       </w:rPr>
     </w:lvl>
     <w:lvl w:ilvl="2" w:tplc="FFFFFFFF" w:tentative="1">
@@ -25845,7 +26199,7 @@
         <w:ind w:left="2608" w:hanging="360"/>
       </w:pPr>
       <w:rPr>
-        <w:rFonts w:ascii="Wingdings" w:hAnsi="Wingdings" w:hint="default"/>
+        <w:rFonts w:hint="default" w:ascii="Wingdings" w:hAnsi="Wingdings"/>
       </w:rPr>
     </w:lvl>
     <w:lvl w:ilvl="3" w:tplc="FFFFFFFF" w:tentative="1">
@@ -25857,7 +26211,7 @@
         <w:ind w:left="3328" w:hanging="360"/>
       </w:pPr>
       <w:rPr>
-        <w:rFonts w:ascii="Symbol" w:hAnsi="Symbol" w:hint="default"/>
+        <w:rFonts w:hint="default" w:ascii="Symbol" w:hAnsi="Symbol"/>
       </w:rPr>
     </w:lvl>
     <w:lvl w:ilvl="4" w:tplc="FFFFFFFF" w:tentative="1">
@@ -25869,7 +26223,7 @@
         <w:ind w:left="4048" w:hanging="360"/>
       </w:pPr>
       <w:rPr>
-        <w:rFonts w:ascii="Courier New" w:hAnsi="Courier New" w:cs="Courier New" w:hint="default"/>
+        <w:rFonts w:hint="default" w:ascii="Courier New" w:hAnsi="Courier New" w:cs="Courier New"/>
       </w:rPr>
     </w:lvl>
     <w:lvl w:ilvl="5" w:tplc="FFFFFFFF" w:tentative="1">
@@ -25881,7 +26235,7 @@
         <w:ind w:left="4768" w:hanging="360"/>
       </w:pPr>
       <w:rPr>
-        <w:rFonts w:ascii="Wingdings" w:hAnsi="Wingdings" w:hint="default"/>
+        <w:rFonts w:hint="default" w:ascii="Wingdings" w:hAnsi="Wingdings"/>
       </w:rPr>
     </w:lvl>
     <w:lvl w:ilvl="6" w:tplc="FFFFFFFF" w:tentative="1">
@@ -25893,7 +26247,7 @@
         <w:ind w:left="5488" w:hanging="360"/>
       </w:pPr>
       <w:rPr>
-        <w:rFonts w:ascii="Symbol" w:hAnsi="Symbol" w:hint="default"/>
+        <w:rFonts w:hint="default" w:ascii="Symbol" w:hAnsi="Symbol"/>
       </w:rPr>
     </w:lvl>
     <w:lvl w:ilvl="7" w:tplc="FFFFFFFF" w:tentative="1">
@@ -25905,7 +26259,7 @@
         <w:ind w:left="6208" w:hanging="360"/>
       </w:pPr>
       <w:rPr>
-        <w:rFonts w:ascii="Courier New" w:hAnsi="Courier New" w:cs="Courier New" w:hint="default"/>
+        <w:rFonts w:hint="default" w:ascii="Courier New" w:hAnsi="Courier New" w:cs="Courier New"/>
       </w:rPr>
     </w:lvl>
     <w:lvl w:ilvl="8" w:tplc="FFFFFFFF" w:tentative="1">
@@ -25917,7 +26271,7 @@
         <w:ind w:left="6928" w:hanging="360"/>
       </w:pPr>
       <w:rPr>
-        <w:rFonts w:ascii="Wingdings" w:hAnsi="Wingdings" w:hint="default"/>
+        <w:rFonts w:hint="default" w:ascii="Wingdings" w:hAnsi="Wingdings"/>
       </w:rPr>
     </w:lvl>
   </w:abstractNum>
@@ -26751,7 +27105,7 @@
         <w:ind w:left="1168" w:hanging="360"/>
       </w:pPr>
       <w:rPr>
-        <w:rFonts w:ascii="Symbol" w:hAnsi="Symbol" w:hint="default"/>
+        <w:rFonts w:hint="default" w:ascii="Symbol" w:hAnsi="Symbol"/>
       </w:rPr>
     </w:lvl>
     <w:lvl w:ilvl="1" w:tplc="240A0003" w:tentative="1">
@@ -26763,7 +27117,7 @@
         <w:ind w:left="1888" w:hanging="360"/>
       </w:pPr>
       <w:rPr>
-        <w:rFonts w:ascii="Courier New" w:hAnsi="Courier New" w:cs="Courier New" w:hint="default"/>
+        <w:rFonts w:hint="default" w:ascii="Courier New" w:hAnsi="Courier New" w:cs="Courier New"/>
       </w:rPr>
     </w:lvl>
     <w:lvl w:ilvl="2" w:tplc="240A0005" w:tentative="1">
@@ -26775,7 +27129,7 @@
         <w:ind w:left="2608" w:hanging="360"/>
       </w:pPr>
       <w:rPr>
-        <w:rFonts w:ascii="Wingdings" w:hAnsi="Wingdings" w:hint="default"/>
+        <w:rFonts w:hint="default" w:ascii="Wingdings" w:hAnsi="Wingdings"/>
       </w:rPr>
     </w:lvl>
     <w:lvl w:ilvl="3" w:tplc="240A0001" w:tentative="1">
@@ -26787,7 +27141,7 @@
         <w:ind w:left="3328" w:hanging="360"/>
       </w:pPr>
       <w:rPr>
-        <w:rFonts w:ascii="Symbol" w:hAnsi="Symbol" w:hint="default"/>
+        <w:rFonts w:hint="default" w:ascii="Symbol" w:hAnsi="Symbol"/>
       </w:rPr>
     </w:lvl>
     <w:lvl w:ilvl="4" w:tplc="240A0003" w:tentative="1">
@@ -26799,7 +27153,7 @@
         <w:ind w:left="4048" w:hanging="360"/>
       </w:pPr>
       <w:rPr>
-        <w:rFonts w:ascii="Courier New" w:hAnsi="Courier New" w:cs="Courier New" w:hint="default"/>
+        <w:rFonts w:hint="default" w:ascii="Courier New" w:hAnsi="Courier New" w:cs="Courier New"/>
       </w:rPr>
     </w:lvl>
     <w:lvl w:ilvl="5" w:tplc="240A0005" w:tentative="1">
@@ -26811,7 +27165,7 @@
         <w:ind w:left="4768" w:hanging="360"/>
       </w:pPr>
       <w:rPr>
-        <w:rFonts w:ascii="Wingdings" w:hAnsi="Wingdings" w:hint="default"/>
+        <w:rFonts w:hint="default" w:ascii="Wingdings" w:hAnsi="Wingdings"/>
       </w:rPr>
     </w:lvl>
     <w:lvl w:ilvl="6" w:tplc="240A0001" w:tentative="1">
@@ -26823,7 +27177,7 @@
         <w:ind w:left="5488" w:hanging="360"/>
       </w:pPr>
       <w:rPr>
-        <w:rFonts w:ascii="Symbol" w:hAnsi="Symbol" w:hint="default"/>
+        <w:rFonts w:hint="default" w:ascii="Symbol" w:hAnsi="Symbol"/>
       </w:rPr>
     </w:lvl>
     <w:lvl w:ilvl="7" w:tplc="240A0003" w:tentative="1">
@@ -26835,7 +27189,7 @@
         <w:ind w:left="6208" w:hanging="360"/>
       </w:pPr>
       <w:rPr>
-        <w:rFonts w:ascii="Courier New" w:hAnsi="Courier New" w:cs="Courier New" w:hint="default"/>
+        <w:rFonts w:hint="default" w:ascii="Courier New" w:hAnsi="Courier New" w:cs="Courier New"/>
       </w:rPr>
     </w:lvl>
     <w:lvl w:ilvl="8" w:tplc="240A0005" w:tentative="1">
@@ -26847,7 +27201,7 @@
         <w:ind w:left="6928" w:hanging="360"/>
       </w:pPr>
       <w:rPr>
-        <w:rFonts w:ascii="Wingdings" w:hAnsi="Wingdings" w:hint="default"/>
+        <w:rFonts w:hint="default" w:ascii="Wingdings" w:hAnsi="Wingdings"/>
       </w:rPr>
     </w:lvl>
   </w:abstractNum>
@@ -26950,7 +27304,7 @@
         <w:ind w:left="720" w:hanging="360"/>
       </w:pPr>
       <w:rPr>
-        <w:rFonts w:ascii="Symbol" w:hAnsi="Symbol" w:hint="default"/>
+        <w:rFonts w:hint="default" w:ascii="Symbol" w:hAnsi="Symbol"/>
       </w:rPr>
     </w:lvl>
     <w:lvl w:ilvl="1" w:tplc="240A0003" w:tentative="1">
@@ -26962,7 +27316,7 @@
         <w:ind w:left="1440" w:hanging="360"/>
       </w:pPr>
       <w:rPr>
-        <w:rFonts w:ascii="Courier New" w:hAnsi="Courier New" w:cs="Courier New" w:hint="default"/>
+        <w:rFonts w:hint="default" w:ascii="Courier New" w:hAnsi="Courier New" w:cs="Courier New"/>
       </w:rPr>
     </w:lvl>
     <w:lvl w:ilvl="2" w:tplc="240A0005" w:tentative="1">
@@ -26974,7 +27328,7 @@
         <w:ind w:left="2160" w:hanging="360"/>
       </w:pPr>
       <w:rPr>
-        <w:rFonts w:ascii="Wingdings" w:hAnsi="Wingdings" w:hint="default"/>
+        <w:rFonts w:hint="default" w:ascii="Wingdings" w:hAnsi="Wingdings"/>
       </w:rPr>
     </w:lvl>
     <w:lvl w:ilvl="3" w:tplc="240A0001" w:tentative="1">
@@ -26986,7 +27340,7 @@
         <w:ind w:left="2880" w:hanging="360"/>
       </w:pPr>
       <w:rPr>
-        <w:rFonts w:ascii="Symbol" w:hAnsi="Symbol" w:hint="default"/>
+        <w:rFonts w:hint="default" w:ascii="Symbol" w:hAnsi="Symbol"/>
       </w:rPr>
     </w:lvl>
     <w:lvl w:ilvl="4" w:tplc="240A0003" w:tentative="1">
@@ -26998,7 +27352,7 @@
         <w:ind w:left="3600" w:hanging="360"/>
       </w:pPr>
       <w:rPr>
-        <w:rFonts w:ascii="Courier New" w:hAnsi="Courier New" w:cs="Courier New" w:hint="default"/>
+        <w:rFonts w:hint="default" w:ascii="Courier New" w:hAnsi="Courier New" w:cs="Courier New"/>
       </w:rPr>
     </w:lvl>
     <w:lvl w:ilvl="5" w:tplc="240A0005" w:tentative="1">
@@ -27010,7 +27364,7 @@
         <w:ind w:left="4320" w:hanging="360"/>
       </w:pPr>
       <w:rPr>
-        <w:rFonts w:ascii="Wingdings" w:hAnsi="Wingdings" w:hint="default"/>
+        <w:rFonts w:hint="default" w:ascii="Wingdings" w:hAnsi="Wingdings"/>
       </w:rPr>
     </w:lvl>
     <w:lvl w:ilvl="6" w:tplc="240A0001" w:tentative="1">
@@ -27022,7 +27376,7 @@
         <w:ind w:left="5040" w:hanging="360"/>
       </w:pPr>
       <w:rPr>
-        <w:rFonts w:ascii="Symbol" w:hAnsi="Symbol" w:hint="default"/>
+        <w:rFonts w:hint="default" w:ascii="Symbol" w:hAnsi="Symbol"/>
       </w:rPr>
     </w:lvl>
     <w:lvl w:ilvl="7" w:tplc="240A0003" w:tentative="1">
@@ -27034,7 +27388,7 @@
         <w:ind w:left="5760" w:hanging="360"/>
       </w:pPr>
       <w:rPr>
-        <w:rFonts w:ascii="Courier New" w:hAnsi="Courier New" w:cs="Courier New" w:hint="default"/>
+        <w:rFonts w:hint="default" w:ascii="Courier New" w:hAnsi="Courier New" w:cs="Courier New"/>
       </w:rPr>
     </w:lvl>
     <w:lvl w:ilvl="8" w:tplc="240A0005" w:tentative="1">
@@ -27046,7 +27400,7 @@
         <w:ind w:left="6480" w:hanging="360"/>
       </w:pPr>
       <w:rPr>
-        <w:rFonts w:ascii="Wingdings" w:hAnsi="Wingdings" w:hint="default"/>
+        <w:rFonts w:hint="default" w:ascii="Wingdings" w:hAnsi="Wingdings"/>
       </w:rPr>
     </w:lvl>
   </w:abstractNum>
@@ -27063,7 +27417,7 @@
         <w:ind w:left="720" w:hanging="360"/>
       </w:pPr>
       <w:rPr>
-        <w:rFonts w:ascii="Symbol" w:hAnsi="Symbol" w:hint="default"/>
+        <w:rFonts w:hint="default" w:ascii="Symbol" w:hAnsi="Symbol"/>
       </w:rPr>
     </w:lvl>
     <w:lvl w:ilvl="1" w:tplc="240A0003" w:tentative="1">
@@ -27075,7 +27429,7 @@
         <w:ind w:left="1440" w:hanging="360"/>
       </w:pPr>
       <w:rPr>
-        <w:rFonts w:ascii="Courier New" w:hAnsi="Courier New" w:cs="Courier New" w:hint="default"/>
+        <w:rFonts w:hint="default" w:ascii="Courier New" w:hAnsi="Courier New" w:cs="Courier New"/>
       </w:rPr>
     </w:lvl>
     <w:lvl w:ilvl="2" w:tplc="240A0005" w:tentative="1">
@@ -27087,7 +27441,7 @@
         <w:ind w:left="2160" w:hanging="360"/>
       </w:pPr>
       <w:rPr>
-        <w:rFonts w:ascii="Wingdings" w:hAnsi="Wingdings" w:hint="default"/>
+        <w:rFonts w:hint="default" w:ascii="Wingdings" w:hAnsi="Wingdings"/>
       </w:rPr>
     </w:lvl>
     <w:lvl w:ilvl="3" w:tplc="240A0001" w:tentative="1">
@@ -27099,7 +27453,7 @@
         <w:ind w:left="2880" w:hanging="360"/>
       </w:pPr>
       <w:rPr>
-        <w:rFonts w:ascii="Symbol" w:hAnsi="Symbol" w:hint="default"/>
+        <w:rFonts w:hint="default" w:ascii="Symbol" w:hAnsi="Symbol"/>
       </w:rPr>
     </w:lvl>
     <w:lvl w:ilvl="4" w:tplc="240A0003" w:tentative="1">
@@ -27111,7 +27465,7 @@
         <w:ind w:left="3600" w:hanging="360"/>
       </w:pPr>
       <w:rPr>
-        <w:rFonts w:ascii="Courier New" w:hAnsi="Courier New" w:cs="Courier New" w:hint="default"/>
+        <w:rFonts w:hint="default" w:ascii="Courier New" w:hAnsi="Courier New" w:cs="Courier New"/>
       </w:rPr>
     </w:lvl>
     <w:lvl w:ilvl="5" w:tplc="240A0005" w:tentative="1">
@@ -27123,7 +27477,7 @@
         <w:ind w:left="4320" w:hanging="360"/>
       </w:pPr>
       <w:rPr>
-        <w:rFonts w:ascii="Wingdings" w:hAnsi="Wingdings" w:hint="default"/>
+        <w:rFonts w:hint="default" w:ascii="Wingdings" w:hAnsi="Wingdings"/>
       </w:rPr>
     </w:lvl>
     <w:lvl w:ilvl="6" w:tplc="240A0001" w:tentative="1">
@@ -27135,7 +27489,7 @@
         <w:ind w:left="5040" w:hanging="360"/>
       </w:pPr>
       <w:rPr>
-        <w:rFonts w:ascii="Symbol" w:hAnsi="Symbol" w:hint="default"/>
+        <w:rFonts w:hint="default" w:ascii="Symbol" w:hAnsi="Symbol"/>
       </w:rPr>
     </w:lvl>
     <w:lvl w:ilvl="7" w:tplc="240A0003" w:tentative="1">
@@ -27147,7 +27501,7 @@
         <w:ind w:left="5760" w:hanging="360"/>
       </w:pPr>
       <w:rPr>
-        <w:rFonts w:ascii="Courier New" w:hAnsi="Courier New" w:cs="Courier New" w:hint="default"/>
+        <w:rFonts w:hint="default" w:ascii="Courier New" w:hAnsi="Courier New" w:cs="Courier New"/>
       </w:rPr>
     </w:lvl>
     <w:lvl w:ilvl="8" w:tplc="240A0005" w:tentative="1">
@@ -27159,7 +27513,7 @@
         <w:ind w:left="6480" w:hanging="360"/>
       </w:pPr>
       <w:rPr>
-        <w:rFonts w:ascii="Wingdings" w:hAnsi="Wingdings" w:hint="default"/>
+        <w:rFonts w:hint="default" w:ascii="Wingdings" w:hAnsi="Wingdings"/>
       </w:rPr>
     </w:lvl>
   </w:abstractNum>
@@ -27262,7 +27616,7 @@
         <w:ind w:left="720" w:hanging="360"/>
       </w:pPr>
       <w:rPr>
-        <w:rFonts w:ascii="Symbol" w:hAnsi="Symbol" w:hint="default"/>
+        <w:rFonts w:hint="default" w:ascii="Symbol" w:hAnsi="Symbol"/>
       </w:rPr>
     </w:lvl>
     <w:lvl w:ilvl="1" w:tplc="240A0003" w:tentative="1">
@@ -27274,7 +27628,7 @@
         <w:ind w:left="1440" w:hanging="360"/>
       </w:pPr>
       <w:rPr>
-        <w:rFonts w:ascii="Courier New" w:hAnsi="Courier New" w:cs="Courier New" w:hint="default"/>
+        <w:rFonts w:hint="default" w:ascii="Courier New" w:hAnsi="Courier New" w:cs="Courier New"/>
       </w:rPr>
     </w:lvl>
     <w:lvl w:ilvl="2" w:tplc="240A0005" w:tentative="1">
@@ -27286,7 +27640,7 @@
         <w:ind w:left="2160" w:hanging="360"/>
       </w:pPr>
       <w:rPr>
-        <w:rFonts w:ascii="Wingdings" w:hAnsi="Wingdings" w:hint="default"/>
+        <w:rFonts w:hint="default" w:ascii="Wingdings" w:hAnsi="Wingdings"/>
       </w:rPr>
     </w:lvl>
     <w:lvl w:ilvl="3" w:tplc="240A0001" w:tentative="1">
@@ -27298,7 +27652,7 @@
         <w:ind w:left="2880" w:hanging="360"/>
       </w:pPr>
       <w:rPr>
-        <w:rFonts w:ascii="Symbol" w:hAnsi="Symbol" w:hint="default"/>
+        <w:rFonts w:hint="default" w:ascii="Symbol" w:hAnsi="Symbol"/>
       </w:rPr>
     </w:lvl>
     <w:lvl w:ilvl="4" w:tplc="240A0003" w:tentative="1">
@@ -27310,7 +27664,7 @@
         <w:ind w:left="3600" w:hanging="360"/>
       </w:pPr>
       <w:rPr>
-        <w:rFonts w:ascii="Courier New" w:hAnsi="Courier New" w:cs="Courier New" w:hint="default"/>
+        <w:rFonts w:hint="default" w:ascii="Courier New" w:hAnsi="Courier New" w:cs="Courier New"/>
       </w:rPr>
     </w:lvl>
     <w:lvl w:ilvl="5" w:tplc="240A0005" w:tentative="1">
@@ -27322,7 +27676,7 @@
         <w:ind w:left="4320" w:hanging="360"/>
       </w:pPr>
       <w:rPr>
-        <w:rFonts w:ascii="Wingdings" w:hAnsi="Wingdings" w:hint="default"/>
+        <w:rFonts w:hint="default" w:ascii="Wingdings" w:hAnsi="Wingdings"/>
       </w:rPr>
     </w:lvl>
     <w:lvl w:ilvl="6" w:tplc="240A0001" w:tentative="1">
@@ -27334,7 +27688,7 @@
         <w:ind w:left="5040" w:hanging="360"/>
       </w:pPr>
       <w:rPr>
-        <w:rFonts w:ascii="Symbol" w:hAnsi="Symbol" w:hint="default"/>
+        <w:rFonts w:hint="default" w:ascii="Symbol" w:hAnsi="Symbol"/>
       </w:rPr>
     </w:lvl>
     <w:lvl w:ilvl="7" w:tplc="240A0003" w:tentative="1">
@@ -27346,7 +27700,7 @@
         <w:ind w:left="5760" w:hanging="360"/>
       </w:pPr>
       <w:rPr>
-        <w:rFonts w:ascii="Courier New" w:hAnsi="Courier New" w:cs="Courier New" w:hint="default"/>
+        <w:rFonts w:hint="default" w:ascii="Courier New" w:hAnsi="Courier New" w:cs="Courier New"/>
       </w:rPr>
     </w:lvl>
     <w:lvl w:ilvl="8" w:tplc="240A0005" w:tentative="1">
@@ -27358,7 +27712,7 @@
         <w:ind w:left="6480" w:hanging="360"/>
       </w:pPr>
       <w:rPr>
-        <w:rFonts w:ascii="Wingdings" w:hAnsi="Wingdings" w:hint="default"/>
+        <w:rFonts w:hint="default" w:ascii="Wingdings" w:hAnsi="Wingdings"/>
       </w:rPr>
     </w:lvl>
   </w:abstractNum>
@@ -27375,7 +27729,7 @@
         <w:ind w:left="1168" w:hanging="360"/>
       </w:pPr>
       <w:rPr>
-        <w:rFonts w:ascii="Symbol" w:hAnsi="Symbol" w:hint="default"/>
+        <w:rFonts w:hint="default" w:ascii="Symbol" w:hAnsi="Symbol"/>
       </w:rPr>
     </w:lvl>
     <w:lvl w:ilvl="1" w:tplc="240A0003" w:tentative="1">
@@ -27387,7 +27741,7 @@
         <w:ind w:left="1888" w:hanging="360"/>
       </w:pPr>
       <w:rPr>
-        <w:rFonts w:ascii="Courier New" w:hAnsi="Courier New" w:cs="Courier New" w:hint="default"/>
+        <w:rFonts w:hint="default" w:ascii="Courier New" w:hAnsi="Courier New" w:cs="Courier New"/>
       </w:rPr>
     </w:lvl>
     <w:lvl w:ilvl="2" w:tplc="240A0005" w:tentative="1">
@@ -27399,7 +27753,7 @@
         <w:ind w:left="2608" w:hanging="360"/>
       </w:pPr>
       <w:rPr>
-        <w:rFonts w:ascii="Wingdings" w:hAnsi="Wingdings" w:hint="default"/>
+        <w:rFonts w:hint="default" w:ascii="Wingdings" w:hAnsi="Wingdings"/>
       </w:rPr>
     </w:lvl>
     <w:lvl w:ilvl="3" w:tplc="240A0001" w:tentative="1">
@@ -27411,7 +27765,7 @@
         <w:ind w:left="3328" w:hanging="360"/>
       </w:pPr>
       <w:rPr>
-        <w:rFonts w:ascii="Symbol" w:hAnsi="Symbol" w:hint="default"/>
+        <w:rFonts w:hint="default" w:ascii="Symbol" w:hAnsi="Symbol"/>
       </w:rPr>
     </w:lvl>
     <w:lvl w:ilvl="4" w:tplc="240A0003" w:tentative="1">
@@ -27423,7 +27777,7 @@
         <w:ind w:left="4048" w:hanging="360"/>
       </w:pPr>
       <w:rPr>
-        <w:rFonts w:ascii="Courier New" w:hAnsi="Courier New" w:cs="Courier New" w:hint="default"/>
+        <w:rFonts w:hint="default" w:ascii="Courier New" w:hAnsi="Courier New" w:cs="Courier New"/>
       </w:rPr>
     </w:lvl>
     <w:lvl w:ilvl="5" w:tplc="240A0005" w:tentative="1">
@@ -27435,7 +27789,7 @@
         <w:ind w:left="4768" w:hanging="360"/>
       </w:pPr>
       <w:rPr>
-        <w:rFonts w:ascii="Wingdings" w:hAnsi="Wingdings" w:hint="default"/>
+        <w:rFonts w:hint="default" w:ascii="Wingdings" w:hAnsi="Wingdings"/>
       </w:rPr>
     </w:lvl>
     <w:lvl w:ilvl="6" w:tplc="240A0001" w:tentative="1">
@@ -27447,7 +27801,7 @@
         <w:ind w:left="5488" w:hanging="360"/>
       </w:pPr>
       <w:rPr>
-        <w:rFonts w:ascii="Symbol" w:hAnsi="Symbol" w:hint="default"/>
+        <w:rFonts w:hint="default" w:ascii="Symbol" w:hAnsi="Symbol"/>
       </w:rPr>
     </w:lvl>
     <w:lvl w:ilvl="7" w:tplc="240A0003" w:tentative="1">
@@ -27459,7 +27813,7 @@
         <w:ind w:left="6208" w:hanging="360"/>
       </w:pPr>
       <w:rPr>
-        <w:rFonts w:ascii="Courier New" w:hAnsi="Courier New" w:cs="Courier New" w:hint="default"/>
+        <w:rFonts w:hint="default" w:ascii="Courier New" w:hAnsi="Courier New" w:cs="Courier New"/>
       </w:rPr>
     </w:lvl>
     <w:lvl w:ilvl="8" w:tplc="240A0005" w:tentative="1">
@@ -27471,7 +27825,7 @@
         <w:ind w:left="6928" w:hanging="360"/>
       </w:pPr>
       <w:rPr>
-        <w:rFonts w:ascii="Wingdings" w:hAnsi="Wingdings" w:hint="default"/>
+        <w:rFonts w:hint="default" w:ascii="Wingdings" w:hAnsi="Wingdings"/>
       </w:rPr>
     </w:lvl>
   </w:abstractNum>
@@ -27488,7 +27842,7 @@
         <w:ind w:left="1168" w:hanging="360"/>
       </w:pPr>
       <w:rPr>
-        <w:rFonts w:ascii="Wingdings" w:hAnsi="Wingdings" w:hint="default"/>
+        <w:rFonts w:hint="default" w:ascii="Wingdings" w:hAnsi="Wingdings"/>
       </w:rPr>
     </w:lvl>
     <w:lvl w:ilvl="1" w:tplc="240A0003" w:tentative="1">
@@ -27500,7 +27854,7 @@
         <w:ind w:left="1888" w:hanging="360"/>
       </w:pPr>
       <w:rPr>
-        <w:rFonts w:ascii="Courier New" w:hAnsi="Courier New" w:cs="Courier New" w:hint="default"/>
+        <w:rFonts w:hint="default" w:ascii="Courier New" w:hAnsi="Courier New" w:cs="Courier New"/>
       </w:rPr>
     </w:lvl>
     <w:lvl w:ilvl="2" w:tplc="240A0005" w:tentative="1">
@@ -27512,7 +27866,7 @@
         <w:ind w:left="2608" w:hanging="360"/>
       </w:pPr>
       <w:rPr>
-        <w:rFonts w:ascii="Wingdings" w:hAnsi="Wingdings" w:hint="default"/>
+        <w:rFonts w:hint="default" w:ascii="Wingdings" w:hAnsi="Wingdings"/>
       </w:rPr>
     </w:lvl>
     <w:lvl w:ilvl="3" w:tplc="240A0001" w:tentative="1">
@@ -27524,7 +27878,7 @@
         <w:ind w:left="3328" w:hanging="360"/>
       </w:pPr>
       <w:rPr>
-        <w:rFonts w:ascii="Symbol" w:hAnsi="Symbol" w:hint="default"/>
+        <w:rFonts w:hint="default" w:ascii="Symbol" w:hAnsi="Symbol"/>
       </w:rPr>
     </w:lvl>
     <w:lvl w:ilvl="4" w:tplc="240A0003" w:tentative="1">
@@ -27536,7 +27890,7 @@
         <w:ind w:left="4048" w:hanging="360"/>
       </w:pPr>
       <w:rPr>
-        <w:rFonts w:ascii="Courier New" w:hAnsi="Courier New" w:cs="Courier New" w:hint="default"/>
+        <w:rFonts w:hint="default" w:ascii="Courier New" w:hAnsi="Courier New" w:cs="Courier New"/>
       </w:rPr>
     </w:lvl>
     <w:lvl w:ilvl="5" w:tplc="240A0005" w:tentative="1">
@@ -27548,7 +27902,7 @@
         <w:ind w:left="4768" w:hanging="360"/>
       </w:pPr>
       <w:rPr>
-        <w:rFonts w:ascii="Wingdings" w:hAnsi="Wingdings" w:hint="default"/>
+        <w:rFonts w:hint="default" w:ascii="Wingdings" w:hAnsi="Wingdings"/>
       </w:rPr>
     </w:lvl>
     <w:lvl w:ilvl="6" w:tplc="240A0001" w:tentative="1">
@@ -27560,7 +27914,7 @@
         <w:ind w:left="5488" w:hanging="360"/>
       </w:pPr>
       <w:rPr>
-        <w:rFonts w:ascii="Symbol" w:hAnsi="Symbol" w:hint="default"/>
+        <w:rFonts w:hint="default" w:ascii="Symbol" w:hAnsi="Symbol"/>
       </w:rPr>
     </w:lvl>
     <w:lvl w:ilvl="7" w:tplc="240A0003" w:tentative="1">
@@ -27572,7 +27926,7 @@
         <w:ind w:left="6208" w:hanging="360"/>
       </w:pPr>
       <w:rPr>
-        <w:rFonts w:ascii="Courier New" w:hAnsi="Courier New" w:cs="Courier New" w:hint="default"/>
+        <w:rFonts w:hint="default" w:ascii="Courier New" w:hAnsi="Courier New" w:cs="Courier New"/>
       </w:rPr>
     </w:lvl>
     <w:lvl w:ilvl="8" w:tplc="240A0005" w:tentative="1">
@@ -27584,7 +27938,7 @@
         <w:ind w:left="6928" w:hanging="360"/>
       </w:pPr>
       <w:rPr>
-        <w:rFonts w:ascii="Wingdings" w:hAnsi="Wingdings" w:hint="default"/>
+        <w:rFonts w:hint="default" w:ascii="Wingdings" w:hAnsi="Wingdings"/>
       </w:rPr>
     </w:lvl>
   </w:abstractNum>
@@ -27601,7 +27955,7 @@
         <w:ind w:left="1168" w:hanging="360"/>
       </w:pPr>
       <w:rPr>
-        <w:rFonts w:ascii="Symbol" w:hAnsi="Symbol" w:hint="default"/>
+        <w:rFonts w:hint="default" w:ascii="Symbol" w:hAnsi="Symbol"/>
       </w:rPr>
     </w:lvl>
     <w:lvl w:ilvl="1" w:tplc="FFFFFFFF" w:tentative="1">
@@ -27613,7 +27967,7 @@
         <w:ind w:left="1888" w:hanging="360"/>
       </w:pPr>
       <w:rPr>
-        <w:rFonts w:ascii="Courier New" w:hAnsi="Courier New" w:cs="Courier New" w:hint="default"/>
+        <w:rFonts w:hint="default" w:ascii="Courier New" w:hAnsi="Courier New" w:cs="Courier New"/>
       </w:rPr>
     </w:lvl>
     <w:lvl w:ilvl="2" w:tplc="FFFFFFFF" w:tentative="1">
@@ -27625,7 +27979,7 @@
         <w:ind w:left="2608" w:hanging="360"/>
       </w:pPr>
       <w:rPr>
-        <w:rFonts w:ascii="Wingdings" w:hAnsi="Wingdings" w:hint="default"/>
+        <w:rFonts w:hint="default" w:ascii="Wingdings" w:hAnsi="Wingdings"/>
       </w:rPr>
     </w:lvl>
     <w:lvl w:ilvl="3" w:tplc="FFFFFFFF" w:tentative="1">
@@ -27637,7 +27991,7 @@
         <w:ind w:left="3328" w:hanging="360"/>
       </w:pPr>
       <w:rPr>
-        <w:rFonts w:ascii="Symbol" w:hAnsi="Symbol" w:hint="default"/>
+        <w:rFonts w:hint="default" w:ascii="Symbol" w:hAnsi="Symbol"/>
       </w:rPr>
     </w:lvl>
     <w:lvl w:ilvl="4" w:tplc="FFFFFFFF" w:tentative="1">
@@ -27649,7 +28003,7 @@
         <w:ind w:left="4048" w:hanging="360"/>
       </w:pPr>
       <w:rPr>
-        <w:rFonts w:ascii="Courier New" w:hAnsi="Courier New" w:cs="Courier New" w:hint="default"/>
+        <w:rFonts w:hint="default" w:ascii="Courier New" w:hAnsi="Courier New" w:cs="Courier New"/>
       </w:rPr>
     </w:lvl>
     <w:lvl w:ilvl="5" w:tplc="FFFFFFFF" w:tentative="1">
@@ -27661,7 +28015,7 @@
         <w:ind w:left="4768" w:hanging="360"/>
       </w:pPr>
       <w:rPr>
-        <w:rFonts w:ascii="Wingdings" w:hAnsi="Wingdings" w:hint="default"/>
+        <w:rFonts w:hint="default" w:ascii="Wingdings" w:hAnsi="Wingdings"/>
       </w:rPr>
     </w:lvl>
     <w:lvl w:ilvl="6" w:tplc="FFFFFFFF" w:tentative="1">
@@ -27673,7 +28027,7 @@
         <w:ind w:left="5488" w:hanging="360"/>
       </w:pPr>
       <w:rPr>
-        <w:rFonts w:ascii="Symbol" w:hAnsi="Symbol" w:hint="default"/>
+        <w:rFonts w:hint="default" w:ascii="Symbol" w:hAnsi="Symbol"/>
       </w:rPr>
     </w:lvl>
     <w:lvl w:ilvl="7" w:tplc="FFFFFFFF" w:tentative="1">
@@ -27685,7 +28039,7 @@
         <w:ind w:left="6208" w:hanging="360"/>
       </w:pPr>
       <w:rPr>
-        <w:rFonts w:ascii="Courier New" w:hAnsi="Courier New" w:cs="Courier New" w:hint="default"/>
+        <w:rFonts w:hint="default" w:ascii="Courier New" w:hAnsi="Courier New" w:cs="Courier New"/>
       </w:rPr>
     </w:lvl>
     <w:lvl w:ilvl="8" w:tplc="FFFFFFFF" w:tentative="1">
@@ -27697,7 +28051,7 @@
         <w:ind w:left="6928" w:hanging="360"/>
       </w:pPr>
       <w:rPr>
-        <w:rFonts w:ascii="Wingdings" w:hAnsi="Wingdings" w:hint="default"/>
+        <w:rFonts w:hint="default" w:ascii="Wingdings" w:hAnsi="Wingdings"/>
       </w:rPr>
     </w:lvl>
   </w:abstractNum>
@@ -27726,7 +28080,7 @@
         <w:ind w:left="1888" w:hanging="360"/>
       </w:pPr>
       <w:rPr>
-        <w:rFonts w:ascii="Courier New" w:hAnsi="Courier New" w:cs="Courier New" w:hint="default"/>
+        <w:rFonts w:hint="default" w:ascii="Courier New" w:hAnsi="Courier New" w:cs="Courier New"/>
       </w:rPr>
     </w:lvl>
     <w:lvl w:ilvl="2" w:tplc="240A0005" w:tentative="1">
@@ -27738,7 +28092,7 @@
         <w:ind w:left="2608" w:hanging="360"/>
       </w:pPr>
       <w:rPr>
-        <w:rFonts w:ascii="Wingdings" w:hAnsi="Wingdings" w:hint="default"/>
+        <w:rFonts w:hint="default" w:ascii="Wingdings" w:hAnsi="Wingdings"/>
       </w:rPr>
     </w:lvl>
     <w:lvl w:ilvl="3" w:tplc="240A0001" w:tentative="1">
@@ -27750,7 +28104,7 @@
         <w:ind w:left="3328" w:hanging="360"/>
       </w:pPr>
       <w:rPr>
-        <w:rFonts w:ascii="Symbol" w:hAnsi="Symbol" w:hint="default"/>
+        <w:rFonts w:hint="default" w:ascii="Symbol" w:hAnsi="Symbol"/>
       </w:rPr>
     </w:lvl>
     <w:lvl w:ilvl="4" w:tplc="240A0003" w:tentative="1">
@@ -27762,7 +28116,7 @@
         <w:ind w:left="4048" w:hanging="360"/>
       </w:pPr>
       <w:rPr>
-        <w:rFonts w:ascii="Courier New" w:hAnsi="Courier New" w:cs="Courier New" w:hint="default"/>
+        <w:rFonts w:hint="default" w:ascii="Courier New" w:hAnsi="Courier New" w:cs="Courier New"/>
       </w:rPr>
     </w:lvl>
     <w:lvl w:ilvl="5" w:tplc="240A0005" w:tentative="1">
@@ -27774,7 +28128,7 @@
         <w:ind w:left="4768" w:hanging="360"/>
       </w:pPr>
       <w:rPr>
-        <w:rFonts w:ascii="Wingdings" w:hAnsi="Wingdings" w:hint="default"/>
+        <w:rFonts w:hint="default" w:ascii="Wingdings" w:hAnsi="Wingdings"/>
       </w:rPr>
     </w:lvl>
     <w:lvl w:ilvl="6" w:tplc="240A0001" w:tentative="1">
@@ -27786,7 +28140,7 @@
         <w:ind w:left="5488" w:hanging="360"/>
       </w:pPr>
       <w:rPr>
-        <w:rFonts w:ascii="Symbol" w:hAnsi="Symbol" w:hint="default"/>
+        <w:rFonts w:hint="default" w:ascii="Symbol" w:hAnsi="Symbol"/>
       </w:rPr>
     </w:lvl>
     <w:lvl w:ilvl="7" w:tplc="240A0003" w:tentative="1">
@@ -27798,7 +28152,7 @@
         <w:ind w:left="6208" w:hanging="360"/>
       </w:pPr>
       <w:rPr>
-        <w:rFonts w:ascii="Courier New" w:hAnsi="Courier New" w:cs="Courier New" w:hint="default"/>
+        <w:rFonts w:hint="default" w:ascii="Courier New" w:hAnsi="Courier New" w:cs="Courier New"/>
       </w:rPr>
     </w:lvl>
     <w:lvl w:ilvl="8" w:tplc="240A0005" w:tentative="1">
@@ -27810,7 +28164,7 @@
         <w:ind w:left="6928" w:hanging="360"/>
       </w:pPr>
       <w:rPr>
-        <w:rFonts w:ascii="Wingdings" w:hAnsi="Wingdings" w:hint="default"/>
+        <w:rFonts w:hint="default" w:ascii="Wingdings" w:hAnsi="Wingdings"/>
       </w:rPr>
     </w:lvl>
   </w:abstractNum>
@@ -27999,7 +28353,7 @@
         <w:ind w:left="1168" w:hanging="360"/>
       </w:pPr>
       <w:rPr>
-        <w:rFonts w:ascii="Symbol" w:hAnsi="Symbol" w:hint="default"/>
+        <w:rFonts w:hint="default" w:ascii="Symbol" w:hAnsi="Symbol"/>
       </w:rPr>
     </w:lvl>
     <w:lvl w:ilvl="1" w:tplc="240A0003" w:tentative="1">
@@ -28011,7 +28365,7 @@
         <w:ind w:left="1888" w:hanging="360"/>
       </w:pPr>
       <w:rPr>
-        <w:rFonts w:ascii="Courier New" w:hAnsi="Courier New" w:cs="Courier New" w:hint="default"/>
+        <w:rFonts w:hint="default" w:ascii="Courier New" w:hAnsi="Courier New" w:cs="Courier New"/>
       </w:rPr>
     </w:lvl>
     <w:lvl w:ilvl="2" w:tplc="240A0005" w:tentative="1">
@@ -28023,7 +28377,7 @@
         <w:ind w:left="2608" w:hanging="360"/>
       </w:pPr>
       <w:rPr>
-        <w:rFonts w:ascii="Wingdings" w:hAnsi="Wingdings" w:hint="default"/>
+        <w:rFonts w:hint="default" w:ascii="Wingdings" w:hAnsi="Wingdings"/>
       </w:rPr>
     </w:lvl>
     <w:lvl w:ilvl="3" w:tplc="240A0001" w:tentative="1">
@@ -28035,7 +28389,7 @@
         <w:ind w:left="3328" w:hanging="360"/>
       </w:pPr>
       <w:rPr>
-        <w:rFonts w:ascii="Symbol" w:hAnsi="Symbol" w:hint="default"/>
+        <w:rFonts w:hint="default" w:ascii="Symbol" w:hAnsi="Symbol"/>
       </w:rPr>
     </w:lvl>
     <w:lvl w:ilvl="4" w:tplc="240A0003" w:tentative="1">
@@ -28047,7 +28401,7 @@
         <w:ind w:left="4048" w:hanging="360"/>
       </w:pPr>
       <w:rPr>
-        <w:rFonts w:ascii="Courier New" w:hAnsi="Courier New" w:cs="Courier New" w:hint="default"/>
+        <w:rFonts w:hint="default" w:ascii="Courier New" w:hAnsi="Courier New" w:cs="Courier New"/>
       </w:rPr>
     </w:lvl>
     <w:lvl w:ilvl="5" w:tplc="240A0005" w:tentative="1">
@@ -28059,7 +28413,7 @@
         <w:ind w:left="4768" w:hanging="360"/>
       </w:pPr>
       <w:rPr>
-        <w:rFonts w:ascii="Wingdings" w:hAnsi="Wingdings" w:hint="default"/>
+        <w:rFonts w:hint="default" w:ascii="Wingdings" w:hAnsi="Wingdings"/>
       </w:rPr>
     </w:lvl>
     <w:lvl w:ilvl="6" w:tplc="240A0001" w:tentative="1">
@@ -28071,7 +28425,7 @@
         <w:ind w:left="5488" w:hanging="360"/>
       </w:pPr>
       <w:rPr>
-        <w:rFonts w:ascii="Symbol" w:hAnsi="Symbol" w:hint="default"/>
+        <w:rFonts w:hint="default" w:ascii="Symbol" w:hAnsi="Symbol"/>
       </w:rPr>
     </w:lvl>
     <w:lvl w:ilvl="7" w:tplc="240A0003" w:tentative="1">
@@ -28083,7 +28437,7 @@
         <w:ind w:left="6208" w:hanging="360"/>
       </w:pPr>
       <w:rPr>
-        <w:rFonts w:ascii="Courier New" w:hAnsi="Courier New" w:cs="Courier New" w:hint="default"/>
+        <w:rFonts w:hint="default" w:ascii="Courier New" w:hAnsi="Courier New" w:cs="Courier New"/>
       </w:rPr>
     </w:lvl>
     <w:lvl w:ilvl="8" w:tplc="240A0005" w:tentative="1">
@@ -28095,7 +28449,7 @@
         <w:ind w:left="6928" w:hanging="360"/>
       </w:pPr>
       <w:rPr>
-        <w:rFonts w:ascii="Wingdings" w:hAnsi="Wingdings" w:hint="default"/>
+        <w:rFonts w:hint="default" w:ascii="Wingdings" w:hAnsi="Wingdings"/>
       </w:rPr>
     </w:lvl>
   </w:abstractNum>
@@ -28256,11 +28610,11 @@
 </file>
 
 <file path=word/styles.xml><?xml version="1.0" encoding="utf-8"?>
-<w:styles xmlns:mc="http://schemas.openxmlformats.org/markup-compatibility/2006" xmlns:r="http://schemas.openxmlformats.org/officeDocument/2006/relationships" xmlns:w="http://schemas.openxmlformats.org/wordprocessingml/2006/main" xmlns:w14="http://schemas.microsoft.com/office/word/2010/wordml" xmlns:w15="http://schemas.microsoft.com/office/word/2012/wordml" xmlns:w16cex="http://schemas.microsoft.com/office/word/2018/wordml/cex" xmlns:w16cid="http://schemas.microsoft.com/office/word/2016/wordml/cid" xmlns:w16="http://schemas.microsoft.com/office/word/2018/wordml" xmlns:w16du="http://schemas.microsoft.com/office/word/2023/wordml/word16du" xmlns:w16sdtdh="http://schemas.microsoft.com/office/word/2020/wordml/sdtdatahash" xmlns:w16sdtfl="http://schemas.microsoft.com/office/word/2024/wordml/sdtformatlock" xmlns:w16se="http://schemas.microsoft.com/office/word/2015/wordml/symex" mc:Ignorable="w14 w15 w16se w16cid w16 w16cex w16sdtdh w16sdtfl w16du">
+<w:styles xmlns:wp14="http://schemas.microsoft.com/office/word/2010/wordprocessingDrawing" xmlns:mc="http://schemas.openxmlformats.org/markup-compatibility/2006" xmlns:r="http://schemas.openxmlformats.org/officeDocument/2006/relationships" xmlns:w="http://schemas.openxmlformats.org/wordprocessingml/2006/main" xmlns:w14="http://schemas.microsoft.com/office/word/2010/wordml" xmlns:w15="http://schemas.microsoft.com/office/word/2012/wordml" xmlns:w16cex="http://schemas.microsoft.com/office/word/2018/wordml/cex" xmlns:w16cid="http://schemas.microsoft.com/office/word/2016/wordml/cid" xmlns:w16="http://schemas.microsoft.com/office/word/2018/wordml" xmlns:w16du="http://schemas.microsoft.com/office/word/2023/wordml/word16du" xmlns:w16sdtdh="http://schemas.microsoft.com/office/word/2020/wordml/sdtdatahash" xmlns:w16sdtfl="http://schemas.microsoft.com/office/word/2024/wordml/sdtformatlock" xmlns:w16se="http://schemas.microsoft.com/office/word/2015/wordml/symex" mc:Ignorable="w14 w15 w16se w16cid w16 w16cex w16sdtdh w16sdtfl w16du wp14">
   <w:docDefaults>
     <w:rPrDefault>
       <w:rPr>
-        <w:rFonts w:ascii="Arial" w:eastAsia="Arial" w:hAnsi="Arial" w:cs="Arial"/>
+        <w:rFonts w:ascii="Arial" w:hAnsi="Arial" w:eastAsia="Arial" w:cs="Arial"/>
         <w:lang w:val="en-US" w:eastAsia="en-US" w:bidi="ar-SA"/>
       </w:rPr>
     </w:rPrDefault>
@@ -28269,14 +28623,14 @@
   <w:latentStyles w:defLockedState="0" w:defUIPriority="99" w:defSemiHidden="0" w:defUnhideWhenUsed="0" w:defQFormat="0" w:count="376">
     <w:lsdException w:name="Normal" w:uiPriority="0" w:qFormat="1"/>
     <w:lsdException w:name="heading 1" w:uiPriority="9" w:qFormat="1"/>
-    <w:lsdException w:name="heading 2" w:semiHidden="1" w:uiPriority="9" w:unhideWhenUsed="1" w:qFormat="1"/>
-    <w:lsdException w:name="heading 3" w:semiHidden="1" w:uiPriority="9" w:unhideWhenUsed="1" w:qFormat="1"/>
-    <w:lsdException w:name="heading 4" w:semiHidden="1" w:uiPriority="9" w:unhideWhenUsed="1" w:qFormat="1"/>
-    <w:lsdException w:name="heading 5" w:semiHidden="1" w:uiPriority="9" w:unhideWhenUsed="1" w:qFormat="1"/>
-    <w:lsdException w:name="heading 6" w:semiHidden="1" w:uiPriority="9" w:unhideWhenUsed="1" w:qFormat="1"/>
-    <w:lsdException w:name="heading 7" w:semiHidden="1" w:uiPriority="9" w:unhideWhenUsed="1" w:qFormat="1"/>
-    <w:lsdException w:name="heading 8" w:semiHidden="1" w:uiPriority="9" w:unhideWhenUsed="1" w:qFormat="1"/>
-    <w:lsdException w:name="heading 9" w:semiHidden="1" w:uiPriority="9" w:unhideWhenUsed="1" w:qFormat="1"/>
+    <w:lsdException w:name="heading 2" w:uiPriority="9" w:semiHidden="1" w:unhideWhenUsed="1" w:qFormat="1"/>
+    <w:lsdException w:name="heading 3" w:uiPriority="9" w:semiHidden="1" w:unhideWhenUsed="1" w:qFormat="1"/>
+    <w:lsdException w:name="heading 4" w:uiPriority="9" w:semiHidden="1" w:unhideWhenUsed="1" w:qFormat="1"/>
+    <w:lsdException w:name="heading 5" w:uiPriority="9" w:semiHidden="1" w:unhideWhenUsed="1" w:qFormat="1"/>
+    <w:lsdException w:name="heading 6" w:uiPriority="9" w:semiHidden="1" w:unhideWhenUsed="1" w:qFormat="1"/>
+    <w:lsdException w:name="heading 7" w:uiPriority="9" w:semiHidden="1" w:unhideWhenUsed="1" w:qFormat="1"/>
+    <w:lsdException w:name="heading 8" w:uiPriority="9" w:semiHidden="1" w:unhideWhenUsed="1" w:qFormat="1"/>
+    <w:lsdException w:name="heading 9" w:uiPriority="9" w:semiHidden="1" w:unhideWhenUsed="1" w:qFormat="1"/>
     <w:lsdException w:name="index 1" w:semiHidden="1" w:unhideWhenUsed="1"/>
     <w:lsdException w:name="index 2" w:semiHidden="1" w:unhideWhenUsed="1"/>
     <w:lsdException w:name="index 3" w:semiHidden="1" w:unhideWhenUsed="1"/>
@@ -28286,22 +28640,22 @@
     <w:lsdException w:name="index 7" w:semiHidden="1" w:unhideWhenUsed="1"/>
     <w:lsdException w:name="index 8" w:semiHidden="1" w:unhideWhenUsed="1"/>
     <w:lsdException w:name="index 9" w:semiHidden="1" w:unhideWhenUsed="1"/>
-    <w:lsdException w:name="toc 1" w:semiHidden="1" w:uiPriority="39" w:unhideWhenUsed="1"/>
-    <w:lsdException w:name="toc 2" w:semiHidden="1" w:uiPriority="39" w:unhideWhenUsed="1"/>
-    <w:lsdException w:name="toc 3" w:semiHidden="1" w:uiPriority="39" w:unhideWhenUsed="1"/>
-    <w:lsdException w:name="toc 4" w:semiHidden="1" w:uiPriority="39" w:unhideWhenUsed="1"/>
-    <w:lsdException w:name="toc 5" w:semiHidden="1" w:uiPriority="39" w:unhideWhenUsed="1"/>
-    <w:lsdException w:name="toc 6" w:semiHidden="1" w:uiPriority="39" w:unhideWhenUsed="1"/>
-    <w:lsdException w:name="toc 7" w:semiHidden="1" w:uiPriority="39" w:unhideWhenUsed="1"/>
-    <w:lsdException w:name="toc 8" w:semiHidden="1" w:uiPriority="39" w:unhideWhenUsed="1"/>
-    <w:lsdException w:name="toc 9" w:semiHidden="1" w:uiPriority="39" w:unhideWhenUsed="1"/>
+    <w:lsdException w:name="toc 1" w:uiPriority="39" w:semiHidden="1" w:unhideWhenUsed="1"/>
+    <w:lsdException w:name="toc 2" w:uiPriority="39" w:semiHidden="1" w:unhideWhenUsed="1"/>
+    <w:lsdException w:name="toc 3" w:uiPriority="39" w:semiHidden="1" w:unhideWhenUsed="1"/>
+    <w:lsdException w:name="toc 4" w:uiPriority="39" w:semiHidden="1" w:unhideWhenUsed="1"/>
+    <w:lsdException w:name="toc 5" w:uiPriority="39" w:semiHidden="1" w:unhideWhenUsed="1"/>
+    <w:lsdException w:name="toc 6" w:uiPriority="39" w:semiHidden="1" w:unhideWhenUsed="1"/>
+    <w:lsdException w:name="toc 7" w:uiPriority="39" w:semiHidden="1" w:unhideWhenUsed="1"/>
+    <w:lsdException w:name="toc 8" w:uiPriority="39" w:semiHidden="1" w:unhideWhenUsed="1"/>
+    <w:lsdException w:name="toc 9" w:uiPriority="39" w:semiHidden="1" w:unhideWhenUsed="1"/>
     <w:lsdException w:name="Normal Indent" w:semiHidden="1" w:unhideWhenUsed="1"/>
     <w:lsdException w:name="footnote text" w:semiHidden="1" w:unhideWhenUsed="1"/>
     <w:lsdException w:name="annotation text" w:semiHidden="1" w:unhideWhenUsed="1" w:qFormat="1"/>
     <w:lsdException w:name="header" w:unhideWhenUsed="1" w:qFormat="1"/>
     <w:lsdException w:name="footer" w:unhideWhenUsed="1" w:qFormat="1"/>
     <w:lsdException w:name="index heading" w:semiHidden="1" w:unhideWhenUsed="1"/>
-    <w:lsdException w:name="caption" w:semiHidden="1" w:uiPriority="35" w:unhideWhenUsed="1" w:qFormat="1"/>
+    <w:lsdException w:name="caption" w:uiPriority="35" w:semiHidden="1" w:unhideWhenUsed="1" w:qFormat="1"/>
     <w:lsdException w:name="table of figures" w:semiHidden="1" w:unhideWhenUsed="1"/>
     <w:lsdException w:name="envelope address" w:semiHidden="1" w:unhideWhenUsed="1"/>
     <w:lsdException w:name="envelope return" w:semiHidden="1" w:unhideWhenUsed="1"/>
@@ -28332,8 +28686,8 @@
     <w:lsdException w:name="Title" w:uiPriority="10" w:qFormat="1"/>
     <w:lsdException w:name="Closing" w:semiHidden="1" w:unhideWhenUsed="1"/>
     <w:lsdException w:name="Signature" w:semiHidden="1" w:unhideWhenUsed="1"/>
-    <w:lsdException w:name="Default Paragraph Font" w:semiHidden="1" w:uiPriority="1" w:unhideWhenUsed="1"/>
-    <w:lsdException w:name="Body Text" w:semiHidden="1" w:uiPriority="1" w:unhideWhenUsed="1" w:qFormat="1"/>
+    <w:lsdException w:name="Default Paragraph Font" w:uiPriority="1" w:semiHidden="1" w:unhideWhenUsed="1"/>
+    <w:lsdException w:name="Body Text" w:uiPriority="1" w:semiHidden="1" w:unhideWhenUsed="1" w:qFormat="1"/>
     <w:lsdException w:name="Body Text Indent" w:semiHidden="1" w:unhideWhenUsed="1"/>
     <w:lsdException w:name="List Continue" w:semiHidden="1" w:unhideWhenUsed="1"/>
     <w:lsdException w:name="List Continue 2" w:semiHidden="1" w:unhideWhenUsed="1"/>
@@ -28529,8 +28883,8 @@
     <w:lsdException w:name="Subtle Reference" w:uiPriority="31" w:qFormat="1"/>
     <w:lsdException w:name="Intense Reference" w:uiPriority="32" w:qFormat="1"/>
     <w:lsdException w:name="Book Title" w:uiPriority="33" w:qFormat="1"/>
-    <w:lsdException w:name="Bibliography" w:semiHidden="1" w:uiPriority="37" w:unhideWhenUsed="1"/>
-    <w:lsdException w:name="TOC Heading" w:semiHidden="1" w:uiPriority="39" w:unhideWhenUsed="1" w:qFormat="1"/>
+    <w:lsdException w:name="Bibliography" w:uiPriority="37" w:semiHidden="1" w:unhideWhenUsed="1"/>
+    <w:lsdException w:name="TOC Heading" w:uiPriority="39" w:semiHidden="1" w:unhideWhenUsed="1" w:qFormat="1"/>
     <w:lsdException w:name="Plain Table 1" w:uiPriority="41"/>
     <w:lsdException w:name="Plain Table 2" w:uiPriority="42"/>
     <w:lsdException w:name="Plain Table 3" w:uiPriority="43"/>
@@ -28641,7 +28995,7 @@
     <w:lsdException w:name="Unresolved Mention" w:semiHidden="1" w:unhideWhenUsed="1"/>
     <w:lsdException w:name="Smart Link" w:semiHidden="1" w:unhideWhenUsed="1"/>
   </w:latentStyles>
-  <w:style w:type="paragraph" w:default="1" w:styleId="Normal">
+  <w:style w:type="paragraph" w:styleId="Normal" w:default="1">
     <w:name w:val="Normal"/>
     <w:qFormat/>
     <w:rsid w:val="004B57A2"/>
@@ -28831,13 +29185,13 @@
       <w:lang w:eastAsia="es-CO"/>
     </w:rPr>
   </w:style>
-  <w:style w:type="character" w:default="1" w:styleId="Fuentedeprrafopredeter">
+  <w:style w:type="character" w:styleId="Fuentedeprrafopredeter" w:default="1">
     <w:name w:val="Default Paragraph Font"/>
     <w:uiPriority w:val="1"/>
     <w:semiHidden/>
     <w:unhideWhenUsed/>
   </w:style>
-  <w:style w:type="table" w:default="1" w:styleId="Tablanormal">
+  <w:style w:type="table" w:styleId="Tablanormal" w:default="1">
     <w:name w:val="Normal Table"/>
     <w:uiPriority w:val="99"/>
     <w:semiHidden/>
@@ -28852,7 +29206,7 @@
       </w:tblCellMar>
     </w:tblPr>
   </w:style>
-  <w:style w:type="numbering" w:default="1" w:styleId="Sinlista">
+  <w:style w:type="numbering" w:styleId="Sinlista" w:default="1">
     <w:name w:val="No List"/>
     <w:uiPriority w:val="99"/>
     <w:semiHidden/>
@@ -28930,7 +29284,7 @@
       <w:szCs w:val="20"/>
     </w:rPr>
   </w:style>
-  <w:style w:type="paragraph" w:customStyle="1" w:styleId="Normal0">
+  <w:style w:type="paragraph" w:styleId="Normal0" w:customStyle="1">
     <w:name w:val="Normal0"/>
     <w:qFormat/>
     <w:pPr>
@@ -28984,7 +29338,7 @@
       <w:spacing w:before="100" w:beforeAutospacing="1" w:after="100" w:afterAutospacing="1" w:line="240" w:lineRule="auto"/>
     </w:pPr>
     <w:rPr>
-      <w:rFonts w:ascii="Times New Roman" w:eastAsia="Times New Roman" w:hAnsi="Times New Roman" w:cs="Times New Roman"/>
+      <w:rFonts w:ascii="Times New Roman" w:hAnsi="Times New Roman" w:eastAsia="Times New Roman" w:cs="Times New Roman"/>
       <w:sz w:val="24"/>
       <w:szCs w:val="24"/>
     </w:rPr>
@@ -29043,16 +29397,16 @@
     <w:uiPriority w:val="39"/>
     <w:tblPr>
       <w:tblBorders>
-        <w:top w:val="single" w:sz="4" w:space="0" w:color="auto"/>
-        <w:left w:val="single" w:sz="4" w:space="0" w:color="auto"/>
-        <w:bottom w:val="single" w:sz="4" w:space="0" w:color="auto"/>
-        <w:right w:val="single" w:sz="4" w:space="0" w:color="auto"/>
-        <w:insideH w:val="single" w:sz="4" w:space="0" w:color="auto"/>
-        <w:insideV w:val="single" w:sz="4" w:space="0" w:color="auto"/>
+        <w:top w:val="single" w:color="auto" w:sz="4" w:space="0"/>
+        <w:left w:val="single" w:color="auto" w:sz="4" w:space="0"/>
+        <w:bottom w:val="single" w:color="auto" w:sz="4" w:space="0"/>
+        <w:right w:val="single" w:color="auto" w:sz="4" w:space="0"/>
+        <w:insideH w:val="single" w:color="auto" w:sz="4" w:space="0"/>
+        <w:insideV w:val="single" w:color="auto" w:sz="4" w:space="0"/>
       </w:tblBorders>
     </w:tblPr>
   </w:style>
-  <w:style w:type="table" w:customStyle="1" w:styleId="NormalTable0">
+  <w:style w:type="table" w:styleId="NormalTable0" w:customStyle="1">
     <w:name w:val="Normal Table0"/>
     <w:uiPriority w:val="99"/>
     <w:semiHidden/>
@@ -29067,7 +29421,7 @@
       </w:tblCellMar>
     </w:tblPr>
   </w:style>
-  <w:style w:type="paragraph" w:customStyle="1" w:styleId="heading10">
+  <w:style w:type="paragraph" w:styleId="heading10" w:customStyle="1">
     <w:name w:val="heading 10"/>
     <w:basedOn w:val="Normal0"/>
     <w:next w:val="Normal0"/>
@@ -29084,7 +29438,7 @@
       <w:szCs w:val="40"/>
     </w:rPr>
   </w:style>
-  <w:style w:type="paragraph" w:customStyle="1" w:styleId="heading20">
+  <w:style w:type="paragraph" w:styleId="heading20" w:customStyle="1">
     <w:name w:val="heading 20"/>
     <w:basedOn w:val="Normal0"/>
     <w:next w:val="Normal0"/>
@@ -29103,7 +29457,7 @@
       <w:szCs w:val="32"/>
     </w:rPr>
   </w:style>
-  <w:style w:type="paragraph" w:customStyle="1" w:styleId="heading30">
+  <w:style w:type="paragraph" w:styleId="heading30" w:customStyle="1">
     <w:name w:val="heading 30"/>
     <w:basedOn w:val="Normal0"/>
     <w:next w:val="Normal0"/>
@@ -29123,7 +29477,7 @@
       <w:szCs w:val="28"/>
     </w:rPr>
   </w:style>
-  <w:style w:type="paragraph" w:customStyle="1" w:styleId="heading40">
+  <w:style w:type="paragraph" w:styleId="heading40" w:customStyle="1">
     <w:name w:val="heading 40"/>
     <w:basedOn w:val="Normal0"/>
     <w:next w:val="Normal0"/>
@@ -29143,7 +29497,7 @@
       <w:szCs w:val="24"/>
     </w:rPr>
   </w:style>
-  <w:style w:type="paragraph" w:customStyle="1" w:styleId="heading50">
+  <w:style w:type="paragraph" w:styleId="heading50" w:customStyle="1">
     <w:name w:val="heading 50"/>
     <w:basedOn w:val="Normal0"/>
     <w:next w:val="Normal0"/>
@@ -29161,7 +29515,7 @@
       <w:color w:val="666666"/>
     </w:rPr>
   </w:style>
-  <w:style w:type="paragraph" w:customStyle="1" w:styleId="heading60">
+  <w:style w:type="paragraph" w:styleId="heading60" w:customStyle="1">
     <w:name w:val="heading 60"/>
     <w:basedOn w:val="Normal0"/>
     <w:next w:val="Normal0"/>
@@ -29180,7 +29534,7 @@
       <w:color w:val="666666"/>
     </w:rPr>
   </w:style>
-  <w:style w:type="table" w:customStyle="1" w:styleId="NormalTable1">
+  <w:style w:type="table" w:styleId="NormalTable1" w:customStyle="1">
     <w:name w:val="Normal Table1"/>
     <w:qFormat/>
     <w:tblPr>
@@ -29192,7 +29546,7 @@
       </w:tblCellMar>
     </w:tblPr>
   </w:style>
-  <w:style w:type="paragraph" w:customStyle="1" w:styleId="Title0">
+  <w:style w:type="paragraph" w:styleId="Title0" w:customStyle="1">
     <w:name w:val="Title0"/>
     <w:basedOn w:val="Normal0"/>
     <w:next w:val="Normal0"/>
@@ -29208,7 +29562,7 @@
       <w:szCs w:val="52"/>
     </w:rPr>
   </w:style>
-  <w:style w:type="table" w:customStyle="1" w:styleId="TableNormal">
+  <w:style w:type="table" w:styleId="TableNormal" w:customStyle="1">
     <w:name w:val="Table Normal"/>
     <w:qFormat/>
     <w:tblPr>
@@ -29220,7 +29574,7 @@
       </w:tblCellMar>
     </w:tblPr>
   </w:style>
-  <w:style w:type="table" w:customStyle="1" w:styleId="Style22">
+  <w:style w:type="table" w:styleId="Style22" w:customStyle="1">
     <w:name w:val="_Style 22"/>
     <w:basedOn w:val="NormalTable0"/>
     <w:qFormat/>
@@ -29233,7 +29587,7 @@
       </w:tblCellMar>
     </w:tblPr>
   </w:style>
-  <w:style w:type="table" w:customStyle="1" w:styleId="Style23">
+  <w:style w:type="table" w:styleId="Style23" w:customStyle="1">
     <w:name w:val="_Style 23"/>
     <w:basedOn w:val="NormalTable0"/>
     <w:qFormat/>
@@ -29246,7 +29600,7 @@
       </w:tblCellMar>
     </w:tblPr>
   </w:style>
-  <w:style w:type="table" w:customStyle="1" w:styleId="Style24">
+  <w:style w:type="table" w:styleId="Style24" w:customStyle="1">
     <w:name w:val="_Style 24"/>
     <w:basedOn w:val="NormalTable0"/>
     <w:qFormat/>
@@ -29259,21 +29613,21 @@
       </w:tblCellMar>
     </w:tblPr>
   </w:style>
-  <w:style w:type="character" w:customStyle="1" w:styleId="EncabezadoCar">
+  <w:style w:type="character" w:styleId="EncabezadoCar" w:customStyle="1">
     <w:name w:val="Encabezado Car"/>
     <w:basedOn w:val="Fuentedeprrafopredeter"/>
     <w:link w:val="Encabezado"/>
     <w:uiPriority w:val="99"/>
     <w:qFormat/>
   </w:style>
-  <w:style w:type="character" w:customStyle="1" w:styleId="PiedepginaCar">
+  <w:style w:type="character" w:styleId="PiedepginaCar" w:customStyle="1">
     <w:name w:val="Pie de página Car"/>
     <w:basedOn w:val="Fuentedeprrafopredeter"/>
     <w:link w:val="Piedepgina"/>
     <w:uiPriority w:val="99"/>
     <w:qFormat/>
   </w:style>
-  <w:style w:type="character" w:customStyle="1" w:styleId="Listavistosa-nfasis1Car">
+  <w:style w:type="character" w:styleId="Listavistosa-nfasis1Car" w:customStyle="1">
     <w:name w:val="Lista vistosa - Énfasis 1 Car"/>
     <w:uiPriority w:val="34"/>
     <w:qFormat/>
@@ -29306,7 +29660,7 @@
       <w:tblPr/>
       <w:tcPr>
         <w:tcBorders>
-          <w:bottom w:val="single" w:sz="12" w:space="0" w:color="FFFFFF" w:themeColor="background1"/>
+          <w:bottom w:val="single" w:color="FFFFFF" w:themeColor="background1" w:sz="12" w:space="0"/>
         </w:tcBorders>
         <w:shd w:val="clear" w:color="auto" w:fill="9E3A38" w:themeFill="accent2" w:themeFillShade="CC"/>
       </w:tcPr>
@@ -29315,7 +29669,7 @@
       <w:tblPr/>
       <w:tcPr>
         <w:tcBorders>
-          <w:top w:val="single" w:sz="12" w:space="0" w:color="000000" w:themeColor="text1"/>
+          <w:top w:val="single" w:color="000000" w:themeColor="text1" w:sz="12" w:space="0"/>
         </w:tcBorders>
         <w:shd w:val="clear" w:color="auto" w:fill="FFFFFF" w:themeFill="background1"/>
       </w:tcPr>
@@ -29350,7 +29704,7 @@
       <w:contextualSpacing/>
     </w:pPr>
   </w:style>
-  <w:style w:type="character" w:customStyle="1" w:styleId="Mencinsinresolver1">
+  <w:style w:type="character" w:styleId="Mencinsinresolver1" w:customStyle="1">
     <w:name w:val="Mención sin resolver1"/>
     <w:basedOn w:val="Fuentedeprrafopredeter"/>
     <w:uiPriority w:val="99"/>
@@ -29362,7 +29716,7 @@
       <w:shd w:val="clear" w:color="auto" w:fill="E1DFDD"/>
     </w:rPr>
   </w:style>
-  <w:style w:type="character" w:customStyle="1" w:styleId="TextodegloboCar">
+  <w:style w:type="character" w:styleId="TextodegloboCar" w:customStyle="1">
     <w:name w:val="Texto de globo Car"/>
     <w:basedOn w:val="Fuentedeprrafopredeter"/>
     <w:link w:val="Textodeglobo"/>
@@ -29374,7 +29728,7 @@
       <w:szCs w:val="18"/>
     </w:rPr>
   </w:style>
-  <w:style w:type="character" w:customStyle="1" w:styleId="TextocomentarioCar">
+  <w:style w:type="character" w:styleId="TextocomentarioCar" w:customStyle="1">
     <w:name w:val="Texto comentario Car"/>
     <w:basedOn w:val="Fuentedeprrafopredeter"/>
     <w:link w:val="Textocomentario"/>
@@ -29385,7 +29739,7 @@
       <w:szCs w:val="20"/>
     </w:rPr>
   </w:style>
-  <w:style w:type="character" w:customStyle="1" w:styleId="AsuntodelcomentarioCar">
+  <w:style w:type="character" w:styleId="AsuntodelcomentarioCar" w:customStyle="1">
     <w:name w:val="Asunto del comentario Car"/>
     <w:basedOn w:val="TextocomentarioCar"/>
     <w:link w:val="Asuntodelcomentario"/>
@@ -29398,7 +29752,7 @@
       <w:szCs w:val="20"/>
     </w:rPr>
   </w:style>
-  <w:style w:type="table" w:customStyle="1" w:styleId="Style44">
+  <w:style w:type="table" w:styleId="Style44" w:customStyle="1">
     <w:name w:val="_Style 44"/>
     <w:basedOn w:val="TableNormal"/>
     <w:qFormat/>
@@ -29417,7 +29771,7 @@
       <w:shd w:val="clear" w:color="auto" w:fill="EDF2F8"/>
     </w:tcPr>
   </w:style>
-  <w:style w:type="table" w:customStyle="1" w:styleId="Style45">
+  <w:style w:type="table" w:styleId="Style45" w:customStyle="1">
     <w:name w:val="_Style 45"/>
     <w:basedOn w:val="TableNormal"/>
     <w:qFormat/>
@@ -29436,7 +29790,7 @@
       <w:shd w:val="clear" w:color="auto" w:fill="EDF2F8"/>
     </w:tcPr>
   </w:style>
-  <w:style w:type="table" w:customStyle="1" w:styleId="Style46">
+  <w:style w:type="table" w:styleId="Style46" w:customStyle="1">
     <w:name w:val="_Style 46"/>
     <w:basedOn w:val="TableNormal"/>
     <w:qFormat/>
@@ -29455,7 +29809,7 @@
       <w:shd w:val="clear" w:color="auto" w:fill="EDF2F8"/>
     </w:tcPr>
   </w:style>
-  <w:style w:type="table" w:customStyle="1" w:styleId="Style47">
+  <w:style w:type="table" w:styleId="Style47" w:customStyle="1">
     <w:name w:val="_Style 47"/>
     <w:basedOn w:val="TableNormal"/>
     <w:qFormat/>
@@ -29474,7 +29828,7 @@
       <w:shd w:val="clear" w:color="auto" w:fill="EDF2F8"/>
     </w:tcPr>
   </w:style>
-  <w:style w:type="table" w:customStyle="1" w:styleId="Style48">
+  <w:style w:type="table" w:styleId="Style48" w:customStyle="1">
     <w:name w:val="_Style 48"/>
     <w:basedOn w:val="TableNormal"/>
     <w:tblPr>
@@ -29484,7 +29838,7 @@
       </w:tblCellMar>
     </w:tblPr>
   </w:style>
-  <w:style w:type="table" w:customStyle="1" w:styleId="Style49">
+  <w:style w:type="table" w:styleId="Style49" w:customStyle="1">
     <w:name w:val="_Style 49"/>
     <w:basedOn w:val="TableNormal"/>
     <w:qFormat/>
@@ -29497,7 +29851,7 @@
       </w:tblCellMar>
     </w:tblPr>
   </w:style>
-  <w:style w:type="table" w:customStyle="1" w:styleId="Style50">
+  <w:style w:type="table" w:styleId="Style50" w:customStyle="1">
     <w:name w:val="_Style 50"/>
     <w:basedOn w:val="TableNormal"/>
     <w:qFormat/>
@@ -29510,7 +29864,7 @@
       </w:tblCellMar>
     </w:tblPr>
   </w:style>
-  <w:style w:type="table" w:customStyle="1" w:styleId="Style51">
+  <w:style w:type="table" w:styleId="Style51" w:customStyle="1">
     <w:name w:val="_Style 51"/>
     <w:basedOn w:val="TableNormal"/>
     <w:qFormat/>
@@ -29521,7 +29875,7 @@
       </w:tblCellMar>
     </w:tblPr>
   </w:style>
-  <w:style w:type="table" w:customStyle="1" w:styleId="Style52">
+  <w:style w:type="table" w:styleId="Style52" w:customStyle="1">
     <w:name w:val="_Style 52"/>
     <w:basedOn w:val="TableNormal"/>
     <w:qFormat/>
@@ -29532,7 +29886,7 @@
       </w:tblCellMar>
     </w:tblPr>
   </w:style>
-  <w:style w:type="table" w:customStyle="1" w:styleId="Style53">
+  <w:style w:type="table" w:styleId="Style53" w:customStyle="1">
     <w:name w:val="_Style 53"/>
     <w:basedOn w:val="TableNormal"/>
     <w:qFormat/>
@@ -29551,7 +29905,7 @@
       <w:shd w:val="clear" w:color="auto" w:fill="EDF2F8"/>
     </w:tcPr>
   </w:style>
-  <w:style w:type="table" w:customStyle="1" w:styleId="Style54">
+  <w:style w:type="table" w:styleId="Style54" w:customStyle="1">
     <w:name w:val="_Style 54"/>
     <w:basedOn w:val="TableNormal"/>
     <w:qFormat/>
@@ -29570,7 +29924,7 @@
       <w:shd w:val="clear" w:color="auto" w:fill="EDF2F8"/>
     </w:tcPr>
   </w:style>
-  <w:style w:type="table" w:customStyle="1" w:styleId="Style55">
+  <w:style w:type="table" w:styleId="Style55" w:customStyle="1">
     <w:name w:val="_Style 55"/>
     <w:basedOn w:val="TableNormal"/>
     <w:qFormat/>
@@ -29589,7 +29943,7 @@
       <w:shd w:val="clear" w:color="auto" w:fill="EDF2F8"/>
     </w:tcPr>
   </w:style>
-  <w:style w:type="table" w:customStyle="1" w:styleId="Style56">
+  <w:style w:type="table" w:styleId="Style56" w:customStyle="1">
     <w:name w:val="_Style 56"/>
     <w:basedOn w:val="TableNormal"/>
     <w:qFormat/>
@@ -29608,7 +29962,7 @@
       <w:shd w:val="clear" w:color="auto" w:fill="EDF2F8"/>
     </w:tcPr>
   </w:style>
-  <w:style w:type="table" w:customStyle="1" w:styleId="Style57">
+  <w:style w:type="table" w:styleId="Style57" w:customStyle="1">
     <w:name w:val="_Style 57"/>
     <w:basedOn w:val="TableNormal"/>
     <w:qFormat/>
@@ -29627,7 +29981,7 @@
       <w:shd w:val="clear" w:color="auto" w:fill="EDF2F8"/>
     </w:tcPr>
   </w:style>
-  <w:style w:type="table" w:customStyle="1" w:styleId="Style58">
+  <w:style w:type="table" w:styleId="Style58" w:customStyle="1">
     <w:name w:val="_Style 58"/>
     <w:basedOn w:val="TableNormal"/>
     <w:qFormat/>
@@ -29646,7 +30000,7 @@
       <w:shd w:val="clear" w:color="auto" w:fill="EDF2F8"/>
     </w:tcPr>
   </w:style>
-  <w:style w:type="table" w:customStyle="1" w:styleId="Style59">
+  <w:style w:type="table" w:styleId="Style59" w:customStyle="1">
     <w:name w:val="_Style 59"/>
     <w:basedOn w:val="TableNormal"/>
     <w:qFormat/>
@@ -29665,7 +30019,7 @@
       <w:shd w:val="clear" w:color="auto" w:fill="EDF2F8"/>
     </w:tcPr>
   </w:style>
-  <w:style w:type="table" w:customStyle="1" w:styleId="Style60">
+  <w:style w:type="table" w:styleId="Style60" w:customStyle="1">
     <w:name w:val="_Style 60"/>
     <w:basedOn w:val="TableNormal"/>
     <w:qFormat/>
@@ -29684,7 +30038,7 @@
       <w:shd w:val="clear" w:color="auto" w:fill="EDF2F8"/>
     </w:tcPr>
   </w:style>
-  <w:style w:type="table" w:customStyle="1" w:styleId="Style61">
+  <w:style w:type="table" w:styleId="Style61" w:customStyle="1">
     <w:name w:val="_Style 61"/>
     <w:basedOn w:val="TableNormal"/>
     <w:qFormat/>
@@ -29703,7 +30057,7 @@
       <w:shd w:val="clear" w:color="auto" w:fill="EDF2F8"/>
     </w:tcPr>
   </w:style>
-  <w:style w:type="character" w:customStyle="1" w:styleId="Mencinsinresolver2">
+  <w:style w:type="character" w:styleId="Mencinsinresolver2" w:customStyle="1">
     <w:name w:val="Mención sin resolver2"/>
     <w:basedOn w:val="Fuentedeprrafopredeter"/>
     <w:uiPriority w:val="99"/>
@@ -29715,7 +30069,7 @@
       <w:shd w:val="clear" w:color="auto" w:fill="E1DFDD"/>
     </w:rPr>
   </w:style>
-  <w:style w:type="paragraph" w:customStyle="1" w:styleId="Subtitle0">
+  <w:style w:type="paragraph" w:styleId="Subtitle0" w:customStyle="1">
     <w:name w:val="Subtitle0"/>
     <w:basedOn w:val="Normal0"/>
     <w:next w:val="Normal0"/>
@@ -29731,7 +30085,7 @@
       <w:szCs w:val="30"/>
     </w:rPr>
   </w:style>
-  <w:style w:type="table" w:customStyle="1" w:styleId="Style64">
+  <w:style w:type="table" w:styleId="Style64" w:customStyle="1">
     <w:name w:val="_Style 64"/>
     <w:basedOn w:val="NormalTable1"/>
     <w:qFormat/>
@@ -29750,7 +30104,7 @@
       <w:shd w:val="clear" w:color="auto" w:fill="EDF2F8"/>
     </w:tcPr>
   </w:style>
-  <w:style w:type="table" w:customStyle="1" w:styleId="Style65">
+  <w:style w:type="table" w:styleId="Style65" w:customStyle="1">
     <w:name w:val="_Style 65"/>
     <w:basedOn w:val="NormalTable1"/>
     <w:qFormat/>
@@ -29769,7 +30123,7 @@
       <w:shd w:val="clear" w:color="auto" w:fill="EDF2F8"/>
     </w:tcPr>
   </w:style>
-  <w:style w:type="table" w:customStyle="1" w:styleId="Style66">
+  <w:style w:type="table" w:styleId="Style66" w:customStyle="1">
     <w:name w:val="_Style 66"/>
     <w:basedOn w:val="NormalTable1"/>
     <w:qFormat/>
@@ -29788,7 +30142,7 @@
       <w:shd w:val="clear" w:color="auto" w:fill="EDF2F8"/>
     </w:tcPr>
   </w:style>
-  <w:style w:type="table" w:customStyle="1" w:styleId="Style67">
+  <w:style w:type="table" w:styleId="Style67" w:customStyle="1">
     <w:name w:val="_Style 67"/>
     <w:basedOn w:val="NormalTable1"/>
     <w:qFormat/>
@@ -29807,7 +30161,7 @@
       <w:shd w:val="clear" w:color="auto" w:fill="EDF2F8"/>
     </w:tcPr>
   </w:style>
-  <w:style w:type="table" w:customStyle="1" w:styleId="Style68">
+  <w:style w:type="table" w:styleId="Style68" w:customStyle="1">
     <w:name w:val="_Style 68"/>
     <w:basedOn w:val="NormalTable1"/>
     <w:tblPr>
@@ -29819,7 +30173,7 @@
       </w:tblCellMar>
     </w:tblPr>
   </w:style>
-  <w:style w:type="table" w:customStyle="1" w:styleId="Style69">
+  <w:style w:type="table" w:styleId="Style69" w:customStyle="1">
     <w:name w:val="_Style 69"/>
     <w:basedOn w:val="NormalTable1"/>
     <w:qFormat/>
@@ -29832,7 +30186,7 @@
       </w:tblCellMar>
     </w:tblPr>
   </w:style>
-  <w:style w:type="table" w:customStyle="1" w:styleId="Style70">
+  <w:style w:type="table" w:styleId="Style70" w:customStyle="1">
     <w:name w:val="_Style 70"/>
     <w:basedOn w:val="NormalTable1"/>
     <w:qFormat/>
@@ -29851,7 +30205,7 @@
       <w:shd w:val="clear" w:color="auto" w:fill="EDF2F8"/>
     </w:tcPr>
   </w:style>
-  <w:style w:type="table" w:customStyle="1" w:styleId="Style71">
+  <w:style w:type="table" w:styleId="Style71" w:customStyle="1">
     <w:name w:val="_Style 71"/>
     <w:basedOn w:val="NormalTable1"/>
     <w:qFormat/>
@@ -29870,7 +30224,7 @@
       <w:shd w:val="clear" w:color="auto" w:fill="EDF2F8"/>
     </w:tcPr>
   </w:style>
-  <w:style w:type="table" w:customStyle="1" w:styleId="Style72">
+  <w:style w:type="table" w:styleId="Style72" w:customStyle="1">
     <w:name w:val="_Style 72"/>
     <w:basedOn w:val="NormalTable1"/>
     <w:qFormat/>
@@ -29889,7 +30243,7 @@
       <w:shd w:val="clear" w:color="auto" w:fill="EDF2F8"/>
     </w:tcPr>
   </w:style>
-  <w:style w:type="table" w:customStyle="1" w:styleId="Style73">
+  <w:style w:type="table" w:styleId="Style73" w:customStyle="1">
     <w:name w:val="_Style 73"/>
     <w:basedOn w:val="NormalTable1"/>
     <w:qFormat/>
@@ -29908,7 +30262,7 @@
       <w:shd w:val="clear" w:color="auto" w:fill="EDF2F8"/>
     </w:tcPr>
   </w:style>
-  <w:style w:type="table" w:customStyle="1" w:styleId="Style74">
+  <w:style w:type="table" w:styleId="Style74" w:customStyle="1">
     <w:name w:val="_Style 74"/>
     <w:basedOn w:val="NormalTable1"/>
     <w:qFormat/>
@@ -29927,7 +30281,7 @@
       <w:shd w:val="clear" w:color="auto" w:fill="EDF2F8"/>
     </w:tcPr>
   </w:style>
-  <w:style w:type="paragraph" w:customStyle="1" w:styleId="Default">
+  <w:style w:type="paragraph" w:styleId="Default" w:customStyle="1">
     <w:name w:val="Default"/>
     <w:qFormat/>
     <w:pPr>
@@ -29942,7 +30296,7 @@
       <w:lang w:eastAsia="ja-JP"/>
     </w:rPr>
   </w:style>
-  <w:style w:type="character" w:customStyle="1" w:styleId="Ttulo4Car">
+  <w:style w:type="character" w:styleId="Ttulo4Car" w:customStyle="1">
     <w:name w:val="Título 4 Car"/>
     <w:basedOn w:val="Fuentedeprrafopredeter"/>
     <w:link w:val="Ttulo4"/>
@@ -29981,12 +30335,12 @@
       <w:tblStyleRowBandSize w:val="1"/>
       <w:tblStyleColBandSize w:val="1"/>
       <w:tblBorders>
-        <w:top w:val="single" w:sz="4" w:space="0" w:color="95B3D7" w:themeColor="accent1" w:themeTint="99"/>
-        <w:left w:val="single" w:sz="4" w:space="0" w:color="95B3D7" w:themeColor="accent1" w:themeTint="99"/>
-        <w:bottom w:val="single" w:sz="4" w:space="0" w:color="95B3D7" w:themeColor="accent1" w:themeTint="99"/>
-        <w:right w:val="single" w:sz="4" w:space="0" w:color="95B3D7" w:themeColor="accent1" w:themeTint="99"/>
-        <w:insideH w:val="single" w:sz="4" w:space="0" w:color="95B3D7" w:themeColor="accent1" w:themeTint="99"/>
-        <w:insideV w:val="single" w:sz="4" w:space="0" w:color="95B3D7" w:themeColor="accent1" w:themeTint="99"/>
+        <w:top w:val="single" w:color="95B3D7" w:themeColor="accent1" w:themeTint="99" w:sz="4" w:space="0"/>
+        <w:left w:val="single" w:color="95B3D7" w:themeColor="accent1" w:themeTint="99" w:sz="4" w:space="0"/>
+        <w:bottom w:val="single" w:color="95B3D7" w:themeColor="accent1" w:themeTint="99" w:sz="4" w:space="0"/>
+        <w:right w:val="single" w:color="95B3D7" w:themeColor="accent1" w:themeTint="99" w:sz="4" w:space="0"/>
+        <w:insideH w:val="single" w:color="95B3D7" w:themeColor="accent1" w:themeTint="99" w:sz="4" w:space="0"/>
+        <w:insideV w:val="single" w:color="95B3D7" w:themeColor="accent1" w:themeTint="99" w:sz="4" w:space="0"/>
       </w:tblBorders>
     </w:tblPr>
     <w:tblStylePr w:type="firstRow">
@@ -29998,10 +30352,10 @@
       <w:tblPr/>
       <w:tcPr>
         <w:tcBorders>
-          <w:top w:val="single" w:sz="4" w:space="0" w:color="4F81BD" w:themeColor="accent1"/>
-          <w:left w:val="single" w:sz="4" w:space="0" w:color="4F81BD" w:themeColor="accent1"/>
-          <w:bottom w:val="single" w:sz="4" w:space="0" w:color="4F81BD" w:themeColor="accent1"/>
-          <w:right w:val="single" w:sz="4" w:space="0" w:color="4F81BD" w:themeColor="accent1"/>
+          <w:top w:val="single" w:color="4F81BD" w:themeColor="accent1" w:sz="4" w:space="0"/>
+          <w:left w:val="single" w:color="4F81BD" w:themeColor="accent1" w:sz="4" w:space="0"/>
+          <w:bottom w:val="single" w:color="4F81BD" w:themeColor="accent1" w:sz="4" w:space="0"/>
+          <w:right w:val="single" w:color="4F81BD" w:themeColor="accent1" w:sz="4" w:space="0"/>
           <w:insideH w:val="nil"/>
           <w:insideV w:val="nil"/>
         </w:tcBorders>
@@ -30016,7 +30370,7 @@
       <w:tblPr/>
       <w:tcPr>
         <w:tcBorders>
-          <w:top w:val="double" w:sz="4" w:space="0" w:color="4F81BD" w:themeColor="accent1"/>
+          <w:top w:val="double" w:color="4F81BD" w:themeColor="accent1" w:sz="4" w:space="0"/>
         </w:tcBorders>
       </w:tcPr>
     </w:tblStylePr>
@@ -30059,12 +30413,12 @@
       <w:tblStyleRowBandSize w:val="1"/>
       <w:tblStyleColBandSize w:val="1"/>
       <w:tblBorders>
-        <w:top w:val="single" w:sz="4" w:space="0" w:color="92CDDC" w:themeColor="accent5" w:themeTint="99"/>
-        <w:left w:val="single" w:sz="4" w:space="0" w:color="92CDDC" w:themeColor="accent5" w:themeTint="99"/>
-        <w:bottom w:val="single" w:sz="4" w:space="0" w:color="92CDDC" w:themeColor="accent5" w:themeTint="99"/>
-        <w:right w:val="single" w:sz="4" w:space="0" w:color="92CDDC" w:themeColor="accent5" w:themeTint="99"/>
-        <w:insideH w:val="single" w:sz="4" w:space="0" w:color="92CDDC" w:themeColor="accent5" w:themeTint="99"/>
-        <w:insideV w:val="single" w:sz="4" w:space="0" w:color="92CDDC" w:themeColor="accent5" w:themeTint="99"/>
+        <w:top w:val="single" w:color="92CDDC" w:themeColor="accent5" w:themeTint="99" w:sz="4" w:space="0"/>
+        <w:left w:val="single" w:color="92CDDC" w:themeColor="accent5" w:themeTint="99" w:sz="4" w:space="0"/>
+        <w:bottom w:val="single" w:color="92CDDC" w:themeColor="accent5" w:themeTint="99" w:sz="4" w:space="0"/>
+        <w:right w:val="single" w:color="92CDDC" w:themeColor="accent5" w:themeTint="99" w:sz="4" w:space="0"/>
+        <w:insideH w:val="single" w:color="92CDDC" w:themeColor="accent5" w:themeTint="99" w:sz="4" w:space="0"/>
+        <w:insideV w:val="single" w:color="92CDDC" w:themeColor="accent5" w:themeTint="99" w:sz="4" w:space="0"/>
       </w:tblBorders>
     </w:tblPr>
     <w:tblStylePr w:type="firstRow">
@@ -30076,10 +30430,10 @@
       <w:tblPr/>
       <w:tcPr>
         <w:tcBorders>
-          <w:top w:val="single" w:sz="4" w:space="0" w:color="4BACC6" w:themeColor="accent5"/>
-          <w:left w:val="single" w:sz="4" w:space="0" w:color="4BACC6" w:themeColor="accent5"/>
-          <w:bottom w:val="single" w:sz="4" w:space="0" w:color="4BACC6" w:themeColor="accent5"/>
-          <w:right w:val="single" w:sz="4" w:space="0" w:color="4BACC6" w:themeColor="accent5"/>
+          <w:top w:val="single" w:color="4BACC6" w:themeColor="accent5" w:sz="4" w:space="0"/>
+          <w:left w:val="single" w:color="4BACC6" w:themeColor="accent5" w:sz="4" w:space="0"/>
+          <w:bottom w:val="single" w:color="4BACC6" w:themeColor="accent5" w:sz="4" w:space="0"/>
+          <w:right w:val="single" w:color="4BACC6" w:themeColor="accent5" w:sz="4" w:space="0"/>
           <w:insideH w:val="nil"/>
           <w:insideV w:val="nil"/>
         </w:tcBorders>
@@ -30094,7 +30448,7 @@
       <w:tblPr/>
       <w:tcPr>
         <w:tcBorders>
-          <w:top w:val="double" w:sz="4" w:space="0" w:color="4BACC6" w:themeColor="accent5"/>
+          <w:top w:val="double" w:color="4BACC6" w:themeColor="accent5" w:sz="4" w:space="0"/>
         </w:tcBorders>
       </w:tcPr>
     </w:tblStylePr>
@@ -30137,20 +30491,20 @@
       <w:spacing w:line="240" w:lineRule="auto"/>
     </w:pPr>
     <w:rPr>
-      <w:rFonts w:ascii="Arial MT" w:eastAsia="Arial MT" w:hAnsi="Arial MT" w:cs="Arial MT"/>
+      <w:rFonts w:ascii="Arial MT" w:hAnsi="Arial MT" w:eastAsia="Arial MT" w:cs="Arial MT"/>
       <w:sz w:val="24"/>
       <w:szCs w:val="24"/>
       <w:lang w:val="es-ES" w:eastAsia="en-US"/>
     </w:rPr>
   </w:style>
-  <w:style w:type="character" w:customStyle="1" w:styleId="TextoindependienteCar">
+  <w:style w:type="character" w:styleId="TextoindependienteCar" w:customStyle="1">
     <w:name w:val="Texto independiente Car"/>
     <w:basedOn w:val="Fuentedeprrafopredeter"/>
     <w:link w:val="Textoindependiente"/>
     <w:uiPriority w:val="1"/>
     <w:rsid w:val="008E5765"/>
     <w:rPr>
-      <w:rFonts w:ascii="Arial MT" w:eastAsia="Arial MT" w:hAnsi="Arial MT" w:cs="Arial MT"/>
+      <w:rFonts w:ascii="Arial MT" w:hAnsi="Arial MT" w:eastAsia="Arial MT" w:cs="Arial MT"/>
       <w:sz w:val="24"/>
       <w:szCs w:val="24"/>
       <w:lang w:val="es-ES"/>
@@ -30168,7 +30522,7 @@
       <w:szCs w:val="20"/>
     </w:rPr>
   </w:style>
-  <w:style w:type="character" w:customStyle="1" w:styleId="Textoindependiente2Car">
+  <w:style w:type="character" w:styleId="Textoindependiente2Car" w:customStyle="1">
     <w:name w:val="Texto independiente 2 Car"/>
     <w:basedOn w:val="Fuentedeprrafopredeter"/>
     <w:link w:val="Textoindependiente2"/>
@@ -30190,7 +30544,7 @@
       <w:shd w:val="clear" w:color="auto" w:fill="E1DFDD"/>
     </w:rPr>
   </w:style>
-  <w:style w:type="character" w:customStyle="1" w:styleId="Ttulo7Car">
+  <w:style w:type="character" w:styleId="Ttulo7Car" w:customStyle="1">
     <w:name w:val="Título 7 Car"/>
     <w:basedOn w:val="Fuentedeprrafopredeter"/>
     <w:link w:val="Ttulo7"/>
@@ -30217,7 +30571,7 @@
       <w:szCs w:val="20"/>
     </w:rPr>
   </w:style>
-  <w:style w:type="character" w:customStyle="1" w:styleId="SangradetextonormalCar">
+  <w:style w:type="character" w:styleId="SangradetextonormalCar" w:customStyle="1">
     <w:name w:val="Sangría de texto normal Car"/>
     <w:basedOn w:val="Fuentedeprrafopredeter"/>
     <w:link w:val="Sangradetextonormal"/>
@@ -30244,7 +30598,7 @@
       <w:szCs w:val="20"/>
     </w:rPr>
   </w:style>
-  <w:style w:type="character" w:customStyle="1" w:styleId="Textoindependiente3Car">
+  <w:style w:type="character" w:styleId="Textoindependiente3Car" w:customStyle="1">
     <w:name w:val="Texto independiente 3 Car"/>
     <w:basedOn w:val="Fuentedeprrafopredeter"/>
     <w:link w:val="Textoindependiente3"/>
@@ -30256,7 +30610,7 @@
       <w:lang w:val="es-CO" w:eastAsia="ja-JP"/>
     </w:rPr>
   </w:style>
-  <w:style w:type="character" w:customStyle="1" w:styleId="Ttulo8Car">
+  <w:style w:type="character" w:styleId="Ttulo8Car" w:customStyle="1">
     <w:name w:val="Título 8 Car"/>
     <w:basedOn w:val="Fuentedeprrafopredeter"/>
     <w:link w:val="Ttulo8"/>
@@ -30283,7 +30637,7 @@
       <w:szCs w:val="20"/>
     </w:rPr>
   </w:style>
-  <w:style w:type="character" w:customStyle="1" w:styleId="Sangra2detindependienteCar">
+  <w:style w:type="character" w:styleId="Sangra2detindependienteCar" w:customStyle="1">
     <w:name w:val="Sangría 2 de t. independiente Car"/>
     <w:basedOn w:val="Fuentedeprrafopredeter"/>
     <w:link w:val="Sangra2detindependiente"/>
@@ -30293,7 +30647,7 @@
       <w:lang w:val="es-CO" w:eastAsia="ja-JP"/>
     </w:rPr>
   </w:style>
-  <w:style w:type="character" w:customStyle="1" w:styleId="Ttulo9Car">
+  <w:style w:type="character" w:styleId="Ttulo9Car" w:customStyle="1">
     <w:name w:val="Título 9 Car"/>
     <w:basedOn w:val="Fuentedeprrafopredeter"/>
     <w:link w:val="Ttulo9"/>
@@ -30307,7 +30661,7 @@
       <w:lang w:val="es-CO" w:eastAsia="es-CO"/>
     </w:rPr>
   </w:style>
-  <w:style w:type="paragraph" w:customStyle="1" w:styleId="next-post">
+  <w:style w:type="paragraph" w:styleId="next-post" w:customStyle="1">
     <w:name w:val="next-post"/>
     <w:basedOn w:val="Normal"/>
     <w:rsid w:val="00BB764B"/>
@@ -30315,23 +30669,23 @@
       <w:spacing w:before="100" w:beforeAutospacing="1" w:after="100" w:afterAutospacing="1" w:line="240" w:lineRule="auto"/>
     </w:pPr>
     <w:rPr>
-      <w:rFonts w:ascii="Times New Roman" w:eastAsia="Times New Roman" w:hAnsi="Times New Roman" w:cs="Times New Roman"/>
+      <w:rFonts w:ascii="Times New Roman" w:hAnsi="Times New Roman" w:eastAsia="Times New Roman" w:cs="Times New Roman"/>
       <w:sz w:val="24"/>
       <w:szCs w:val="24"/>
       <w:lang w:eastAsia="es-CO"/>
     </w:rPr>
   </w:style>
-  <w:style w:type="character" w:customStyle="1" w:styleId="vkekvd">
+  <w:style w:type="character" w:styleId="vkekvd" w:customStyle="1">
     <w:name w:val="vkekvd"/>
     <w:basedOn w:val="Fuentedeprrafopredeter"/>
     <w:rsid w:val="00A5673E"/>
   </w:style>
-  <w:style w:type="character" w:customStyle="1" w:styleId="t286pc">
+  <w:style w:type="character" w:styleId="t286pc" w:customStyle="1">
     <w:name w:val="t286pc"/>
     <w:basedOn w:val="Fuentedeprrafopredeter"/>
     <w:rsid w:val="00A5673E"/>
   </w:style>
-  <w:style w:type="character" w:customStyle="1" w:styleId="dtet0b">
+  <w:style w:type="character" w:styleId="dtet0b" w:customStyle="1">
     <w:name w:val="dtet0b"/>
     <w:basedOn w:val="Fuentedeprrafopredeter"/>
     <w:rsid w:val="00A5673E"/>
@@ -30345,10 +30699,10 @@
       <w:tblStyleRowBandSize w:val="1"/>
       <w:tblStyleColBandSize w:val="1"/>
       <w:tblBorders>
-        <w:top w:val="single" w:sz="4" w:space="0" w:color="000000" w:themeColor="text1"/>
-        <w:left w:val="single" w:sz="4" w:space="0" w:color="000000" w:themeColor="text1"/>
-        <w:bottom w:val="single" w:sz="4" w:space="0" w:color="000000" w:themeColor="text1"/>
-        <w:right w:val="single" w:sz="4" w:space="0" w:color="000000" w:themeColor="text1"/>
+        <w:top w:val="single" w:color="000000" w:themeColor="text1" w:sz="4" w:space="0"/>
+        <w:left w:val="single" w:color="000000" w:themeColor="text1" w:sz="4" w:space="0"/>
+        <w:bottom w:val="single" w:color="000000" w:themeColor="text1" w:sz="4" w:space="0"/>
+        <w:right w:val="single" w:color="000000" w:themeColor="text1" w:sz="4" w:space="0"/>
       </w:tblBorders>
     </w:tblPr>
     <w:tblStylePr w:type="firstRow">
@@ -30370,7 +30724,7 @@
       <w:tblPr/>
       <w:tcPr>
         <w:tcBorders>
-          <w:top w:val="double" w:sz="4" w:space="0" w:color="000000" w:themeColor="text1"/>
+          <w:top w:val="double" w:color="000000" w:themeColor="text1" w:sz="4" w:space="0"/>
         </w:tcBorders>
         <w:shd w:val="clear" w:color="auto" w:fill="FFFFFF" w:themeFill="background1"/>
       </w:tcPr>
@@ -30405,8 +30759,8 @@
       <w:tblPr/>
       <w:tcPr>
         <w:tcBorders>
-          <w:left w:val="single" w:sz="4" w:space="0" w:color="000000" w:themeColor="text1"/>
-          <w:right w:val="single" w:sz="4" w:space="0" w:color="000000" w:themeColor="text1"/>
+          <w:left w:val="single" w:color="000000" w:themeColor="text1" w:sz="4" w:space="0"/>
+          <w:right w:val="single" w:color="000000" w:themeColor="text1" w:sz="4" w:space="0"/>
         </w:tcBorders>
       </w:tcPr>
     </w:tblStylePr>
@@ -30414,8 +30768,8 @@
       <w:tblPr/>
       <w:tcPr>
         <w:tcBorders>
-          <w:top w:val="single" w:sz="4" w:space="0" w:color="000000" w:themeColor="text1"/>
-          <w:bottom w:val="single" w:sz="4" w:space="0" w:color="000000" w:themeColor="text1"/>
+          <w:top w:val="single" w:color="000000" w:themeColor="text1" w:sz="4" w:space="0"/>
+          <w:bottom w:val="single" w:color="000000" w:themeColor="text1" w:sz="4" w:space="0"/>
           <w:insideH w:val="nil"/>
         </w:tcBorders>
       </w:tcPr>
@@ -30442,7 +30796,7 @@
       <w:tblPr/>
       <w:tcPr>
         <w:tcBorders>
-          <w:top w:val="double" w:sz="4" w:space="0" w:color="000000" w:themeColor="text1"/>
+          <w:top w:val="double" w:color="000000" w:themeColor="text1" w:sz="4" w:space="0"/>
           <w:left w:val="nil"/>
         </w:tcBorders>
       </w:tcPr>
@@ -30451,7 +30805,7 @@
       <w:tblPr/>
       <w:tcPr>
         <w:tcBorders>
-          <w:top w:val="double" w:sz="4" w:space="0" w:color="000000" w:themeColor="text1"/>
+          <w:top w:val="double" w:color="000000" w:themeColor="text1" w:sz="4" w:space="0"/>
           <w:right w:val="nil"/>
         </w:tcBorders>
       </w:tcPr>
@@ -30472,7 +30826,7 @@
       <w:color w:val="000000" w:themeColor="text1"/>
     </w:rPr>
   </w:style>
-  <w:style w:type="character" w:customStyle="1" w:styleId="Sangra3detindependienteCar">
+  <w:style w:type="character" w:styleId="Sangra3detindependienteCar" w:customStyle="1">
     <w:name w:val="Sangría 3 de t. independiente Car"/>
     <w:basedOn w:val="Fuentedeprrafopredeter"/>
     <w:link w:val="Sangra3detindependiente"/>
@@ -30486,27 +30840,27 @@
       <w:lang w:val="es-CO" w:eastAsia="ja-JP"/>
     </w:rPr>
   </w:style>
-  <w:style w:type="character" w:customStyle="1" w:styleId="article-title">
+  <w:style w:type="character" w:styleId="article-title" w:customStyle="1">
     <w:name w:val="article-title"/>
     <w:basedOn w:val="Fuentedeprrafopredeter"/>
     <w:rsid w:val="008A382A"/>
   </w:style>
-  <w:style w:type="character" w:customStyle="1" w:styleId="n9q8lc">
+  <w:style w:type="character" w:styleId="n9q8lc" w:customStyle="1">
     <w:name w:val="n9q8lc"/>
     <w:basedOn w:val="Fuentedeprrafopredeter"/>
     <w:rsid w:val="005E0642"/>
   </w:style>
-  <w:style w:type="character" w:customStyle="1" w:styleId="ifmvxd">
+  <w:style w:type="character" w:styleId="ifmvxd" w:customStyle="1">
     <w:name w:val="ifmvxd"/>
     <w:basedOn w:val="Fuentedeprrafopredeter"/>
     <w:rsid w:val="00864B17"/>
   </w:style>
-  <w:style w:type="character" w:customStyle="1" w:styleId="ijm6od">
+  <w:style w:type="character" w:styleId="ijm6od" w:customStyle="1">
     <w:name w:val="ijm6od"/>
     <w:basedOn w:val="Fuentedeprrafopredeter"/>
     <w:rsid w:val="00864B17"/>
   </w:style>
-  <w:style w:type="paragraph" w:customStyle="1" w:styleId="df3vjf">
+  <w:style w:type="paragraph" w:styleId="df3vjf" w:customStyle="1">
     <w:name w:val="df3vjf"/>
     <w:basedOn w:val="Normal"/>
     <w:rsid w:val="00864B17"/>
@@ -30514,13 +30868,13 @@
       <w:spacing w:before="100" w:beforeAutospacing="1" w:after="100" w:afterAutospacing="1" w:line="240" w:lineRule="auto"/>
     </w:pPr>
     <w:rPr>
-      <w:rFonts w:ascii="Times New Roman" w:eastAsia="Times New Roman" w:hAnsi="Times New Roman" w:cs="Times New Roman"/>
+      <w:rFonts w:ascii="Times New Roman" w:hAnsi="Times New Roman" w:eastAsia="Times New Roman" w:cs="Times New Roman"/>
       <w:sz w:val="24"/>
       <w:szCs w:val="24"/>
       <w:lang w:eastAsia="es-CO"/>
     </w:rPr>
   </w:style>
-  <w:style w:type="paragraph" w:customStyle="1" w:styleId="p">
+  <w:style w:type="paragraph" w:styleId="p" w:customStyle="1">
     <w:name w:val="p"/>
     <w:basedOn w:val="Normal"/>
     <w:rsid w:val="00101AA5"/>
@@ -30528,13 +30882,13 @@
       <w:spacing w:before="100" w:beforeAutospacing="1" w:after="100" w:afterAutospacing="1" w:line="240" w:lineRule="auto"/>
     </w:pPr>
     <w:rPr>
-      <w:rFonts w:ascii="Times New Roman" w:eastAsia="Times New Roman" w:hAnsi="Times New Roman" w:cs="Times New Roman"/>
+      <w:rFonts w:ascii="Times New Roman" w:hAnsi="Times New Roman" w:eastAsia="Times New Roman" w:cs="Times New Roman"/>
       <w:sz w:val="24"/>
       <w:szCs w:val="24"/>
       <w:lang w:eastAsia="es-CO"/>
     </w:rPr>
   </w:style>
-  <w:style w:type="paragraph" w:customStyle="1" w:styleId="sangria">
+  <w:style w:type="paragraph" w:styleId="sangria" w:customStyle="1">
     <w:name w:val="sangria"/>
     <w:basedOn w:val="Normal"/>
     <w:rsid w:val="00A56F34"/>
@@ -30542,38 +30896,38 @@
       <w:spacing w:before="100" w:beforeAutospacing="1" w:after="100" w:afterAutospacing="1" w:line="240" w:lineRule="auto"/>
     </w:pPr>
     <w:rPr>
-      <w:rFonts w:ascii="Times New Roman" w:eastAsia="Times New Roman" w:hAnsi="Times New Roman" w:cs="Times New Roman"/>
+      <w:rFonts w:ascii="Times New Roman" w:hAnsi="Times New Roman" w:eastAsia="Times New Roman" w:cs="Times New Roman"/>
       <w:sz w:val="24"/>
       <w:szCs w:val="24"/>
       <w:lang w:eastAsia="es-CO"/>
     </w:rPr>
   </w:style>
-  <w:style w:type="character" w:customStyle="1" w:styleId="nombre">
+  <w:style w:type="character" w:styleId="nombre" w:customStyle="1">
     <w:name w:val="nombre"/>
     <w:basedOn w:val="Fuentedeprrafopredeter"/>
     <w:rsid w:val="00F44D33"/>
   </w:style>
-  <w:style w:type="character" w:customStyle="1" w:styleId="apellidos">
+  <w:style w:type="character" w:styleId="apellidos" w:customStyle="1">
     <w:name w:val="apellidos"/>
     <w:basedOn w:val="Fuentedeprrafopredeter"/>
     <w:rsid w:val="00F44D33"/>
   </w:style>
-  <w:style w:type="character" w:customStyle="1" w:styleId="email">
+  <w:style w:type="character" w:styleId="email" w:customStyle="1">
     <w:name w:val="email"/>
     <w:basedOn w:val="Fuentedeprrafopredeter"/>
     <w:rsid w:val="00F44D33"/>
   </w:style>
-  <w:style w:type="character" w:customStyle="1" w:styleId="institucion">
+  <w:style w:type="character" w:styleId="institucion" w:customStyle="1">
     <w:name w:val="institucion"/>
     <w:basedOn w:val="Fuentedeprrafopredeter"/>
     <w:rsid w:val="00F44D33"/>
   </w:style>
-  <w:style w:type="character" w:customStyle="1" w:styleId="pais">
+  <w:style w:type="character" w:styleId="pais" w:customStyle="1">
     <w:name w:val="pais"/>
     <w:basedOn w:val="Fuentedeprrafopredeter"/>
     <w:rsid w:val="00F44D33"/>
   </w:style>
-  <w:style w:type="paragraph" w:customStyle="1" w:styleId="art-title">
+  <w:style w:type="paragraph" w:styleId="art-title" w:customStyle="1">
     <w:name w:val="art-title"/>
     <w:basedOn w:val="Normal"/>
     <w:rsid w:val="00F44D33"/>
@@ -30581,13 +30935,13 @@
       <w:spacing w:before="100" w:beforeAutospacing="1" w:after="100" w:afterAutospacing="1" w:line="240" w:lineRule="auto"/>
     </w:pPr>
     <w:rPr>
-      <w:rFonts w:ascii="Times New Roman" w:eastAsia="Times New Roman" w:hAnsi="Times New Roman" w:cs="Times New Roman"/>
+      <w:rFonts w:ascii="Times New Roman" w:hAnsi="Times New Roman" w:eastAsia="Times New Roman" w:cs="Times New Roman"/>
       <w:sz w:val="24"/>
       <w:szCs w:val="24"/>
       <w:lang w:eastAsia="es-CO"/>
     </w:rPr>
   </w:style>
-  <w:style w:type="paragraph" w:customStyle="1" w:styleId="numero">
+  <w:style w:type="paragraph" w:styleId="numero" w:customStyle="1">
     <w:name w:val="numero"/>
     <w:basedOn w:val="Normal"/>
     <w:rsid w:val="00F44D33"/>
@@ -30595,38 +30949,38 @@
       <w:spacing w:before="100" w:beforeAutospacing="1" w:after="100" w:afterAutospacing="1" w:line="240" w:lineRule="auto"/>
     </w:pPr>
     <w:rPr>
-      <w:rFonts w:ascii="Times New Roman" w:eastAsia="Times New Roman" w:hAnsi="Times New Roman" w:cs="Times New Roman"/>
+      <w:rFonts w:ascii="Times New Roman" w:hAnsi="Times New Roman" w:eastAsia="Times New Roman" w:cs="Times New Roman"/>
       <w:sz w:val="24"/>
       <w:szCs w:val="24"/>
       <w:lang w:eastAsia="es-CO"/>
     </w:rPr>
   </w:style>
-  <w:style w:type="character" w:customStyle="1" w:styleId="journal">
+  <w:style w:type="character" w:styleId="journal" w:customStyle="1">
     <w:name w:val="journal"/>
     <w:basedOn w:val="Fuentedeprrafopredeter"/>
     <w:rsid w:val="00F44D33"/>
   </w:style>
-  <w:style w:type="character" w:customStyle="1" w:styleId="issue">
+  <w:style w:type="character" w:styleId="issue" w:customStyle="1">
     <w:name w:val="issue"/>
     <w:basedOn w:val="Fuentedeprrafopredeter"/>
     <w:rsid w:val="00F44D33"/>
   </w:style>
-  <w:style w:type="character" w:customStyle="1" w:styleId="volume">
+  <w:style w:type="character" w:styleId="volume" w:customStyle="1">
     <w:name w:val="volume"/>
     <w:basedOn w:val="Fuentedeprrafopredeter"/>
     <w:rsid w:val="00F44D33"/>
   </w:style>
-  <w:style w:type="character" w:customStyle="1" w:styleId="year">
+  <w:style w:type="character" w:styleId="year" w:customStyle="1">
     <w:name w:val="year"/>
     <w:basedOn w:val="Fuentedeprrafopredeter"/>
     <w:rsid w:val="00F44D33"/>
   </w:style>
-  <w:style w:type="character" w:customStyle="1" w:styleId="bsf-rt-reading-time">
+  <w:style w:type="character" w:styleId="bsf-rt-reading-time" w:customStyle="1">
     <w:name w:val="bsf-rt-reading-time"/>
     <w:basedOn w:val="Fuentedeprrafopredeter"/>
     <w:rsid w:val="000038AD"/>
   </w:style>
-  <w:style w:type="character" w:customStyle="1" w:styleId="Ttulo2Car">
+  <w:style w:type="character" w:styleId="Ttulo2Car" w:customStyle="1">
     <w:name w:val="Título 2 Car"/>
     <w:basedOn w:val="Fuentedeprrafopredeter"/>
     <w:link w:val="Ttulo2"/>
@@ -30639,7 +30993,7 @@
       <w:lang w:val="es-CO" w:eastAsia="ja-JP"/>
     </w:rPr>
   </w:style>
-  <w:style w:type="character" w:customStyle="1" w:styleId="Ttulo3Car">
+  <w:style w:type="character" w:styleId="Ttulo3Car" w:customStyle="1">
     <w:name w:val="Título 3 Car"/>
     <w:basedOn w:val="Fuentedeprrafopredeter"/>
     <w:link w:val="Ttulo3"/>
@@ -30652,7 +31006,7 @@
       <w:lang w:val="es-CO" w:eastAsia="ja-JP"/>
     </w:rPr>
   </w:style>
-  <w:style w:type="character" w:customStyle="1" w:styleId="Ttulo1Car">
+  <w:style w:type="character" w:styleId="Ttulo1Car" w:customStyle="1">
     <w:name w:val="Título 1 Car"/>
     <w:basedOn w:val="Fuentedeprrafopredeter"/>
     <w:link w:val="Ttulo1"/>
@@ -30664,7 +31018,7 @@
       <w:lang w:val="es-CO" w:eastAsia="ja-JP"/>
     </w:rPr>
   </w:style>
-  <w:style w:type="paragraph" w:customStyle="1" w:styleId="has-text-align-center">
+  <w:style w:type="paragraph" w:styleId="has-text-align-center" w:customStyle="1">
     <w:name w:val="has-text-align-center"/>
     <w:basedOn w:val="Normal"/>
     <w:rsid w:val="00E6454C"/>
@@ -30672,13 +31026,13 @@
       <w:spacing w:before="100" w:beforeAutospacing="1" w:after="100" w:afterAutospacing="1" w:line="240" w:lineRule="auto"/>
     </w:pPr>
     <w:rPr>
-      <w:rFonts w:ascii="Times New Roman" w:eastAsia="Times New Roman" w:hAnsi="Times New Roman" w:cs="Times New Roman"/>
+      <w:rFonts w:ascii="Times New Roman" w:hAnsi="Times New Roman" w:eastAsia="Times New Roman" w:cs="Times New Roman"/>
       <w:sz w:val="24"/>
       <w:szCs w:val="24"/>
       <w:lang w:eastAsia="es-CO"/>
     </w:rPr>
   </w:style>
-  <w:style w:type="paragraph" w:customStyle="1" w:styleId="jydcyd">
+  <w:style w:type="paragraph" w:styleId="jydcyd" w:customStyle="1">
     <w:name w:val="jydcyd"/>
     <w:basedOn w:val="Normal"/>
     <w:rsid w:val="00AD23DE"/>
@@ -30686,43 +31040,43 @@
       <w:spacing w:before="100" w:beforeAutospacing="1" w:after="100" w:afterAutospacing="1" w:line="240" w:lineRule="auto"/>
     </w:pPr>
     <w:rPr>
-      <w:rFonts w:ascii="Times New Roman" w:eastAsia="Times New Roman" w:hAnsi="Times New Roman" w:cs="Times New Roman"/>
+      <w:rFonts w:ascii="Times New Roman" w:hAnsi="Times New Roman" w:eastAsia="Times New Roman" w:cs="Times New Roman"/>
       <w:sz w:val="24"/>
       <w:szCs w:val="24"/>
       <w:lang w:eastAsia="es-CO"/>
     </w:rPr>
   </w:style>
-  <w:style w:type="character" w:customStyle="1" w:styleId="vhj6pe">
+  <w:style w:type="character" w:styleId="vhj6pe" w:customStyle="1">
     <w:name w:val="vhj6pe"/>
     <w:basedOn w:val="Fuentedeprrafopredeter"/>
     <w:rsid w:val="00AD23DE"/>
   </w:style>
-  <w:style w:type="character" w:customStyle="1" w:styleId="r0r5r">
+  <w:style w:type="character" w:styleId="r0r5r" w:customStyle="1">
     <w:name w:val="r0r5r"/>
     <w:basedOn w:val="Fuentedeprrafopredeter"/>
     <w:rsid w:val="00AD23DE"/>
   </w:style>
-  <w:style w:type="character" w:customStyle="1" w:styleId="zjr8l">
+  <w:style w:type="character" w:styleId="zjr8l" w:customStyle="1">
     <w:name w:val="zjr8l"/>
     <w:basedOn w:val="Fuentedeprrafopredeter"/>
     <w:rsid w:val="00AD23DE"/>
   </w:style>
-  <w:style w:type="character" w:customStyle="1" w:styleId="external-link-title">
+  <w:style w:type="character" w:styleId="external-link-title" w:customStyle="1">
     <w:name w:val="external-link-title"/>
     <w:basedOn w:val="Fuentedeprrafopredeter"/>
     <w:rsid w:val="00DA6C2F"/>
   </w:style>
-  <w:style w:type="character" w:customStyle="1" w:styleId="icon-external">
+  <w:style w:type="character" w:styleId="icon-external" w:customStyle="1">
     <w:name w:val="icon-external"/>
     <w:basedOn w:val="Fuentedeprrafopredeter"/>
     <w:rsid w:val="00DA6C2F"/>
   </w:style>
-  <w:style w:type="character" w:customStyle="1" w:styleId="field">
+  <w:style w:type="character" w:styleId="field" w:customStyle="1">
     <w:name w:val="field"/>
     <w:basedOn w:val="Fuentedeprrafopredeter"/>
     <w:rsid w:val="00D8069C"/>
   </w:style>
-  <w:style w:type="paragraph" w:customStyle="1" w:styleId="collapsed">
+  <w:style w:type="paragraph" w:styleId="collapsed" w:customStyle="1">
     <w:name w:val="collapsed"/>
     <w:basedOn w:val="Normal"/>
     <w:rsid w:val="00D8069C"/>
@@ -30730,13 +31084,13 @@
       <w:spacing w:before="100" w:beforeAutospacing="1" w:after="100" w:afterAutospacing="1" w:line="240" w:lineRule="auto"/>
     </w:pPr>
     <w:rPr>
-      <w:rFonts w:ascii="Times New Roman" w:eastAsia="Times New Roman" w:hAnsi="Times New Roman" w:cs="Times New Roman"/>
+      <w:rFonts w:ascii="Times New Roman" w:hAnsi="Times New Roman" w:eastAsia="Times New Roman" w:cs="Times New Roman"/>
       <w:sz w:val="24"/>
       <w:szCs w:val="24"/>
       <w:lang w:eastAsia="es-CO"/>
     </w:rPr>
   </w:style>
-  <w:style w:type="paragraph" w:customStyle="1" w:styleId="expanded">
+  <w:style w:type="paragraph" w:styleId="expanded" w:customStyle="1">
     <w:name w:val="expanded"/>
     <w:basedOn w:val="Normal"/>
     <w:rsid w:val="00D8069C"/>
@@ -30744,13 +31098,13 @@
       <w:spacing w:before="100" w:beforeAutospacing="1" w:after="100" w:afterAutospacing="1" w:line="240" w:lineRule="auto"/>
     </w:pPr>
     <w:rPr>
-      <w:rFonts w:ascii="Times New Roman" w:eastAsia="Times New Roman" w:hAnsi="Times New Roman" w:cs="Times New Roman"/>
+      <w:rFonts w:ascii="Times New Roman" w:hAnsi="Times New Roman" w:eastAsia="Times New Roman" w:cs="Times New Roman"/>
       <w:sz w:val="24"/>
       <w:szCs w:val="24"/>
       <w:lang w:eastAsia="es-CO"/>
     </w:rPr>
   </w:style>
-  <w:style w:type="paragraph" w:customStyle="1" w:styleId="first">
+  <w:style w:type="paragraph" w:styleId="first" w:customStyle="1">
     <w:name w:val="first"/>
     <w:basedOn w:val="Normal"/>
     <w:rsid w:val="00D8069C"/>
@@ -30758,13 +31112,13 @@
       <w:spacing w:before="100" w:beforeAutospacing="1" w:after="100" w:afterAutospacing="1" w:line="240" w:lineRule="auto"/>
     </w:pPr>
     <w:rPr>
-      <w:rFonts w:ascii="Times New Roman" w:eastAsia="Times New Roman" w:hAnsi="Times New Roman" w:cs="Times New Roman"/>
+      <w:rFonts w:ascii="Times New Roman" w:hAnsi="Times New Roman" w:eastAsia="Times New Roman" w:cs="Times New Roman"/>
       <w:sz w:val="24"/>
       <w:szCs w:val="24"/>
       <w:lang w:eastAsia="es-CO"/>
     </w:rPr>
   </w:style>
-  <w:style w:type="paragraph" w:customStyle="1" w:styleId="leaf">
+  <w:style w:type="paragraph" w:styleId="leaf" w:customStyle="1">
     <w:name w:val="leaf"/>
     <w:basedOn w:val="Normal"/>
     <w:rsid w:val="00D8069C"/>
@@ -30772,13 +31126,13 @@
       <w:spacing w:before="100" w:beforeAutospacing="1" w:after="100" w:afterAutospacing="1" w:line="240" w:lineRule="auto"/>
     </w:pPr>
     <w:rPr>
-      <w:rFonts w:ascii="Times New Roman" w:eastAsia="Times New Roman" w:hAnsi="Times New Roman" w:cs="Times New Roman"/>
+      <w:rFonts w:ascii="Times New Roman" w:hAnsi="Times New Roman" w:eastAsia="Times New Roman" w:cs="Times New Roman"/>
       <w:sz w:val="24"/>
       <w:szCs w:val="24"/>
       <w:lang w:eastAsia="es-CO"/>
     </w:rPr>
   </w:style>
-  <w:style w:type="paragraph" w:customStyle="1" w:styleId="last">
+  <w:style w:type="paragraph" w:styleId="last" w:customStyle="1">
     <w:name w:val="last"/>
     <w:basedOn w:val="Normal"/>
     <w:rsid w:val="00D8069C"/>
@@ -30786,7 +31140,7 @@
       <w:spacing w:before="100" w:beforeAutospacing="1" w:after="100" w:afterAutospacing="1" w:line="240" w:lineRule="auto"/>
     </w:pPr>
     <w:rPr>
-      <w:rFonts w:ascii="Times New Roman" w:eastAsia="Times New Roman" w:hAnsi="Times New Roman" w:cs="Times New Roman"/>
+      <w:rFonts w:ascii="Times New Roman" w:hAnsi="Times New Roman" w:eastAsia="Times New Roman" w:cs="Times New Roman"/>
       <w:sz w:val="24"/>
       <w:szCs w:val="24"/>
       <w:lang w:eastAsia="es-CO"/>
@@ -30804,7 +31158,7 @@
     <w:rsid w:val="005324B9"/>
     <w:pPr>
       <w:pBdr>
-        <w:bottom w:val="single" w:sz="6" w:space="1" w:color="auto"/>
+        <w:bottom w:val="single" w:color="auto" w:sz="6" w:space="1"/>
       </w:pBdr>
       <w:spacing w:line="240" w:lineRule="auto"/>
       <w:jc w:val="center"/>
@@ -30817,7 +31171,7 @@
       <w:lang w:eastAsia="es-CO"/>
     </w:rPr>
   </w:style>
-  <w:style w:type="character" w:customStyle="1" w:styleId="z-PrincipiodelformularioCar">
+  <w:style w:type="character" w:styleId="z-PrincipiodelformularioCar" w:customStyle="1">
     <w:name w:val="z-Principio del formulario Car"/>
     <w:basedOn w:val="Fuentedeprrafopredeter"/>
     <w:link w:val="z-Principiodelformulario"/>
@@ -30832,22 +31186,22 @@
       <w:lang w:val="es-CO" w:eastAsia="es-CO"/>
     </w:rPr>
   </w:style>
-  <w:style w:type="character" w:customStyle="1" w:styleId="migasdonde">
+  <w:style w:type="character" w:styleId="migasdonde" w:customStyle="1">
     <w:name w:val="migas_donde"/>
     <w:basedOn w:val="Fuentedeprrafopredeter"/>
     <w:rsid w:val="005324B9"/>
   </w:style>
-  <w:style w:type="character" w:customStyle="1" w:styleId="migasinicio">
+  <w:style w:type="character" w:styleId="migasinicio" w:customStyle="1">
     <w:name w:val="migas_inicio"/>
     <w:basedOn w:val="Fuentedeprrafopredeter"/>
     <w:rsid w:val="005324B9"/>
   </w:style>
-  <w:style w:type="character" w:customStyle="1" w:styleId="migasseparador">
+  <w:style w:type="character" w:styleId="migasseparador" w:customStyle="1">
     <w:name w:val="migas_separador"/>
     <w:basedOn w:val="Fuentedeprrafopredeter"/>
     <w:rsid w:val="005324B9"/>
   </w:style>
-  <w:style w:type="character" w:customStyle="1" w:styleId="migasitem">
+  <w:style w:type="character" w:styleId="migasitem" w:customStyle="1">
     <w:name w:val="migas_item"/>
     <w:basedOn w:val="Fuentedeprrafopredeter"/>
     <w:rsid w:val="005324B9"/>
@@ -30864,7 +31218,7 @@
     <w:rsid w:val="005324B9"/>
     <w:pPr>
       <w:pBdr>
-        <w:top w:val="single" w:sz="6" w:space="1" w:color="auto"/>
+        <w:top w:val="single" w:color="auto" w:sz="6" w:space="1"/>
       </w:pBdr>
       <w:spacing w:line="240" w:lineRule="auto"/>
       <w:jc w:val="center"/>
@@ -30877,7 +31231,7 @@
       <w:lang w:eastAsia="es-CO"/>
     </w:rPr>
   </w:style>
-  <w:style w:type="character" w:customStyle="1" w:styleId="z-FinaldelformularioCar">
+  <w:style w:type="character" w:styleId="z-FinaldelformularioCar" w:customStyle="1">
     <w:name w:val="z-Final del formulario Car"/>
     <w:basedOn w:val="Fuentedeprrafopredeter"/>
     <w:link w:val="z-Finaldelformulario"/>
@@ -30904,8 +31258,8 @@
       <w:tblStyleRowBandSize w:val="1"/>
       <w:tblStyleColBandSize w:val="1"/>
       <w:tblBorders>
-        <w:top w:val="single" w:sz="4" w:space="0" w:color="000000" w:themeColor="text1"/>
-        <w:bottom w:val="single" w:sz="4" w:space="0" w:color="000000" w:themeColor="text1"/>
+        <w:top w:val="single" w:color="000000" w:themeColor="text1" w:sz="4" w:space="0"/>
+        <w:bottom w:val="single" w:color="000000" w:themeColor="text1" w:sz="4" w:space="0"/>
       </w:tblBorders>
     </w:tblPr>
     <w:tblStylePr w:type="firstRow">
@@ -30916,7 +31270,7 @@
       <w:tblPr/>
       <w:tcPr>
         <w:tcBorders>
-          <w:bottom w:val="single" w:sz="4" w:space="0" w:color="000000" w:themeColor="text1"/>
+          <w:bottom w:val="single" w:color="000000" w:themeColor="text1" w:sz="4" w:space="0"/>
         </w:tcBorders>
       </w:tcPr>
     </w:tblStylePr>
@@ -30928,7 +31282,7 @@
       <w:tblPr/>
       <w:tcPr>
         <w:tcBorders>
-          <w:top w:val="double" w:sz="4" w:space="0" w:color="000000" w:themeColor="text1"/>
+          <w:top w:val="double" w:color="000000" w:themeColor="text1" w:sz="4" w:space="0"/>
         </w:tcBorders>
       </w:tcPr>
     </w:tblStylePr>
@@ -30966,12 +31320,12 @@
       <w:tblStyleRowBandSize w:val="1"/>
       <w:tblStyleColBandSize w:val="1"/>
       <w:tblBorders>
-        <w:top w:val="single" w:sz="4" w:space="0" w:color="666666" w:themeColor="text1" w:themeTint="99"/>
-        <w:left w:val="single" w:sz="4" w:space="0" w:color="666666" w:themeColor="text1" w:themeTint="99"/>
-        <w:bottom w:val="single" w:sz="4" w:space="0" w:color="666666" w:themeColor="text1" w:themeTint="99"/>
-        <w:right w:val="single" w:sz="4" w:space="0" w:color="666666" w:themeColor="text1" w:themeTint="99"/>
-        <w:insideH w:val="single" w:sz="4" w:space="0" w:color="666666" w:themeColor="text1" w:themeTint="99"/>
-        <w:insideV w:val="single" w:sz="4" w:space="0" w:color="666666" w:themeColor="text1" w:themeTint="99"/>
+        <w:top w:val="single" w:color="666666" w:themeColor="text1" w:themeTint="99" w:sz="4" w:space="0"/>
+        <w:left w:val="single" w:color="666666" w:themeColor="text1" w:themeTint="99" w:sz="4" w:space="0"/>
+        <w:bottom w:val="single" w:color="666666" w:themeColor="text1" w:themeTint="99" w:sz="4" w:space="0"/>
+        <w:right w:val="single" w:color="666666" w:themeColor="text1" w:themeTint="99" w:sz="4" w:space="0"/>
+        <w:insideH w:val="single" w:color="666666" w:themeColor="text1" w:themeTint="99" w:sz="4" w:space="0"/>
+        <w:insideV w:val="single" w:color="666666" w:themeColor="text1" w:themeTint="99" w:sz="4" w:space="0"/>
       </w:tblBorders>
     </w:tblPr>
     <w:tblStylePr w:type="firstRow">
@@ -31061,7 +31415,7 @@
       <w:tblPr/>
       <w:tcPr>
         <w:tcBorders>
-          <w:bottom w:val="single" w:sz="4" w:space="0" w:color="666666" w:themeColor="text1" w:themeTint="99"/>
+          <w:bottom w:val="single" w:color="666666" w:themeColor="text1" w:themeTint="99" w:sz="4" w:space="0"/>
         </w:tcBorders>
       </w:tcPr>
     </w:tblStylePr>
@@ -31069,7 +31423,7 @@
       <w:tblPr/>
       <w:tcPr>
         <w:tcBorders>
-          <w:bottom w:val="single" w:sz="4" w:space="0" w:color="666666" w:themeColor="text1" w:themeTint="99"/>
+          <w:bottom w:val="single" w:color="666666" w:themeColor="text1" w:themeTint="99" w:sz="4" w:space="0"/>
         </w:tcBorders>
       </w:tcPr>
     </w:tblStylePr>
@@ -31077,7 +31431,7 @@
       <w:tblPr/>
       <w:tcPr>
         <w:tcBorders>
-          <w:top w:val="single" w:sz="4" w:space="0" w:color="666666" w:themeColor="text1" w:themeTint="99"/>
+          <w:top w:val="single" w:color="666666" w:themeColor="text1" w:themeTint="99" w:sz="4" w:space="0"/>
         </w:tcBorders>
       </w:tcPr>
     </w:tblStylePr>
@@ -31085,7 +31439,7 @@
       <w:tblPr/>
       <w:tcPr>
         <w:tcBorders>
-          <w:top w:val="single" w:sz="4" w:space="0" w:color="666666" w:themeColor="text1" w:themeTint="99"/>
+          <w:top w:val="single" w:color="666666" w:themeColor="text1" w:themeTint="99" w:sz="4" w:space="0"/>
         </w:tcBorders>
       </w:tcPr>
     </w:tblStylePr>
@@ -31099,11 +31453,11 @@
       <w:tblStyleRowBandSize w:val="1"/>
       <w:tblStyleColBandSize w:val="1"/>
       <w:tblBorders>
-        <w:top w:val="single" w:sz="4" w:space="0" w:color="666666" w:themeColor="text1" w:themeTint="99"/>
-        <w:left w:val="single" w:sz="4" w:space="0" w:color="666666" w:themeColor="text1" w:themeTint="99"/>
-        <w:bottom w:val="single" w:sz="4" w:space="0" w:color="666666" w:themeColor="text1" w:themeTint="99"/>
-        <w:right w:val="single" w:sz="4" w:space="0" w:color="666666" w:themeColor="text1" w:themeTint="99"/>
-        <w:insideH w:val="single" w:sz="4" w:space="0" w:color="666666" w:themeColor="text1" w:themeTint="99"/>
+        <w:top w:val="single" w:color="666666" w:themeColor="text1" w:themeTint="99" w:sz="4" w:space="0"/>
+        <w:left w:val="single" w:color="666666" w:themeColor="text1" w:themeTint="99" w:sz="4" w:space="0"/>
+        <w:bottom w:val="single" w:color="666666" w:themeColor="text1" w:themeTint="99" w:sz="4" w:space="0"/>
+        <w:right w:val="single" w:color="666666" w:themeColor="text1" w:themeTint="99" w:sz="4" w:space="0"/>
+        <w:insideH w:val="single" w:color="666666" w:themeColor="text1" w:themeTint="99" w:sz="4" w:space="0"/>
       </w:tblBorders>
     </w:tblPr>
     <w:tblStylePr w:type="firstRow">
@@ -31115,10 +31469,10 @@
       <w:tblPr/>
       <w:tcPr>
         <w:tcBorders>
-          <w:top w:val="single" w:sz="4" w:space="0" w:color="000000" w:themeColor="text1"/>
-          <w:left w:val="single" w:sz="4" w:space="0" w:color="000000" w:themeColor="text1"/>
-          <w:bottom w:val="single" w:sz="4" w:space="0" w:color="000000" w:themeColor="text1"/>
-          <w:right w:val="single" w:sz="4" w:space="0" w:color="000000" w:themeColor="text1"/>
+          <w:top w:val="single" w:color="000000" w:themeColor="text1" w:sz="4" w:space="0"/>
+          <w:left w:val="single" w:color="000000" w:themeColor="text1" w:sz="4" w:space="0"/>
+          <w:bottom w:val="single" w:color="000000" w:themeColor="text1" w:sz="4" w:space="0"/>
+          <w:right w:val="single" w:color="000000" w:themeColor="text1" w:sz="4" w:space="0"/>
           <w:insideH w:val="nil"/>
         </w:tcBorders>
         <w:shd w:val="clear" w:color="auto" w:fill="000000" w:themeFill="text1"/>
@@ -31132,7 +31486,7 @@
       <w:tblPr/>
       <w:tcPr>
         <w:tcBorders>
-          <w:top w:val="double" w:sz="4" w:space="0" w:color="666666" w:themeColor="text1" w:themeTint="99"/>
+          <w:top w:val="double" w:color="666666" w:themeColor="text1" w:themeTint="99" w:sz="4" w:space="0"/>
         </w:tcBorders>
       </w:tcPr>
     </w:tblStylePr>
@@ -31170,12 +31524,12 @@
       <w:tblStyleRowBandSize w:val="1"/>
       <w:tblStyleColBandSize w:val="1"/>
       <w:tblBorders>
-        <w:top w:val="single" w:sz="4" w:space="0" w:color="666666" w:themeColor="text1" w:themeTint="99"/>
-        <w:left w:val="single" w:sz="4" w:space="0" w:color="666666" w:themeColor="text1" w:themeTint="99"/>
-        <w:bottom w:val="single" w:sz="4" w:space="0" w:color="666666" w:themeColor="text1" w:themeTint="99"/>
-        <w:right w:val="single" w:sz="4" w:space="0" w:color="666666" w:themeColor="text1" w:themeTint="99"/>
-        <w:insideH w:val="single" w:sz="4" w:space="0" w:color="666666" w:themeColor="text1" w:themeTint="99"/>
-        <w:insideV w:val="single" w:sz="4" w:space="0" w:color="666666" w:themeColor="text1" w:themeTint="99"/>
+        <w:top w:val="single" w:color="666666" w:themeColor="text1" w:themeTint="99" w:sz="4" w:space="0"/>
+        <w:left w:val="single" w:color="666666" w:themeColor="text1" w:themeTint="99" w:sz="4" w:space="0"/>
+        <w:bottom w:val="single" w:color="666666" w:themeColor="text1" w:themeTint="99" w:sz="4" w:space="0"/>
+        <w:right w:val="single" w:color="666666" w:themeColor="text1" w:themeTint="99" w:sz="4" w:space="0"/>
+        <w:insideH w:val="single" w:color="666666" w:themeColor="text1" w:themeTint="99" w:sz="4" w:space="0"/>
+        <w:insideV w:val="single" w:color="666666" w:themeColor="text1" w:themeTint="99" w:sz="4" w:space="0"/>
       </w:tblBorders>
     </w:tblPr>
     <w:tblStylePr w:type="firstRow">
@@ -31187,10 +31541,10 @@
       <w:tblPr/>
       <w:tcPr>
         <w:tcBorders>
-          <w:top w:val="single" w:sz="4" w:space="0" w:color="000000" w:themeColor="text1"/>
-          <w:left w:val="single" w:sz="4" w:space="0" w:color="000000" w:themeColor="text1"/>
-          <w:bottom w:val="single" w:sz="4" w:space="0" w:color="000000" w:themeColor="text1"/>
-          <w:right w:val="single" w:sz="4" w:space="0" w:color="000000" w:themeColor="text1"/>
+          <w:top w:val="single" w:color="000000" w:themeColor="text1" w:sz="4" w:space="0"/>
+          <w:left w:val="single" w:color="000000" w:themeColor="text1" w:sz="4" w:space="0"/>
+          <w:bottom w:val="single" w:color="000000" w:themeColor="text1" w:sz="4" w:space="0"/>
+          <w:right w:val="single" w:color="000000" w:themeColor="text1" w:sz="4" w:space="0"/>
           <w:insideH w:val="nil"/>
           <w:insideV w:val="nil"/>
         </w:tcBorders>
@@ -31205,7 +31559,7 @@
       <w:tblPr/>
       <w:tcPr>
         <w:tcBorders>
-          <w:top w:val="double" w:sz="4" w:space="0" w:color="000000" w:themeColor="text1"/>
+          <w:top w:val="double" w:color="000000" w:themeColor="text1" w:sz="4" w:space="0"/>
         </w:tcBorders>
       </w:tcPr>
     </w:tblStylePr>
@@ -31234,7 +31588,7 @@
       </w:tcPr>
     </w:tblStylePr>
   </w:style>
-  <w:style w:type="paragraph" w:customStyle="1" w:styleId="font-claude-response-body">
+  <w:style w:type="paragraph" w:styleId="font-claude-response-body" w:customStyle="1">
     <w:name w:val="font-claude-response-body"/>
     <w:basedOn w:val="Normal"/>
     <w:rsid w:val="00CE5CAF"/>
@@ -31242,7 +31596,7 @@
       <w:spacing w:before="100" w:beforeAutospacing="1" w:after="100" w:afterAutospacing="1" w:line="240" w:lineRule="auto"/>
     </w:pPr>
     <w:rPr>
-      <w:rFonts w:ascii="Times New Roman" w:eastAsia="Times New Roman" w:hAnsi="Times New Roman" w:cs="Times New Roman"/>
+      <w:rFonts w:ascii="Times New Roman" w:hAnsi="Times New Roman" w:eastAsia="Times New Roman" w:cs="Times New Roman"/>
       <w:sz w:val="24"/>
       <w:szCs w:val="24"/>
       <w:lang w:eastAsia="es-CO"/>
